--- a/Mobile App Project Write-up.docx
+++ b/Mobile App Project Write-up.docx
@@ -1,6 +1,6 @@
 
 <file path=word/document.xml><?xml version="1.0" encoding="utf-8"?>
-<w:document xmlns:wpc="http://schemas.microsoft.com/office/word/2010/wordprocessingCanvas" xmlns:cx="http://schemas.microsoft.com/office/drawing/2014/chartex" xmlns:cx1="http://schemas.microsoft.com/office/drawing/2015/9/8/chartex" xmlns:cx2="http://schemas.microsoft.com/office/drawing/2015/10/21/chartex" xmlns:cx3="http://schemas.microsoft.com/office/drawing/2016/5/9/chartex" xmlns:cx4="http://schemas.microsoft.com/office/drawing/2016/5/10/chartex" xmlns:cx5="http://schemas.microsoft.com/office/drawing/2016/5/11/chartex" xmlns:cx6="http://schemas.microsoft.com/office/drawing/2016/5/12/chartex" xmlns:cx7="http://schemas.microsoft.com/office/drawing/2016/5/13/chartex" xmlns:cx8="http://schemas.microsoft.com/office/drawing/2016/5/14/chartex" xmlns:mc="http://schemas.openxmlformats.org/markup-compatibility/2006" xmlns:aink="http://schemas.microsoft.com/office/drawing/2016/ink" xmlns:am3d="http://schemas.microsoft.com/office/drawing/2017/model3d" xmlns:o="urn:schemas-microsoft-com:office:office" xmlns:oel="http://schemas.microsoft.com/office/2019/extlst" xmlns:r="http://schemas.openxmlformats.org/officeDocument/2006/relationships" xmlns:m="http://schemas.openxmlformats.org/officeDocument/2006/math" xmlns:v="urn:schemas-microsoft-com:vml" xmlns:wp14="http://schemas.microsoft.com/office/word/2010/wordprocessingDrawing" xmlns:wp="http://schemas.openxmlformats.org/drawingml/2006/wordprocessingDrawing" xmlns:w10="urn:schemas-microsoft-com:office:word" xmlns:w="http://schemas.openxmlformats.org/wordprocessingml/2006/main" xmlns:w14="http://schemas.microsoft.com/office/word/2010/wordml" xmlns:w15="http://schemas.microsoft.com/office/word/2012/wordml" xmlns:w16cei="http://schemas.microsoft.com/office/word/2026/wordml/cei" xmlns:w16cex="http://schemas.microsoft.com/office/word/2018/wordml/cex" xmlns:w16cid="http://schemas.microsoft.com/office/word/2016/wordml/cid" xmlns:w16="http://schemas.microsoft.com/office/word/2018/wordml" xmlns:w16du="http://schemas.microsoft.com/office/word/2023/wordml/word16du" xmlns:w16sdtdh="http://schemas.microsoft.com/office/word/2020/wordml/sdtdatahash" xmlns:w16sdtfl="http://schemas.microsoft.com/office/word/2024/wordml/sdtformatlock" xmlns:w16se="http://schemas.microsoft.com/office/word/2015/wordml/symex" xmlns:wpg="http://schemas.microsoft.com/office/word/2010/wordprocessingGroup" xmlns:wpi="http://schemas.microsoft.com/office/word/2010/wordprocessingInk" xmlns:wne="http://schemas.microsoft.com/office/word/2006/wordml" xmlns:wps="http://schemas.microsoft.com/office/word/2010/wordprocessingShape" mc:Ignorable="w14 w15 w16se w16cid w16 w16cex w16sdtdh w16sdtfl w16du wp14">
+<w:document xmlns:wpc="http://schemas.microsoft.com/office/word/2010/wordprocessingCanvas" xmlns:cx="http://schemas.microsoft.com/office/drawing/2014/chartex" xmlns:cx1="http://schemas.microsoft.com/office/drawing/2015/9/8/chartex" xmlns:cx2="http://schemas.microsoft.com/office/drawing/2015/10/21/chartex" xmlns:cx3="http://schemas.microsoft.com/office/drawing/2016/5/9/chartex" xmlns:cx4="http://schemas.microsoft.com/office/drawing/2016/5/10/chartex" xmlns:cx5="http://schemas.microsoft.com/office/drawing/2016/5/11/chartex" xmlns:cx6="http://schemas.microsoft.com/office/drawing/2016/5/12/chartex" xmlns:cx7="http://schemas.microsoft.com/office/drawing/2016/5/13/chartex" xmlns:cx8="http://schemas.microsoft.com/office/drawing/2016/5/14/chartex" xmlns:mc="http://schemas.openxmlformats.org/markup-compatibility/2006" xmlns:aink="http://schemas.microsoft.com/office/drawing/2016/ink" xmlns:am3d="http://schemas.microsoft.com/office/drawing/2017/model3d" xmlns:o="urn:schemas-microsoft-com:office:office" xmlns:oel="http://schemas.microsoft.com/office/2019/extlst" xmlns:r="http://schemas.openxmlformats.org/officeDocument/2006/relationships" xmlns:m="http://schemas.openxmlformats.org/officeDocument/2006/math" xmlns:v="urn:schemas-microsoft-com:vml" xmlns:wp14="http://schemas.microsoft.com/office/word/2010/wordprocessingDrawing" xmlns:wp="http://schemas.openxmlformats.org/drawingml/2006/wordprocessingDrawing" xmlns:w10="urn:schemas-microsoft-com:office:word" xmlns:w="http://schemas.openxmlformats.org/wordprocessingml/2006/main" xmlns:w14="http://schemas.microsoft.com/office/word/2010/wordml" xmlns:w15="http://schemas.microsoft.com/office/word/2012/wordml" xmlns:w16cex="http://schemas.microsoft.com/office/word/2018/wordml/cex" xmlns:w16cid="http://schemas.microsoft.com/office/word/2016/wordml/cid" xmlns:w16="http://schemas.microsoft.com/office/word/2018/wordml" xmlns:w16du="http://schemas.microsoft.com/office/word/2023/wordml/word16du" xmlns:w16sdtdh="http://schemas.microsoft.com/office/word/2020/wordml/sdtdatahash" xmlns:w16sdtfl="http://schemas.microsoft.com/office/word/2024/wordml/sdtformatlock" xmlns:w16se="http://schemas.microsoft.com/office/word/2015/wordml/symex" xmlns:wpg="http://schemas.microsoft.com/office/word/2010/wordprocessingGroup" xmlns:wpi="http://schemas.microsoft.com/office/word/2010/wordprocessingInk" xmlns:wne="http://schemas.microsoft.com/office/word/2006/wordml" xmlns:wps="http://schemas.microsoft.com/office/word/2010/wordprocessingShape" mc:Ignorable="w14 w15 w16se w16cid w16 w16cex w16sdtdh w16sdtfl w16du wp14">
   <w:body>
     <w:tbl>
       <w:tblPr>
@@ -1511,19 +1511,10 @@
         </w:tc>
       </w:tr>
     </w:tbl>
-    <w:p/>
     <w:p>
       <w:pPr>
         <w:spacing w:after="120"/>
       </w:pPr>
-      <w:r>
-        <w:rPr>
-          <w:color w:val="666666"/>
-          <w:sz w:val="19"/>
-          <w:szCs w:val="19"/>
-        </w:rPr>
-        <w:t>Group services by category. For each service explain what it does in this specific project and why it was chosen over an alternative in the same category. The full services table is available as a separate Excel file for easy editing.</w:t>
-      </w:r>
     </w:p>
     <w:tbl>
       <w:tblPr>
@@ -1708,7 +1699,8 @@
         </w:tc>
         <w:tc>
           <w:tcPr>
-            <w:tcW w:w="3274" w:type="dxa"/>
+            <w:tcW w:w="7654" w:type="dxa"/>
+            <w:gridSpan w:val="2"/>
             <w:tcBorders>
               <w:top w:val="single" w:sz="1" w:space="0" w:color="D0CBC0"/>
               <w:left w:val="single" w:sz="1" w:space="0" w:color="D0CBC0"/>
@@ -1735,44 +1727,8 @@
               <w:rPr>
                 <w:sz w:val="20"/>
                 <w:szCs w:val="20"/>
-                <w:highlight w:val="yellow"/>
-              </w:rPr>
-              <w:t>[What it does in this project]</w:t>
-            </w:r>
-          </w:p>
-        </w:tc>
-        <w:tc>
-          <w:tcPr>
-            <w:tcW w:w="4380" w:type="dxa"/>
-            <w:tcBorders>
-              <w:top w:val="single" w:sz="1" w:space="0" w:color="D0CBC0"/>
-              <w:left w:val="single" w:sz="1" w:space="0" w:color="D0CBC0"/>
-              <w:bottom w:val="single" w:sz="1" w:space="0" w:color="D0CBC0"/>
-              <w:right w:val="single" w:sz="1" w:space="0" w:color="D0CBC0"/>
-            </w:tcBorders>
-            <w:shd w:val="clear" w:color="auto" w:fill="FFFFFF"/>
-            <w:tcMar>
-              <w:top w:w="80" w:type="dxa"/>
-              <w:left w:w="120" w:type="dxa"/>
-              <w:bottom w:w="80" w:type="dxa"/>
-              <w:right w:w="80" w:type="dxa"/>
-            </w:tcMar>
-          </w:tcPr>
-          <w:p>
-            <w:pPr>
-              <w:rPr>
-                <w:sz w:val="20"/>
-                <w:szCs w:val="20"/>
-                <w:highlight w:val="yellow"/>
-              </w:rPr>
-            </w:pPr>
-            <w:r>
-              <w:rPr>
-                <w:sz w:val="20"/>
-                <w:szCs w:val="20"/>
-                <w:highlight w:val="yellow"/>
-              </w:rPr>
-              <w:t>[Why chosen over a similar alternative]</w:t>
+              </w:rPr>
+              <w:t>Processes contact form and purchase details</w:t>
             </w:r>
           </w:p>
         </w:tc>
@@ -1846,7 +1802,8 @@
         </w:tc>
         <w:tc>
           <w:tcPr>
-            <w:tcW w:w="3274" w:type="dxa"/>
+            <w:tcW w:w="7654" w:type="dxa"/>
+            <w:gridSpan w:val="2"/>
             <w:tcBorders>
               <w:top w:val="single" w:sz="1" w:space="0" w:color="D0CBC0"/>
               <w:left w:val="single" w:sz="1" w:space="0" w:color="D0CBC0"/>
@@ -1873,44 +1830,8 @@
               <w:rPr>
                 <w:sz w:val="20"/>
                 <w:szCs w:val="20"/>
-                <w:highlight w:val="yellow"/>
-              </w:rPr>
-              <w:t>[What it does in this project]</w:t>
-            </w:r>
-          </w:p>
-        </w:tc>
-        <w:tc>
-          <w:tcPr>
-            <w:tcW w:w="4380" w:type="dxa"/>
-            <w:tcBorders>
-              <w:top w:val="single" w:sz="1" w:space="0" w:color="D0CBC0"/>
-              <w:left w:val="single" w:sz="1" w:space="0" w:color="D0CBC0"/>
-              <w:bottom w:val="single" w:sz="1" w:space="0" w:color="D0CBC0"/>
-              <w:right w:val="single" w:sz="1" w:space="0" w:color="D0CBC0"/>
-            </w:tcBorders>
-            <w:shd w:val="clear" w:color="auto" w:fill="FFFFFF"/>
-            <w:tcMar>
-              <w:top w:w="80" w:type="dxa"/>
-              <w:left w:w="120" w:type="dxa"/>
-              <w:bottom w:w="80" w:type="dxa"/>
-              <w:right w:w="80" w:type="dxa"/>
-            </w:tcMar>
-          </w:tcPr>
-          <w:p>
-            <w:pPr>
-              <w:rPr>
-                <w:sz w:val="20"/>
-                <w:szCs w:val="20"/>
-                <w:highlight w:val="yellow"/>
-              </w:rPr>
-            </w:pPr>
-            <w:r>
-              <w:rPr>
-                <w:sz w:val="20"/>
-                <w:szCs w:val="20"/>
-                <w:highlight w:val="yellow"/>
-              </w:rPr>
-              <w:t>[Why chosen over a similar alternative]</w:t>
+              </w:rPr>
+              <w:t>The front door for Lambda</w:t>
             </w:r>
           </w:p>
         </w:tc>
@@ -1984,7 +1905,8 @@
         </w:tc>
         <w:tc>
           <w:tcPr>
-            <w:tcW w:w="3274" w:type="dxa"/>
+            <w:tcW w:w="7654" w:type="dxa"/>
+            <w:gridSpan w:val="2"/>
             <w:tcBorders>
               <w:top w:val="single" w:sz="1" w:space="0" w:color="D0CBC0"/>
               <w:left w:val="single" w:sz="1" w:space="0" w:color="D0CBC0"/>
@@ -2011,44 +1933,24 @@
               <w:rPr>
                 <w:sz w:val="20"/>
                 <w:szCs w:val="20"/>
-                <w:highlight w:val="yellow"/>
-              </w:rPr>
-              <w:t>[What it does in this project]</w:t>
-            </w:r>
-          </w:p>
-        </w:tc>
-        <w:tc>
-          <w:tcPr>
-            <w:tcW w:w="4380" w:type="dxa"/>
-            <w:tcBorders>
-              <w:top w:val="single" w:sz="1" w:space="0" w:color="D0CBC0"/>
-              <w:left w:val="single" w:sz="1" w:space="0" w:color="D0CBC0"/>
-              <w:bottom w:val="single" w:sz="1" w:space="0" w:color="D0CBC0"/>
-              <w:right w:val="single" w:sz="1" w:space="0" w:color="D0CBC0"/>
-            </w:tcBorders>
-            <w:shd w:val="clear" w:color="auto" w:fill="FFFFFF"/>
-            <w:tcMar>
-              <w:top w:w="80" w:type="dxa"/>
-              <w:left w:w="120" w:type="dxa"/>
-              <w:bottom w:w="80" w:type="dxa"/>
-              <w:right w:w="80" w:type="dxa"/>
-            </w:tcMar>
-          </w:tcPr>
-          <w:p>
-            <w:pPr>
-              <w:rPr>
-                <w:sz w:val="20"/>
-                <w:szCs w:val="20"/>
-                <w:highlight w:val="yellow"/>
-              </w:rPr>
-            </w:pPr>
-            <w:r>
-              <w:rPr>
-                <w:sz w:val="20"/>
-                <w:szCs w:val="20"/>
-                <w:highlight w:val="yellow"/>
-              </w:rPr>
-              <w:t>[Why chosen over a similar alternative]</w:t>
+              </w:rPr>
+              <w:t>Lists the user ID and currency(</w:t>
+            </w:r>
+            <w:proofErr w:type="spellStart"/>
+            <w:r>
+              <w:rPr>
+                <w:sz w:val="20"/>
+                <w:szCs w:val="20"/>
+              </w:rPr>
+              <w:t>ies</w:t>
+            </w:r>
+            <w:proofErr w:type="spellEnd"/>
+            <w:r>
+              <w:rPr>
+                <w:sz w:val="20"/>
+                <w:szCs w:val="20"/>
+              </w:rPr>
+              <w:t>) bought</w:t>
             </w:r>
           </w:p>
         </w:tc>
@@ -2116,13 +2018,84 @@
                 <w:sz w:val="20"/>
                 <w:szCs w:val="20"/>
               </w:rPr>
+              <w:t>IAM</w:t>
+            </w:r>
+          </w:p>
+        </w:tc>
+        <w:tc>
+          <w:tcPr>
+            <w:tcW w:w="7654" w:type="dxa"/>
+            <w:gridSpan w:val="2"/>
+            <w:tcBorders>
+              <w:top w:val="single" w:sz="1" w:space="0" w:color="D0CBC0"/>
+              <w:left w:val="single" w:sz="1" w:space="0" w:color="D0CBC0"/>
+              <w:bottom w:val="single" w:sz="1" w:space="0" w:color="D0CBC0"/>
+              <w:right w:val="single" w:sz="1" w:space="0" w:color="D0CBC0"/>
+            </w:tcBorders>
+            <w:shd w:val="clear" w:color="auto" w:fill="FFFFFF"/>
+            <w:tcMar>
+              <w:top w:w="80" w:type="dxa"/>
+              <w:left w:w="120" w:type="dxa"/>
+              <w:bottom w:w="80" w:type="dxa"/>
+              <w:right w:w="80" w:type="dxa"/>
+            </w:tcMar>
+          </w:tcPr>
+          <w:p>
+            <w:pPr>
+              <w:rPr>
+                <w:sz w:val="20"/>
+                <w:szCs w:val="20"/>
+                <w:highlight w:val="yellow"/>
+              </w:rPr>
+            </w:pPr>
+            <w:r>
+              <w:rPr>
+                <w:sz w:val="20"/>
+                <w:szCs w:val="20"/>
+              </w:rPr>
+              <w:t>Gives Lambda the required permissions to call DynamoDB and SNS via a managed baseline policy and an inline policy as an Execution Role</w:t>
+            </w:r>
+          </w:p>
+        </w:tc>
+      </w:tr>
+      <w:tr>
+        <w:tc>
+          <w:tcPr>
+            <w:tcW w:w="2126" w:type="dxa"/>
+            <w:tcBorders>
+              <w:top w:val="single" w:sz="1" w:space="0" w:color="D0CBC0"/>
+              <w:left w:val="single" w:sz="1" w:space="0" w:color="D0CBC0"/>
+              <w:bottom w:val="single" w:sz="1" w:space="0" w:color="D0CBC0"/>
+              <w:right w:val="single" w:sz="1" w:space="0" w:color="D0CBC0"/>
+            </w:tcBorders>
+            <w:shd w:val="clear" w:color="auto" w:fill="FFFFFF"/>
+            <w:tcMar>
+              <w:top w:w="80" w:type="dxa"/>
+              <w:left w:w="120" w:type="dxa"/>
+              <w:bottom w:w="80" w:type="dxa"/>
+              <w:right w:w="80" w:type="dxa"/>
+            </w:tcMar>
+          </w:tcPr>
+          <w:p>
+            <w:pPr>
+              <w:rPr>
+                <w:sz w:val="20"/>
+                <w:szCs w:val="20"/>
+              </w:rPr>
+            </w:pPr>
+            <w:r>
+              <w:rPr>
+                <w:sz w:val="20"/>
+                <w:szCs w:val="20"/>
+              </w:rPr>
               <w:t>Cognito</w:t>
             </w:r>
           </w:p>
         </w:tc>
         <w:tc>
           <w:tcPr>
-            <w:tcW w:w="3274" w:type="dxa"/>
+            <w:tcW w:w="7654" w:type="dxa"/>
+            <w:gridSpan w:val="2"/>
             <w:tcBorders>
               <w:top w:val="single" w:sz="1" w:space="0" w:color="D0CBC0"/>
               <w:left w:val="single" w:sz="1" w:space="0" w:color="D0CBC0"/>
@@ -2149,44 +2122,22 @@
               <w:rPr>
                 <w:sz w:val="20"/>
                 <w:szCs w:val="20"/>
-                <w:highlight w:val="yellow"/>
-              </w:rPr>
-              <w:t>[What it does in this project]</w:t>
-            </w:r>
-          </w:p>
-        </w:tc>
-        <w:tc>
-          <w:tcPr>
-            <w:tcW w:w="4380" w:type="dxa"/>
-            <w:tcBorders>
-              <w:top w:val="single" w:sz="1" w:space="0" w:color="D0CBC0"/>
-              <w:left w:val="single" w:sz="1" w:space="0" w:color="D0CBC0"/>
-              <w:bottom w:val="single" w:sz="1" w:space="0" w:color="D0CBC0"/>
-              <w:right w:val="single" w:sz="1" w:space="0" w:color="D0CBC0"/>
-            </w:tcBorders>
-            <w:shd w:val="clear" w:color="auto" w:fill="FFFFFF"/>
-            <w:tcMar>
-              <w:top w:w="80" w:type="dxa"/>
-              <w:left w:w="120" w:type="dxa"/>
-              <w:bottom w:w="80" w:type="dxa"/>
-              <w:right w:w="80" w:type="dxa"/>
-            </w:tcMar>
-          </w:tcPr>
-          <w:p>
-            <w:pPr>
-              <w:rPr>
-                <w:sz w:val="20"/>
-                <w:szCs w:val="20"/>
-                <w:highlight w:val="yellow"/>
-              </w:rPr>
-            </w:pPr>
-            <w:r>
-              <w:rPr>
-                <w:sz w:val="20"/>
-                <w:szCs w:val="20"/>
-                <w:highlight w:val="yellow"/>
-              </w:rPr>
-              <w:t>[Why chosen over a similar alternative]</w:t>
+              </w:rPr>
+              <w:t>Provides a secure user directory to manage sign</w:t>
+            </w:r>
+            <w:r>
+              <w:rPr>
+                <w:sz w:val="20"/>
+                <w:szCs w:val="20"/>
+              </w:rPr>
+              <w:t>-</w:t>
+            </w:r>
+            <w:r>
+              <w:rPr>
+                <w:sz w:val="20"/>
+                <w:szCs w:val="20"/>
+              </w:rPr>
+              <w:t>up, sign-in and profile data</w:t>
             </w:r>
           </w:p>
         </w:tc>
@@ -2260,7 +2211,8 @@
         </w:tc>
         <w:tc>
           <w:tcPr>
-            <w:tcW w:w="3274" w:type="dxa"/>
+            <w:tcW w:w="7654" w:type="dxa"/>
+            <w:gridSpan w:val="2"/>
             <w:tcBorders>
               <w:top w:val="single" w:sz="1" w:space="0" w:color="D0CBC0"/>
               <w:left w:val="single" w:sz="1" w:space="0" w:color="D0CBC0"/>
@@ -2287,44 +2239,8 @@
               <w:rPr>
                 <w:sz w:val="20"/>
                 <w:szCs w:val="20"/>
-                <w:highlight w:val="yellow"/>
-              </w:rPr>
-              <w:t>[What it does in this project]</w:t>
-            </w:r>
-          </w:p>
-        </w:tc>
-        <w:tc>
-          <w:tcPr>
-            <w:tcW w:w="4380" w:type="dxa"/>
-            <w:tcBorders>
-              <w:top w:val="single" w:sz="1" w:space="0" w:color="D0CBC0"/>
-              <w:left w:val="single" w:sz="1" w:space="0" w:color="D0CBC0"/>
-              <w:bottom w:val="single" w:sz="1" w:space="0" w:color="D0CBC0"/>
-              <w:right w:val="single" w:sz="1" w:space="0" w:color="D0CBC0"/>
-            </w:tcBorders>
-            <w:shd w:val="clear" w:color="auto" w:fill="FFFFFF"/>
-            <w:tcMar>
-              <w:top w:w="80" w:type="dxa"/>
-              <w:left w:w="120" w:type="dxa"/>
-              <w:bottom w:w="80" w:type="dxa"/>
-              <w:right w:w="80" w:type="dxa"/>
-            </w:tcMar>
-          </w:tcPr>
-          <w:p>
-            <w:pPr>
-              <w:rPr>
-                <w:sz w:val="20"/>
-                <w:szCs w:val="20"/>
-                <w:highlight w:val="yellow"/>
-              </w:rPr>
-            </w:pPr>
-            <w:r>
-              <w:rPr>
-                <w:sz w:val="20"/>
-                <w:szCs w:val="20"/>
-                <w:highlight w:val="yellow"/>
-              </w:rPr>
-              <w:t>[Why chosen over a similar alternative]</w:t>
+              </w:rPr>
+              <w:t>Hosts and deploys the web app with automated Git-based updates</w:t>
             </w:r>
           </w:p>
         </w:tc>
@@ -2365,7 +2281,8 @@
         </w:tc>
         <w:tc>
           <w:tcPr>
-            <w:tcW w:w="3274" w:type="dxa"/>
+            <w:tcW w:w="7654" w:type="dxa"/>
+            <w:gridSpan w:val="2"/>
             <w:tcBorders>
               <w:top w:val="single" w:sz="1" w:space="0" w:color="D0CBC0"/>
               <w:left w:val="single" w:sz="1" w:space="0" w:color="D0CBC0"/>
@@ -2391,43 +2308,8 @@
               <w:rPr>
                 <w:sz w:val="20"/>
                 <w:szCs w:val="20"/>
-                <w:highlight w:val="yellow"/>
-              </w:rPr>
-              <w:t>[What it does in this project]</w:t>
-            </w:r>
-          </w:p>
-        </w:tc>
-        <w:tc>
-          <w:tcPr>
-            <w:tcW w:w="4380" w:type="dxa"/>
-            <w:tcBorders>
-              <w:top w:val="single" w:sz="1" w:space="0" w:color="D0CBC0"/>
-              <w:left w:val="single" w:sz="1" w:space="0" w:color="D0CBC0"/>
-              <w:bottom w:val="single" w:sz="1" w:space="0" w:color="D0CBC0"/>
-              <w:right w:val="single" w:sz="1" w:space="0" w:color="D0CBC0"/>
-            </w:tcBorders>
-            <w:shd w:val="clear" w:color="auto" w:fill="FFFFFF"/>
-            <w:tcMar>
-              <w:top w:w="80" w:type="dxa"/>
-              <w:left w:w="120" w:type="dxa"/>
-              <w:bottom w:w="80" w:type="dxa"/>
-              <w:right w:w="80" w:type="dxa"/>
-            </w:tcMar>
-          </w:tcPr>
-          <w:p>
-            <w:pPr>
-              <w:rPr>
-                <w:sz w:val="20"/>
-                <w:szCs w:val="20"/>
-              </w:rPr>
-            </w:pPr>
-            <w:r>
-              <w:rPr>
-                <w:sz w:val="20"/>
-                <w:szCs w:val="20"/>
-                <w:highlight w:val="yellow"/>
-              </w:rPr>
-              <w:t>[Why chosen over a similar alternative]</w:t>
+              </w:rPr>
+              <w:t>Allows testing of the mobile app on actual iOS, Android, and Fire OS devices</w:t>
             </w:r>
           </w:p>
         </w:tc>
@@ -2501,7 +2383,8 @@
         </w:tc>
         <w:tc>
           <w:tcPr>
-            <w:tcW w:w="3274" w:type="dxa"/>
+            <w:tcW w:w="7654" w:type="dxa"/>
+            <w:gridSpan w:val="2"/>
             <w:tcBorders>
               <w:top w:val="single" w:sz="1" w:space="0" w:color="D0CBC0"/>
               <w:left w:val="single" w:sz="1" w:space="0" w:color="D0CBC0"/>
@@ -2528,15 +2411,655 @@
               <w:rPr>
                 <w:sz w:val="20"/>
                 <w:szCs w:val="20"/>
+              </w:rPr>
+              <w:t>Sends emails from the contact form</w:t>
+            </w:r>
+          </w:p>
+        </w:tc>
+      </w:tr>
+    </w:tbl>
+    <w:p/>
+    <w:tbl>
+      <w:tblPr>
+        <w:tblW w:w="9781" w:type="dxa"/>
+        <w:tblBorders>
+          <w:top w:val="single" w:sz="4" w:space="0" w:color="auto"/>
+          <w:left w:val="single" w:sz="4" w:space="0" w:color="auto"/>
+          <w:bottom w:val="single" w:sz="4" w:space="0" w:color="auto"/>
+          <w:right w:val="single" w:sz="4" w:space="0" w:color="auto"/>
+          <w:insideH w:val="single" w:sz="4" w:space="0" w:color="auto"/>
+          <w:insideV w:val="single" w:sz="4" w:space="0" w:color="auto"/>
+        </w:tblBorders>
+        <w:tblCellMar>
+          <w:left w:w="10" w:type="dxa"/>
+          <w:right w:w="10" w:type="dxa"/>
+        </w:tblCellMar>
+        <w:tblLook w:val="04A0" w:firstRow="1" w:lastRow="0" w:firstColumn="1" w:lastColumn="0" w:noHBand="0" w:noVBand="1"/>
+      </w:tblPr>
+      <w:tblGrid>
+        <w:gridCol w:w="900"/>
+        <w:gridCol w:w="8881"/>
+      </w:tblGrid>
+      <w:tr>
+        <w:tc>
+          <w:tcPr>
+            <w:tcW w:w="900" w:type="dxa"/>
+            <w:tcBorders>
+              <w:top w:val="none" w:sz="0" w:space="0" w:color="FFFFFF"/>
+              <w:left w:val="none" w:sz="0" w:space="0" w:color="FFFFFF"/>
+              <w:bottom w:val="none" w:sz="0" w:space="0" w:color="FFFFFF"/>
+              <w:right w:val="none" w:sz="0" w:space="0" w:color="FFFFFF"/>
+            </w:tcBorders>
+            <w:shd w:val="clear" w:color="auto" w:fill="0E1F3B"/>
+            <w:tcMar>
+              <w:top w:w="80" w:type="dxa"/>
+              <w:left w:w="120" w:type="dxa"/>
+              <w:bottom w:w="80" w:type="dxa"/>
+              <w:right w:w="80" w:type="dxa"/>
+            </w:tcMar>
+            <w:vAlign w:val="center"/>
+          </w:tcPr>
+          <w:p>
+            <w:pPr>
+              <w:jc w:val="center"/>
+            </w:pPr>
+            <w:r>
+              <w:rPr>
+                <w:rFonts w:ascii="Georgia" w:eastAsia="Georgia" w:hAnsi="Georgia" w:cs="Georgia"/>
+                <w:color w:val="FFFFFF"/>
+                <w:sz w:val="32"/>
+                <w:szCs w:val="32"/>
+              </w:rPr>
+              <w:t>06</w:t>
+            </w:r>
+          </w:p>
+        </w:tc>
+        <w:tc>
+          <w:tcPr>
+            <w:tcW w:w="8881" w:type="dxa"/>
+            <w:tcBorders>
+              <w:top w:val="none" w:sz="0" w:space="0" w:color="FFFFFF"/>
+              <w:left w:val="none" w:sz="0" w:space="0" w:color="FFFFFF"/>
+              <w:bottom w:val="none" w:sz="0" w:space="0" w:color="FFFFFF"/>
+              <w:right w:val="none" w:sz="0" w:space="0" w:color="FFFFFF"/>
+            </w:tcBorders>
+            <w:shd w:val="clear" w:color="auto" w:fill="C8922A"/>
+            <w:tcMar>
+              <w:top w:w="80" w:type="dxa"/>
+              <w:left w:w="200" w:type="dxa"/>
+              <w:bottom w:w="80" w:type="dxa"/>
+              <w:right w:w="120" w:type="dxa"/>
+            </w:tcMar>
+            <w:vAlign w:val="center"/>
+          </w:tcPr>
+          <w:p>
+            <w:r>
+              <w:rPr>
+                <w:b/>
+                <w:bCs/>
+                <w:color w:val="FFFFFF"/>
+                <w:sz w:val="26"/>
+                <w:szCs w:val="26"/>
+              </w:rPr>
+              <w:t>Application Flow</w:t>
+            </w:r>
+          </w:p>
+        </w:tc>
+      </w:tr>
+    </w:tbl>
+    <w:p/>
+    <w:p>
+      <w:pPr>
+        <w:spacing w:after="160"/>
+      </w:pPr>
+      <w:r>
+        <w:rPr>
+          <w:color w:val="666666"/>
+          <w:sz w:val="19"/>
+          <w:szCs w:val="19"/>
+        </w:rPr>
+        <w:t>Describe how data moves through the system step by step. Trace each flow from the user action to the final response. Use plain language.</w:t>
+      </w:r>
+    </w:p>
+    <w:p>
+      <w:pPr>
+        <w:spacing w:after="120"/>
+        <w:rPr>
+          <w:highlight w:val="yellow"/>
+        </w:rPr>
+      </w:pPr>
+      <w:r>
+        <w:rPr>
+          <w:b/>
+          <w:bCs/>
+          <w:color w:val="0E1F3B"/>
+          <w:sz w:val="21"/>
+          <w:szCs w:val="21"/>
+          <w:highlight w:val="yellow"/>
+        </w:rPr>
+        <w:t>Flow 1 — [Name your first flow, e.g. Visitor loads the website]</w:t>
+      </w:r>
+    </w:p>
+    <w:p>
+      <w:pPr>
+        <w:pStyle w:val="ListParagraph"/>
+        <w:numPr>
+          <w:ilvl w:val="0"/>
+          <w:numId w:val="2"/>
+        </w:numPr>
+        <w:spacing w:before="20" w:after="80"/>
+        <w:rPr>
+          <w:highlight w:val="yellow"/>
+        </w:rPr>
+      </w:pPr>
+      <w:r>
+        <w:rPr>
+          <w:sz w:val="20"/>
+          <w:szCs w:val="20"/>
+          <w:highlight w:val="yellow"/>
+        </w:rPr>
+        <w:t>Step 1: [e.g. Visitor types the domain name into their browser]</w:t>
+      </w:r>
+    </w:p>
+    <w:p>
+      <w:pPr>
+        <w:pStyle w:val="ListParagraph"/>
+        <w:numPr>
+          <w:ilvl w:val="0"/>
+          <w:numId w:val="2"/>
+        </w:numPr>
+        <w:spacing w:before="20" w:after="80"/>
+        <w:rPr>
+          <w:highlight w:val="yellow"/>
+        </w:rPr>
+      </w:pPr>
+      <w:r>
+        <w:rPr>
+          <w:sz w:val="20"/>
+          <w:szCs w:val="20"/>
+          <w:highlight w:val="yellow"/>
+        </w:rPr>
+        <w:t>Step 2: [e.g. Route 53 translates the domain to the CloudFront distribution]</w:t>
+      </w:r>
+    </w:p>
+    <w:p>
+      <w:pPr>
+        <w:pStyle w:val="ListParagraph"/>
+        <w:numPr>
+          <w:ilvl w:val="0"/>
+          <w:numId w:val="2"/>
+        </w:numPr>
+        <w:spacing w:before="20" w:after="80"/>
+        <w:rPr>
+          <w:highlight w:val="yellow"/>
+        </w:rPr>
+      </w:pPr>
+      <w:r>
+        <w:rPr>
+          <w:sz w:val="20"/>
+          <w:szCs w:val="20"/>
+          <w:highlight w:val="yellow"/>
+        </w:rPr>
+        <w:t>Step 3: [e.g. CloudFront checks its cache — serves from edge if cached]</w:t>
+      </w:r>
+    </w:p>
+    <w:p>
+      <w:pPr>
+        <w:pStyle w:val="ListParagraph"/>
+        <w:numPr>
+          <w:ilvl w:val="0"/>
+          <w:numId w:val="2"/>
+        </w:numPr>
+        <w:spacing w:before="20" w:after="80"/>
+        <w:rPr>
+          <w:highlight w:val="yellow"/>
+        </w:rPr>
+      </w:pPr>
+      <w:r>
+        <w:rPr>
+          <w:sz w:val="20"/>
+          <w:szCs w:val="20"/>
+          <w:highlight w:val="yellow"/>
+        </w:rPr>
+        <w:t>Step 4: [e.g. If not cached, CloudFront fetches from S3 via Origin Access Control]</w:t>
+      </w:r>
+    </w:p>
+    <w:p>
+      <w:pPr>
+        <w:pStyle w:val="ListParagraph"/>
+        <w:numPr>
+          <w:ilvl w:val="0"/>
+          <w:numId w:val="2"/>
+        </w:numPr>
+        <w:spacing w:before="20" w:after="80"/>
+        <w:rPr>
+          <w:highlight w:val="yellow"/>
+        </w:rPr>
+      </w:pPr>
+      <w:r>
+        <w:rPr>
+          <w:sz w:val="20"/>
+          <w:szCs w:val="20"/>
+          <w:highlight w:val="yellow"/>
+        </w:rPr>
+        <w:t>Step 5: [e.g. Browser loads the page and calls the visitor counter API]</w:t>
+      </w:r>
+    </w:p>
+    <w:p>
+      <w:pPr>
+        <w:pStyle w:val="ListParagraph"/>
+        <w:numPr>
+          <w:ilvl w:val="0"/>
+          <w:numId w:val="2"/>
+        </w:numPr>
+        <w:spacing w:before="20" w:after="80"/>
+        <w:rPr>
+          <w:highlight w:val="yellow"/>
+        </w:rPr>
+      </w:pPr>
+      <w:r>
+        <w:rPr>
+          <w:sz w:val="20"/>
+          <w:szCs w:val="20"/>
+          <w:highlight w:val="yellow"/>
+        </w:rPr>
+        <w:t>Step 6: [Continue tracing the flow...]</w:t>
+      </w:r>
+    </w:p>
+    <w:p/>
+    <w:p>
+      <w:pPr>
+        <w:spacing w:after="120"/>
+        <w:rPr>
+          <w:highlight w:val="yellow"/>
+        </w:rPr>
+      </w:pPr>
+      <w:r>
+        <w:rPr>
+          <w:b/>
+          <w:bCs/>
+          <w:color w:val="0E1F3B"/>
+          <w:sz w:val="21"/>
+          <w:szCs w:val="21"/>
+          <w:highlight w:val="yellow"/>
+        </w:rPr>
+        <w:t>Flow 2 — [Name your second flow, e.g. Visitor submits contact form]</w:t>
+      </w:r>
+    </w:p>
+    <w:p>
+      <w:pPr>
+        <w:pStyle w:val="ListParagraph"/>
+        <w:numPr>
+          <w:ilvl w:val="0"/>
+          <w:numId w:val="2"/>
+        </w:numPr>
+        <w:spacing w:before="20" w:after="80"/>
+        <w:rPr>
+          <w:highlight w:val="yellow"/>
+        </w:rPr>
+      </w:pPr>
+      <w:r>
+        <w:rPr>
+          <w:sz w:val="20"/>
+          <w:szCs w:val="20"/>
+          <w:highlight w:val="yellow"/>
+        </w:rPr>
+        <w:t>Step 1: [e.g. Visitor fills in the form and clicks Send]</w:t>
+      </w:r>
+    </w:p>
+    <w:p>
+      <w:pPr>
+        <w:pStyle w:val="ListParagraph"/>
+        <w:numPr>
+          <w:ilvl w:val="0"/>
+          <w:numId w:val="2"/>
+        </w:numPr>
+        <w:spacing w:before="20" w:after="80"/>
+        <w:rPr>
+          <w:highlight w:val="yellow"/>
+        </w:rPr>
+      </w:pPr>
+      <w:r>
+        <w:rPr>
+          <w:sz w:val="20"/>
+          <w:szCs w:val="20"/>
+          <w:highlight w:val="yellow"/>
+        </w:rPr>
+        <w:t>Step 2: [e.g. Browser sends a POST request to the API Gateway endpoint]</w:t>
+      </w:r>
+    </w:p>
+    <w:p>
+      <w:pPr>
+        <w:pStyle w:val="ListParagraph"/>
+        <w:numPr>
+          <w:ilvl w:val="0"/>
+          <w:numId w:val="2"/>
+        </w:numPr>
+        <w:spacing w:before="20" w:after="80"/>
+        <w:rPr>
+          <w:highlight w:val="yellow"/>
+        </w:rPr>
+      </w:pPr>
+      <w:r>
+        <w:rPr>
+          <w:sz w:val="20"/>
+          <w:szCs w:val="20"/>
+          <w:highlight w:val="yellow"/>
+        </w:rPr>
+        <w:t>Step 3: [e.g. API Gateway triggers the contact-form Lambda function]</w:t>
+      </w:r>
+    </w:p>
+    <w:p>
+      <w:pPr>
+        <w:pStyle w:val="ListParagraph"/>
+        <w:numPr>
+          <w:ilvl w:val="0"/>
+          <w:numId w:val="2"/>
+        </w:numPr>
+        <w:spacing w:before="20" w:after="80"/>
+        <w:rPr>
+          <w:highlight w:val="yellow"/>
+        </w:rPr>
+      </w:pPr>
+      <w:r>
+        <w:rPr>
+          <w:sz w:val="20"/>
+          <w:szCs w:val="20"/>
+          <w:highlight w:val="yellow"/>
+        </w:rPr>
+        <w:t>Step 4: [e.g. Lambda reads the form data and validates it]</w:t>
+      </w:r>
+    </w:p>
+    <w:p>
+      <w:pPr>
+        <w:pStyle w:val="ListParagraph"/>
+        <w:numPr>
+          <w:ilvl w:val="0"/>
+          <w:numId w:val="2"/>
+        </w:numPr>
+        <w:spacing w:before="20" w:after="80"/>
+        <w:rPr>
+          <w:highlight w:val="yellow"/>
+        </w:rPr>
+      </w:pPr>
+      <w:r>
+        <w:rPr>
+          <w:sz w:val="20"/>
+          <w:szCs w:val="20"/>
+          <w:highlight w:val="yellow"/>
+        </w:rPr>
+        <w:t>Step 5: [e.g. Lambda calls SES to send an email to the site owner]</w:t>
+      </w:r>
+    </w:p>
+    <w:p>
+      <w:pPr>
+        <w:pStyle w:val="ListParagraph"/>
+        <w:numPr>
+          <w:ilvl w:val="0"/>
+          <w:numId w:val="2"/>
+        </w:numPr>
+        <w:spacing w:before="20" w:after="80"/>
+        <w:rPr>
+          <w:highlight w:val="yellow"/>
+        </w:rPr>
+      </w:pPr>
+      <w:r>
+        <w:rPr>
+          <w:sz w:val="20"/>
+          <w:szCs w:val="20"/>
+          <w:highlight w:val="yellow"/>
+        </w:rPr>
+        <w:t>Step 6: [e.g. Lambda returns a success response — browser shows confirmation]</w:t>
+      </w:r>
+    </w:p>
+    <w:p/>
+    <w:tbl>
+      <w:tblPr>
+        <w:tblW w:w="9781" w:type="dxa"/>
+        <w:tblBorders>
+          <w:top w:val="single" w:sz="4" w:space="0" w:color="auto"/>
+          <w:left w:val="single" w:sz="4" w:space="0" w:color="auto"/>
+          <w:bottom w:val="single" w:sz="4" w:space="0" w:color="auto"/>
+          <w:right w:val="single" w:sz="4" w:space="0" w:color="auto"/>
+          <w:insideH w:val="single" w:sz="4" w:space="0" w:color="auto"/>
+          <w:insideV w:val="single" w:sz="4" w:space="0" w:color="auto"/>
+        </w:tblBorders>
+        <w:tblCellMar>
+          <w:left w:w="10" w:type="dxa"/>
+          <w:right w:w="10" w:type="dxa"/>
+        </w:tblCellMar>
+        <w:tblLook w:val="04A0" w:firstRow="1" w:lastRow="0" w:firstColumn="1" w:lastColumn="0" w:noHBand="0" w:noVBand="1"/>
+      </w:tblPr>
+      <w:tblGrid>
+        <w:gridCol w:w="900"/>
+        <w:gridCol w:w="8881"/>
+      </w:tblGrid>
+      <w:tr>
+        <w:tc>
+          <w:tcPr>
+            <w:tcW w:w="900" w:type="dxa"/>
+            <w:tcBorders>
+              <w:top w:val="none" w:sz="0" w:space="0" w:color="FFFFFF"/>
+              <w:left w:val="none" w:sz="0" w:space="0" w:color="FFFFFF"/>
+              <w:bottom w:val="none" w:sz="0" w:space="0" w:color="FFFFFF"/>
+              <w:right w:val="none" w:sz="0" w:space="0" w:color="FFFFFF"/>
+            </w:tcBorders>
+            <w:shd w:val="clear" w:color="auto" w:fill="0E1F3B"/>
+            <w:tcMar>
+              <w:top w:w="80" w:type="dxa"/>
+              <w:left w:w="120" w:type="dxa"/>
+              <w:bottom w:w="80" w:type="dxa"/>
+              <w:right w:w="80" w:type="dxa"/>
+            </w:tcMar>
+            <w:vAlign w:val="center"/>
+          </w:tcPr>
+          <w:p>
+            <w:pPr>
+              <w:jc w:val="center"/>
+            </w:pPr>
+            <w:r>
+              <w:rPr>
+                <w:rFonts w:ascii="Georgia" w:eastAsia="Georgia" w:hAnsi="Georgia" w:cs="Georgia"/>
+                <w:color w:val="FFFFFF"/>
+                <w:sz w:val="32"/>
+                <w:szCs w:val="32"/>
+              </w:rPr>
+              <w:t>07</w:t>
+            </w:r>
+          </w:p>
+        </w:tc>
+        <w:tc>
+          <w:tcPr>
+            <w:tcW w:w="8881" w:type="dxa"/>
+            <w:tcBorders>
+              <w:top w:val="none" w:sz="0" w:space="0" w:color="FFFFFF"/>
+              <w:left w:val="none" w:sz="0" w:space="0" w:color="FFFFFF"/>
+              <w:bottom w:val="none" w:sz="0" w:space="0" w:color="FFFFFF"/>
+              <w:right w:val="none" w:sz="0" w:space="0" w:color="FFFFFF"/>
+            </w:tcBorders>
+            <w:shd w:val="clear" w:color="auto" w:fill="C8922A"/>
+            <w:tcMar>
+              <w:top w:w="80" w:type="dxa"/>
+              <w:left w:w="200" w:type="dxa"/>
+              <w:bottom w:w="80" w:type="dxa"/>
+              <w:right w:w="120" w:type="dxa"/>
+            </w:tcMar>
+            <w:vAlign w:val="center"/>
+          </w:tcPr>
+          <w:p>
+            <w:r>
+              <w:rPr>
+                <w:b/>
+                <w:bCs/>
+                <w:color w:val="FFFFFF"/>
+                <w:sz w:val="26"/>
+                <w:szCs w:val="26"/>
+              </w:rPr>
+              <w:t>Security</w:t>
+            </w:r>
+          </w:p>
+        </w:tc>
+      </w:tr>
+    </w:tbl>
+    <w:p>
+      <w:pPr>
+        <w:spacing w:after="120"/>
+      </w:pPr>
+    </w:p>
+    <w:tbl>
+      <w:tblPr>
+        <w:tblW w:w="9780" w:type="dxa"/>
+        <w:tblBorders>
+          <w:top w:val="single" w:sz="4" w:space="0" w:color="auto"/>
+          <w:left w:val="single" w:sz="4" w:space="0" w:color="auto"/>
+          <w:bottom w:val="single" w:sz="4" w:space="0" w:color="auto"/>
+          <w:right w:val="single" w:sz="4" w:space="0" w:color="auto"/>
+          <w:insideH w:val="single" w:sz="4" w:space="0" w:color="auto"/>
+          <w:insideV w:val="single" w:sz="4" w:space="0" w:color="auto"/>
+        </w:tblBorders>
+        <w:tblCellMar>
+          <w:left w:w="10" w:type="dxa"/>
+          <w:right w:w="10" w:type="dxa"/>
+        </w:tblCellMar>
+        <w:tblLook w:val="04A0" w:firstRow="1" w:lastRow="0" w:firstColumn="1" w:lastColumn="0" w:noHBand="0" w:noVBand="1"/>
+      </w:tblPr>
+      <w:tblGrid>
+        <w:gridCol w:w="2400"/>
+        <w:gridCol w:w="4400"/>
+        <w:gridCol w:w="2980"/>
+      </w:tblGrid>
+      <w:tr>
+        <w:tc>
+          <w:tcPr>
+            <w:tcW w:w="2400" w:type="dxa"/>
+            <w:tcBorders>
+              <w:top w:val="single" w:sz="1" w:space="0" w:color="0E1F3B"/>
+              <w:left w:val="single" w:sz="1" w:space="0" w:color="0E1F3B"/>
+              <w:bottom w:val="single" w:sz="1" w:space="0" w:color="0E1F3B"/>
+              <w:right w:val="single" w:sz="1" w:space="0" w:color="0E1F3B"/>
+            </w:tcBorders>
+            <w:shd w:val="clear" w:color="auto" w:fill="0E1F3B"/>
+            <w:tcMar>
+              <w:top w:w="80" w:type="dxa"/>
+              <w:left w:w="120" w:type="dxa"/>
+              <w:bottom w:w="80" w:type="dxa"/>
+              <w:right w:w="80" w:type="dxa"/>
+            </w:tcMar>
+          </w:tcPr>
+          <w:p>
+            <w:r>
+              <w:rPr>
+                <w:b/>
+                <w:bCs/>
+                <w:color w:val="FFFFFF"/>
+                <w:sz w:val="19"/>
+                <w:szCs w:val="19"/>
+              </w:rPr>
+              <w:lastRenderedPageBreak/>
+              <w:t>Security control</w:t>
+            </w:r>
+          </w:p>
+        </w:tc>
+        <w:tc>
+          <w:tcPr>
+            <w:tcW w:w="4400" w:type="dxa"/>
+            <w:tcBorders>
+              <w:top w:val="single" w:sz="1" w:space="0" w:color="0E1F3B"/>
+              <w:left w:val="single" w:sz="1" w:space="0" w:color="0E1F3B"/>
+              <w:bottom w:val="single" w:sz="1" w:space="0" w:color="0E1F3B"/>
+              <w:right w:val="single" w:sz="1" w:space="0" w:color="0E1F3B"/>
+            </w:tcBorders>
+            <w:shd w:val="clear" w:color="auto" w:fill="0E1F3B"/>
+            <w:tcMar>
+              <w:top w:w="80" w:type="dxa"/>
+              <w:left w:w="120" w:type="dxa"/>
+              <w:bottom w:w="80" w:type="dxa"/>
+              <w:right w:w="80" w:type="dxa"/>
+            </w:tcMar>
+          </w:tcPr>
+          <w:p>
+            <w:r>
+              <w:rPr>
+                <w:b/>
+                <w:bCs/>
+                <w:color w:val="FFFFFF"/>
+                <w:sz w:val="19"/>
+                <w:szCs w:val="19"/>
+              </w:rPr>
+              <w:t>How it is implemented in this project</w:t>
+            </w:r>
+          </w:p>
+        </w:tc>
+        <w:tc>
+          <w:tcPr>
+            <w:tcW w:w="2980" w:type="dxa"/>
+            <w:tcBorders>
+              <w:top w:val="single" w:sz="1" w:space="0" w:color="0E1F3B"/>
+              <w:left w:val="single" w:sz="1" w:space="0" w:color="0E1F3B"/>
+              <w:bottom w:val="single" w:sz="1" w:space="0" w:color="0E1F3B"/>
+              <w:right w:val="single" w:sz="1" w:space="0" w:color="0E1F3B"/>
+            </w:tcBorders>
+            <w:shd w:val="clear" w:color="auto" w:fill="0E1F3B"/>
+            <w:tcMar>
+              <w:top w:w="80" w:type="dxa"/>
+              <w:left w:w="120" w:type="dxa"/>
+              <w:bottom w:w="80" w:type="dxa"/>
+              <w:right w:w="80" w:type="dxa"/>
+            </w:tcMar>
+          </w:tcPr>
+          <w:p>
+            <w:r>
+              <w:rPr>
+                <w:b/>
+                <w:bCs/>
+                <w:color w:val="FFFFFF"/>
+                <w:sz w:val="19"/>
+                <w:szCs w:val="19"/>
+              </w:rPr>
+              <w:t>Status</w:t>
+            </w:r>
+          </w:p>
+        </w:tc>
+      </w:tr>
+      <w:tr>
+        <w:tc>
+          <w:tcPr>
+            <w:tcW w:w="2400" w:type="dxa"/>
+            <w:tcBorders>
+              <w:top w:val="single" w:sz="1" w:space="0" w:color="D0CBC0"/>
+              <w:left w:val="single" w:sz="1" w:space="0" w:color="D0CBC0"/>
+              <w:bottom w:val="single" w:sz="1" w:space="0" w:color="D0CBC0"/>
+              <w:right w:val="single" w:sz="1" w:space="0" w:color="D0CBC0"/>
+            </w:tcBorders>
+            <w:shd w:val="clear" w:color="auto" w:fill="FFFFFF"/>
+            <w:tcMar>
+              <w:top w:w="80" w:type="dxa"/>
+              <w:left w:w="120" w:type="dxa"/>
+              <w:bottom w:w="80" w:type="dxa"/>
+              <w:right w:w="80" w:type="dxa"/>
+            </w:tcMar>
+          </w:tcPr>
+          <w:p>
+            <w:pPr>
+              <w:rPr>
+                <w:sz w:val="20"/>
+                <w:szCs w:val="20"/>
                 <w:highlight w:val="yellow"/>
               </w:rPr>
-              <w:t>[What it does in this project]</w:t>
-            </w:r>
-          </w:p>
-        </w:tc>
-        <w:tc>
-          <w:tcPr>
-            <w:tcW w:w="4380" w:type="dxa"/>
+            </w:pPr>
+            <w:r>
+              <w:rPr>
+                <w:sz w:val="20"/>
+                <w:szCs w:val="20"/>
+                <w:highlight w:val="yellow"/>
+              </w:rPr>
+              <w:t>HTTPS / TLS encryption</w:t>
+            </w:r>
+          </w:p>
+        </w:tc>
+        <w:tc>
+          <w:tcPr>
+            <w:tcW w:w="4400" w:type="dxa"/>
             <w:tcBorders>
               <w:top w:val="single" w:sz="1" w:space="0" w:color="D0CBC0"/>
               <w:left w:val="single" w:sz="1" w:space="0" w:color="D0CBC0"/>
@@ -2565,7 +3088,1838 @@
                 <w:szCs w:val="20"/>
                 <w:highlight w:val="yellow"/>
               </w:rPr>
-              <w:t>[Why chosen over a similar alternative]</w:t>
+              <w:t>[Describe how HTTPS is enforced — e.g. CloudFront redirects HTTP to HTTPS. All traffic encrypted in transit via TLS.]</w:t>
+            </w:r>
+          </w:p>
+        </w:tc>
+        <w:tc>
+          <w:tcPr>
+            <w:tcW w:w="2980" w:type="dxa"/>
+            <w:tcBorders>
+              <w:top w:val="single" w:sz="1" w:space="0" w:color="D0CBC0"/>
+              <w:left w:val="single" w:sz="1" w:space="0" w:color="D0CBC0"/>
+              <w:bottom w:val="single" w:sz="1" w:space="0" w:color="D0CBC0"/>
+              <w:right w:val="single" w:sz="1" w:space="0" w:color="D0CBC0"/>
+            </w:tcBorders>
+            <w:shd w:val="clear" w:color="auto" w:fill="FFFFFF"/>
+            <w:tcMar>
+              <w:top w:w="80" w:type="dxa"/>
+              <w:left w:w="120" w:type="dxa"/>
+              <w:bottom w:w="80" w:type="dxa"/>
+              <w:right w:w="80" w:type="dxa"/>
+            </w:tcMar>
+          </w:tcPr>
+          <w:p>
+            <w:pPr>
+              <w:rPr>
+                <w:sz w:val="20"/>
+                <w:szCs w:val="20"/>
+                <w:highlight w:val="yellow"/>
+              </w:rPr>
+            </w:pPr>
+            <w:r>
+              <w:rPr>
+                <w:sz w:val="20"/>
+                <w:szCs w:val="20"/>
+                <w:highlight w:val="yellow"/>
+              </w:rPr>
+              <w:t>[ ] Implemented</w:t>
+            </w:r>
+          </w:p>
+        </w:tc>
+      </w:tr>
+      <w:tr>
+        <w:tc>
+          <w:tcPr>
+            <w:tcW w:w="2400" w:type="dxa"/>
+            <w:tcBorders>
+              <w:top w:val="single" w:sz="1" w:space="0" w:color="D0CBC0"/>
+              <w:left w:val="single" w:sz="1" w:space="0" w:color="D0CBC0"/>
+              <w:bottom w:val="single" w:sz="1" w:space="0" w:color="D0CBC0"/>
+              <w:right w:val="single" w:sz="1" w:space="0" w:color="D0CBC0"/>
+            </w:tcBorders>
+            <w:shd w:val="clear" w:color="auto" w:fill="F5F0E8"/>
+            <w:tcMar>
+              <w:top w:w="80" w:type="dxa"/>
+              <w:left w:w="120" w:type="dxa"/>
+              <w:bottom w:w="80" w:type="dxa"/>
+              <w:right w:w="80" w:type="dxa"/>
+            </w:tcMar>
+          </w:tcPr>
+          <w:p>
+            <w:pPr>
+              <w:rPr>
+                <w:sz w:val="20"/>
+                <w:szCs w:val="20"/>
+                <w:highlight w:val="yellow"/>
+              </w:rPr>
+            </w:pPr>
+            <w:r>
+              <w:rPr>
+                <w:sz w:val="20"/>
+                <w:szCs w:val="20"/>
+                <w:highlight w:val="yellow"/>
+              </w:rPr>
+              <w:t>Private S3 bucket</w:t>
+            </w:r>
+          </w:p>
+        </w:tc>
+        <w:tc>
+          <w:tcPr>
+            <w:tcW w:w="4400" w:type="dxa"/>
+            <w:tcBorders>
+              <w:top w:val="single" w:sz="1" w:space="0" w:color="D0CBC0"/>
+              <w:left w:val="single" w:sz="1" w:space="0" w:color="D0CBC0"/>
+              <w:bottom w:val="single" w:sz="1" w:space="0" w:color="D0CBC0"/>
+              <w:right w:val="single" w:sz="1" w:space="0" w:color="D0CBC0"/>
+            </w:tcBorders>
+            <w:shd w:val="clear" w:color="auto" w:fill="F5F0E8"/>
+            <w:tcMar>
+              <w:top w:w="80" w:type="dxa"/>
+              <w:left w:w="120" w:type="dxa"/>
+              <w:bottom w:w="80" w:type="dxa"/>
+              <w:right w:w="80" w:type="dxa"/>
+            </w:tcMar>
+          </w:tcPr>
+          <w:p>
+            <w:pPr>
+              <w:rPr>
+                <w:sz w:val="20"/>
+                <w:szCs w:val="20"/>
+                <w:highlight w:val="yellow"/>
+              </w:rPr>
+            </w:pPr>
+            <w:r>
+              <w:rPr>
+                <w:sz w:val="20"/>
+                <w:szCs w:val="20"/>
+                <w:highlight w:val="yellow"/>
+              </w:rPr>
+              <w:t>[e.g. Block All Public Access enabled. Only CloudFront can access the bucket via Origin Access Control (OAC).]</w:t>
+            </w:r>
+          </w:p>
+        </w:tc>
+        <w:tc>
+          <w:tcPr>
+            <w:tcW w:w="2980" w:type="dxa"/>
+            <w:tcBorders>
+              <w:top w:val="single" w:sz="1" w:space="0" w:color="D0CBC0"/>
+              <w:left w:val="single" w:sz="1" w:space="0" w:color="D0CBC0"/>
+              <w:bottom w:val="single" w:sz="1" w:space="0" w:color="D0CBC0"/>
+              <w:right w:val="single" w:sz="1" w:space="0" w:color="D0CBC0"/>
+            </w:tcBorders>
+            <w:shd w:val="clear" w:color="auto" w:fill="F5F0E8"/>
+            <w:tcMar>
+              <w:top w:w="80" w:type="dxa"/>
+              <w:left w:w="120" w:type="dxa"/>
+              <w:bottom w:w="80" w:type="dxa"/>
+              <w:right w:w="80" w:type="dxa"/>
+            </w:tcMar>
+          </w:tcPr>
+          <w:p>
+            <w:pPr>
+              <w:rPr>
+                <w:sz w:val="20"/>
+                <w:szCs w:val="20"/>
+                <w:highlight w:val="yellow"/>
+              </w:rPr>
+            </w:pPr>
+            <w:r>
+              <w:rPr>
+                <w:sz w:val="20"/>
+                <w:szCs w:val="20"/>
+                <w:highlight w:val="yellow"/>
+              </w:rPr>
+              <w:t>[ ] Implemented</w:t>
+            </w:r>
+          </w:p>
+        </w:tc>
+      </w:tr>
+      <w:tr>
+        <w:tc>
+          <w:tcPr>
+            <w:tcW w:w="2400" w:type="dxa"/>
+            <w:tcBorders>
+              <w:top w:val="single" w:sz="1" w:space="0" w:color="D0CBC0"/>
+              <w:left w:val="single" w:sz="1" w:space="0" w:color="D0CBC0"/>
+              <w:bottom w:val="single" w:sz="1" w:space="0" w:color="D0CBC0"/>
+              <w:right w:val="single" w:sz="1" w:space="0" w:color="D0CBC0"/>
+            </w:tcBorders>
+            <w:shd w:val="clear" w:color="auto" w:fill="FFFFFF"/>
+            <w:tcMar>
+              <w:top w:w="80" w:type="dxa"/>
+              <w:left w:w="120" w:type="dxa"/>
+              <w:bottom w:w="80" w:type="dxa"/>
+              <w:right w:w="80" w:type="dxa"/>
+            </w:tcMar>
+          </w:tcPr>
+          <w:p>
+            <w:pPr>
+              <w:rPr>
+                <w:sz w:val="20"/>
+                <w:szCs w:val="20"/>
+              </w:rPr>
+            </w:pPr>
+            <w:r>
+              <w:rPr>
+                <w:sz w:val="20"/>
+                <w:szCs w:val="20"/>
+              </w:rPr>
+              <w:t>IAM least privilege</w:t>
+            </w:r>
+          </w:p>
+        </w:tc>
+        <w:tc>
+          <w:tcPr>
+            <w:tcW w:w="4400" w:type="dxa"/>
+            <w:tcBorders>
+              <w:top w:val="single" w:sz="1" w:space="0" w:color="D0CBC0"/>
+              <w:left w:val="single" w:sz="1" w:space="0" w:color="D0CBC0"/>
+              <w:bottom w:val="single" w:sz="1" w:space="0" w:color="D0CBC0"/>
+              <w:right w:val="single" w:sz="1" w:space="0" w:color="D0CBC0"/>
+            </w:tcBorders>
+            <w:shd w:val="clear" w:color="auto" w:fill="FFFFFF"/>
+            <w:tcMar>
+              <w:top w:w="80" w:type="dxa"/>
+              <w:left w:w="120" w:type="dxa"/>
+              <w:bottom w:w="80" w:type="dxa"/>
+              <w:right w:w="80" w:type="dxa"/>
+            </w:tcMar>
+          </w:tcPr>
+          <w:p>
+            <w:pPr>
+              <w:rPr>
+                <w:sz w:val="20"/>
+                <w:szCs w:val="20"/>
+              </w:rPr>
+            </w:pPr>
+            <w:r>
+              <w:rPr>
+                <w:sz w:val="20"/>
+                <w:szCs w:val="20"/>
+              </w:rPr>
+              <w:t>Lambda execution role grants only DynamoDB read/write and SES send — no other permissions</w:t>
+            </w:r>
+            <w:r>
+              <w:rPr>
+                <w:sz w:val="20"/>
+                <w:szCs w:val="20"/>
+              </w:rPr>
+              <w:t>.</w:t>
+            </w:r>
+          </w:p>
+        </w:tc>
+        <w:tc>
+          <w:tcPr>
+            <w:tcW w:w="2980" w:type="dxa"/>
+            <w:tcBorders>
+              <w:top w:val="single" w:sz="1" w:space="0" w:color="D0CBC0"/>
+              <w:left w:val="single" w:sz="1" w:space="0" w:color="D0CBC0"/>
+              <w:bottom w:val="single" w:sz="1" w:space="0" w:color="D0CBC0"/>
+              <w:right w:val="single" w:sz="1" w:space="0" w:color="D0CBC0"/>
+            </w:tcBorders>
+            <w:shd w:val="clear" w:color="auto" w:fill="FFFFFF"/>
+            <w:tcMar>
+              <w:top w:w="80" w:type="dxa"/>
+              <w:left w:w="120" w:type="dxa"/>
+              <w:bottom w:w="80" w:type="dxa"/>
+              <w:right w:w="80" w:type="dxa"/>
+            </w:tcMar>
+          </w:tcPr>
+          <w:p>
+            <w:pPr>
+              <w:rPr>
+                <w:sz w:val="20"/>
+                <w:szCs w:val="20"/>
+              </w:rPr>
+            </w:pPr>
+            <w:r>
+              <w:rPr>
+                <w:sz w:val="20"/>
+                <w:szCs w:val="20"/>
+              </w:rPr>
+              <w:t>Implemented</w:t>
+            </w:r>
+          </w:p>
+        </w:tc>
+      </w:tr>
+      <w:tr>
+        <w:tc>
+          <w:tcPr>
+            <w:tcW w:w="2400" w:type="dxa"/>
+            <w:tcBorders>
+              <w:top w:val="single" w:sz="1" w:space="0" w:color="D0CBC0"/>
+              <w:left w:val="single" w:sz="1" w:space="0" w:color="D0CBC0"/>
+              <w:bottom w:val="single" w:sz="1" w:space="0" w:color="D0CBC0"/>
+              <w:right w:val="single" w:sz="1" w:space="0" w:color="D0CBC0"/>
+            </w:tcBorders>
+            <w:shd w:val="clear" w:color="auto" w:fill="F5F0E8"/>
+            <w:tcMar>
+              <w:top w:w="80" w:type="dxa"/>
+              <w:left w:w="120" w:type="dxa"/>
+              <w:bottom w:w="80" w:type="dxa"/>
+              <w:right w:w="80" w:type="dxa"/>
+            </w:tcMar>
+          </w:tcPr>
+          <w:p>
+            <w:pPr>
+              <w:rPr>
+                <w:sz w:val="20"/>
+                <w:szCs w:val="20"/>
+              </w:rPr>
+            </w:pPr>
+            <w:r>
+              <w:rPr>
+                <w:sz w:val="20"/>
+                <w:szCs w:val="20"/>
+              </w:rPr>
+              <w:t>No hardcoded credentials</w:t>
+            </w:r>
+          </w:p>
+        </w:tc>
+        <w:tc>
+          <w:tcPr>
+            <w:tcW w:w="4400" w:type="dxa"/>
+            <w:tcBorders>
+              <w:top w:val="single" w:sz="1" w:space="0" w:color="D0CBC0"/>
+              <w:left w:val="single" w:sz="1" w:space="0" w:color="D0CBC0"/>
+              <w:bottom w:val="single" w:sz="1" w:space="0" w:color="D0CBC0"/>
+              <w:right w:val="single" w:sz="1" w:space="0" w:color="D0CBC0"/>
+            </w:tcBorders>
+            <w:shd w:val="clear" w:color="auto" w:fill="F5F0E8"/>
+            <w:tcMar>
+              <w:top w:w="80" w:type="dxa"/>
+              <w:left w:w="120" w:type="dxa"/>
+              <w:bottom w:w="80" w:type="dxa"/>
+              <w:right w:w="80" w:type="dxa"/>
+            </w:tcMar>
+          </w:tcPr>
+          <w:p>
+            <w:pPr>
+              <w:rPr>
+                <w:sz w:val="20"/>
+                <w:szCs w:val="20"/>
+              </w:rPr>
+            </w:pPr>
+            <w:r>
+              <w:rPr>
+                <w:sz w:val="20"/>
+                <w:szCs w:val="20"/>
+              </w:rPr>
+              <w:t>No AWS keys in code. Lambda uses IAM execution role. Table names in environment variables</w:t>
+            </w:r>
+            <w:r>
+              <w:rPr>
+                <w:sz w:val="20"/>
+                <w:szCs w:val="20"/>
+              </w:rPr>
+              <w:t>.</w:t>
+            </w:r>
+          </w:p>
+        </w:tc>
+        <w:tc>
+          <w:tcPr>
+            <w:tcW w:w="2980" w:type="dxa"/>
+            <w:tcBorders>
+              <w:top w:val="single" w:sz="1" w:space="0" w:color="D0CBC0"/>
+              <w:left w:val="single" w:sz="1" w:space="0" w:color="D0CBC0"/>
+              <w:bottom w:val="single" w:sz="1" w:space="0" w:color="D0CBC0"/>
+              <w:right w:val="single" w:sz="1" w:space="0" w:color="D0CBC0"/>
+            </w:tcBorders>
+            <w:shd w:val="clear" w:color="auto" w:fill="F5F0E8"/>
+            <w:tcMar>
+              <w:top w:w="80" w:type="dxa"/>
+              <w:left w:w="120" w:type="dxa"/>
+              <w:bottom w:w="80" w:type="dxa"/>
+              <w:right w:w="80" w:type="dxa"/>
+            </w:tcMar>
+          </w:tcPr>
+          <w:p>
+            <w:pPr>
+              <w:rPr>
+                <w:sz w:val="20"/>
+                <w:szCs w:val="20"/>
+              </w:rPr>
+            </w:pPr>
+            <w:r>
+              <w:rPr>
+                <w:sz w:val="20"/>
+                <w:szCs w:val="20"/>
+              </w:rPr>
+              <w:t>Implemented</w:t>
+            </w:r>
+          </w:p>
+        </w:tc>
+      </w:tr>
+      <w:tr>
+        <w:tc>
+          <w:tcPr>
+            <w:tcW w:w="2400" w:type="dxa"/>
+            <w:tcBorders>
+              <w:top w:val="single" w:sz="1" w:space="0" w:color="D0CBC0"/>
+              <w:left w:val="single" w:sz="1" w:space="0" w:color="D0CBC0"/>
+              <w:bottom w:val="single" w:sz="1" w:space="0" w:color="D0CBC0"/>
+              <w:right w:val="single" w:sz="1" w:space="0" w:color="D0CBC0"/>
+            </w:tcBorders>
+            <w:shd w:val="clear" w:color="auto" w:fill="FFFFFF"/>
+            <w:tcMar>
+              <w:top w:w="80" w:type="dxa"/>
+              <w:left w:w="120" w:type="dxa"/>
+              <w:bottom w:w="80" w:type="dxa"/>
+              <w:right w:w="80" w:type="dxa"/>
+            </w:tcMar>
+          </w:tcPr>
+          <w:p>
+            <w:pPr>
+              <w:rPr>
+                <w:sz w:val="20"/>
+                <w:szCs w:val="20"/>
+              </w:rPr>
+            </w:pPr>
+            <w:r>
+              <w:rPr>
+                <w:sz w:val="20"/>
+                <w:szCs w:val="20"/>
+              </w:rPr>
+              <w:t>CORS configured</w:t>
+            </w:r>
+          </w:p>
+        </w:tc>
+        <w:tc>
+          <w:tcPr>
+            <w:tcW w:w="4400" w:type="dxa"/>
+            <w:tcBorders>
+              <w:top w:val="single" w:sz="1" w:space="0" w:color="D0CBC0"/>
+              <w:left w:val="single" w:sz="1" w:space="0" w:color="D0CBC0"/>
+              <w:bottom w:val="single" w:sz="1" w:space="0" w:color="D0CBC0"/>
+              <w:right w:val="single" w:sz="1" w:space="0" w:color="D0CBC0"/>
+            </w:tcBorders>
+            <w:shd w:val="clear" w:color="auto" w:fill="FFFFFF"/>
+            <w:tcMar>
+              <w:top w:w="80" w:type="dxa"/>
+              <w:left w:w="120" w:type="dxa"/>
+              <w:bottom w:w="80" w:type="dxa"/>
+              <w:right w:w="80" w:type="dxa"/>
+            </w:tcMar>
+          </w:tcPr>
+          <w:p>
+            <w:pPr>
+              <w:rPr>
+                <w:sz w:val="20"/>
+                <w:szCs w:val="20"/>
+              </w:rPr>
+            </w:pPr>
+            <w:r>
+              <w:rPr>
+                <w:sz w:val="20"/>
+                <w:szCs w:val="20"/>
+              </w:rPr>
+              <w:t>API Gateway CORS allows requests only from the application domain, not all origins</w:t>
+            </w:r>
+            <w:r>
+              <w:rPr>
+                <w:sz w:val="20"/>
+                <w:szCs w:val="20"/>
+              </w:rPr>
+              <w:t>.</w:t>
+            </w:r>
+          </w:p>
+        </w:tc>
+        <w:tc>
+          <w:tcPr>
+            <w:tcW w:w="2980" w:type="dxa"/>
+            <w:tcBorders>
+              <w:top w:val="single" w:sz="1" w:space="0" w:color="D0CBC0"/>
+              <w:left w:val="single" w:sz="1" w:space="0" w:color="D0CBC0"/>
+              <w:bottom w:val="single" w:sz="1" w:space="0" w:color="D0CBC0"/>
+              <w:right w:val="single" w:sz="1" w:space="0" w:color="D0CBC0"/>
+            </w:tcBorders>
+            <w:shd w:val="clear" w:color="auto" w:fill="FFFFFF"/>
+            <w:tcMar>
+              <w:top w:w="80" w:type="dxa"/>
+              <w:left w:w="120" w:type="dxa"/>
+              <w:bottom w:w="80" w:type="dxa"/>
+              <w:right w:w="80" w:type="dxa"/>
+            </w:tcMar>
+          </w:tcPr>
+          <w:p>
+            <w:pPr>
+              <w:rPr>
+                <w:sz w:val="20"/>
+                <w:szCs w:val="20"/>
+              </w:rPr>
+            </w:pPr>
+            <w:r>
+              <w:rPr>
+                <w:sz w:val="20"/>
+                <w:szCs w:val="20"/>
+              </w:rPr>
+              <w:t>Implemented</w:t>
+            </w:r>
+          </w:p>
+        </w:tc>
+      </w:tr>
+      <w:tr>
+        <w:tc>
+          <w:tcPr>
+            <w:tcW w:w="2400" w:type="dxa"/>
+            <w:tcBorders>
+              <w:top w:val="single" w:sz="1" w:space="0" w:color="D0CBC0"/>
+              <w:left w:val="single" w:sz="1" w:space="0" w:color="D0CBC0"/>
+              <w:bottom w:val="single" w:sz="1" w:space="0" w:color="D0CBC0"/>
+              <w:right w:val="single" w:sz="1" w:space="0" w:color="D0CBC0"/>
+            </w:tcBorders>
+            <w:shd w:val="clear" w:color="auto" w:fill="F5F0E8"/>
+            <w:tcMar>
+              <w:top w:w="80" w:type="dxa"/>
+              <w:left w:w="120" w:type="dxa"/>
+              <w:bottom w:w="80" w:type="dxa"/>
+              <w:right w:w="80" w:type="dxa"/>
+            </w:tcMar>
+          </w:tcPr>
+          <w:p>
+            <w:pPr>
+              <w:rPr>
+                <w:sz w:val="20"/>
+                <w:szCs w:val="20"/>
+                <w:highlight w:val="yellow"/>
+              </w:rPr>
+            </w:pPr>
+            <w:r>
+              <w:rPr>
+                <w:sz w:val="20"/>
+                <w:szCs w:val="20"/>
+                <w:highlight w:val="yellow"/>
+              </w:rPr>
+              <w:t>SSL Certificate</w:t>
+            </w:r>
+          </w:p>
+        </w:tc>
+        <w:tc>
+          <w:tcPr>
+            <w:tcW w:w="4400" w:type="dxa"/>
+            <w:tcBorders>
+              <w:top w:val="single" w:sz="1" w:space="0" w:color="D0CBC0"/>
+              <w:left w:val="single" w:sz="1" w:space="0" w:color="D0CBC0"/>
+              <w:bottom w:val="single" w:sz="1" w:space="0" w:color="D0CBC0"/>
+              <w:right w:val="single" w:sz="1" w:space="0" w:color="D0CBC0"/>
+            </w:tcBorders>
+            <w:shd w:val="clear" w:color="auto" w:fill="F5F0E8"/>
+            <w:tcMar>
+              <w:top w:w="80" w:type="dxa"/>
+              <w:left w:w="120" w:type="dxa"/>
+              <w:bottom w:w="80" w:type="dxa"/>
+              <w:right w:w="80" w:type="dxa"/>
+            </w:tcMar>
+          </w:tcPr>
+          <w:p>
+            <w:pPr>
+              <w:rPr>
+                <w:sz w:val="20"/>
+                <w:szCs w:val="20"/>
+                <w:highlight w:val="yellow"/>
+              </w:rPr>
+            </w:pPr>
+            <w:r>
+              <w:rPr>
+                <w:sz w:val="20"/>
+                <w:szCs w:val="20"/>
+                <w:highlight w:val="yellow"/>
+              </w:rPr>
+              <w:t>[e.g. Free ACM certificate issued in us-east-1, auto-renewing, attached to CloudFront distribution.]</w:t>
+            </w:r>
+          </w:p>
+        </w:tc>
+        <w:tc>
+          <w:tcPr>
+            <w:tcW w:w="2980" w:type="dxa"/>
+            <w:tcBorders>
+              <w:top w:val="single" w:sz="1" w:space="0" w:color="D0CBC0"/>
+              <w:left w:val="single" w:sz="1" w:space="0" w:color="D0CBC0"/>
+              <w:bottom w:val="single" w:sz="1" w:space="0" w:color="D0CBC0"/>
+              <w:right w:val="single" w:sz="1" w:space="0" w:color="D0CBC0"/>
+            </w:tcBorders>
+            <w:shd w:val="clear" w:color="auto" w:fill="F5F0E8"/>
+            <w:tcMar>
+              <w:top w:w="80" w:type="dxa"/>
+              <w:left w:w="120" w:type="dxa"/>
+              <w:bottom w:w="80" w:type="dxa"/>
+              <w:right w:w="80" w:type="dxa"/>
+            </w:tcMar>
+          </w:tcPr>
+          <w:p>
+            <w:pPr>
+              <w:rPr>
+                <w:sz w:val="20"/>
+                <w:szCs w:val="20"/>
+                <w:highlight w:val="yellow"/>
+              </w:rPr>
+            </w:pPr>
+            <w:r>
+              <w:rPr>
+                <w:sz w:val="20"/>
+                <w:szCs w:val="20"/>
+                <w:highlight w:val="yellow"/>
+              </w:rPr>
+              <w:t>[ ] Implemented</w:t>
+            </w:r>
+          </w:p>
+        </w:tc>
+      </w:tr>
+    </w:tbl>
+    <w:p/>
+    <w:p>
+      <w:pPr>
+        <w:spacing w:before="120" w:after="40"/>
+      </w:pPr>
+      <w:r>
+        <w:rPr>
+          <w:b/>
+          <w:bCs/>
+          <w:color w:val="0E1F3B"/>
+          <w:sz w:val="20"/>
+          <w:szCs w:val="20"/>
+        </w:rPr>
+        <w:t>Known limitations / not implemented in this version</w:t>
+      </w:r>
+    </w:p>
+    <w:tbl>
+      <w:tblPr>
+        <w:tblW w:w="9780" w:type="dxa"/>
+        <w:tblBorders>
+          <w:top w:val="single" w:sz="4" w:space="0" w:color="auto"/>
+          <w:left w:val="single" w:sz="4" w:space="0" w:color="auto"/>
+          <w:bottom w:val="single" w:sz="4" w:space="0" w:color="auto"/>
+          <w:right w:val="single" w:sz="4" w:space="0" w:color="auto"/>
+          <w:insideH w:val="single" w:sz="4" w:space="0" w:color="auto"/>
+          <w:insideV w:val="single" w:sz="4" w:space="0" w:color="auto"/>
+        </w:tblBorders>
+        <w:tblCellMar>
+          <w:left w:w="10" w:type="dxa"/>
+          <w:right w:w="10" w:type="dxa"/>
+        </w:tblCellMar>
+        <w:tblLook w:val="04A0" w:firstRow="1" w:lastRow="0" w:firstColumn="1" w:lastColumn="0" w:noHBand="0" w:noVBand="1"/>
+      </w:tblPr>
+      <w:tblGrid>
+        <w:gridCol w:w="9780"/>
+      </w:tblGrid>
+      <w:tr>
+        <w:tc>
+          <w:tcPr>
+            <w:tcW w:w="9780" w:type="dxa"/>
+            <w:tcBorders>
+              <w:top w:val="single" w:sz="1" w:space="0" w:color="D0CBC0"/>
+              <w:left w:val="single" w:sz="1" w:space="0" w:color="D0CBC0"/>
+              <w:bottom w:val="single" w:sz="1" w:space="0" w:color="D0CBC0"/>
+              <w:right w:val="single" w:sz="1" w:space="0" w:color="D0CBC0"/>
+            </w:tcBorders>
+            <w:shd w:val="clear" w:color="auto" w:fill="FAFAFA"/>
+            <w:tcMar>
+              <w:top w:w="100" w:type="dxa"/>
+              <w:left w:w="140" w:type="dxa"/>
+              <w:bottom w:w="100" w:type="dxa"/>
+              <w:right w:w="140" w:type="dxa"/>
+            </w:tcMar>
+          </w:tcPr>
+          <w:p>
+            <w:pPr>
+              <w:spacing w:after="160"/>
+              <w:rPr>
+                <w:sz w:val="20"/>
+                <w:szCs w:val="20"/>
+              </w:rPr>
+            </w:pPr>
+            <w:r>
+              <w:rPr>
+                <w:sz w:val="20"/>
+                <w:szCs w:val="20"/>
+              </w:rPr>
+              <w:t>Rate limiting on the contact form API is not implemented in this version.</w:t>
+            </w:r>
+          </w:p>
+          <w:p>
+            <w:pPr>
+              <w:spacing w:after="160"/>
+              <w:rPr>
+                <w:sz w:val="20"/>
+                <w:szCs w:val="20"/>
+              </w:rPr>
+            </w:pPr>
+            <w:r>
+              <w:rPr>
+                <w:sz w:val="20"/>
+                <w:szCs w:val="20"/>
+              </w:rPr>
+              <w:t>A production deployment would add AWS WAF rules to prevent spam.]</w:t>
+            </w:r>
+          </w:p>
+        </w:tc>
+      </w:tr>
+    </w:tbl>
+    <w:p/>
+    <w:tbl>
+      <w:tblPr>
+        <w:tblW w:w="9781" w:type="dxa"/>
+        <w:tblBorders>
+          <w:top w:val="single" w:sz="4" w:space="0" w:color="auto"/>
+          <w:left w:val="single" w:sz="4" w:space="0" w:color="auto"/>
+          <w:bottom w:val="single" w:sz="4" w:space="0" w:color="auto"/>
+          <w:right w:val="single" w:sz="4" w:space="0" w:color="auto"/>
+          <w:insideH w:val="single" w:sz="4" w:space="0" w:color="auto"/>
+          <w:insideV w:val="single" w:sz="4" w:space="0" w:color="auto"/>
+        </w:tblBorders>
+        <w:tblCellMar>
+          <w:left w:w="10" w:type="dxa"/>
+          <w:right w:w="10" w:type="dxa"/>
+        </w:tblCellMar>
+        <w:tblLook w:val="04A0" w:firstRow="1" w:lastRow="0" w:firstColumn="1" w:lastColumn="0" w:noHBand="0" w:noVBand="1"/>
+      </w:tblPr>
+      <w:tblGrid>
+        <w:gridCol w:w="900"/>
+        <w:gridCol w:w="8881"/>
+      </w:tblGrid>
+      <w:tr>
+        <w:tc>
+          <w:tcPr>
+            <w:tcW w:w="900" w:type="dxa"/>
+            <w:tcBorders>
+              <w:top w:val="none" w:sz="0" w:space="0" w:color="FFFFFF"/>
+              <w:left w:val="none" w:sz="0" w:space="0" w:color="FFFFFF"/>
+              <w:bottom w:val="none" w:sz="0" w:space="0" w:color="FFFFFF"/>
+              <w:right w:val="none" w:sz="0" w:space="0" w:color="FFFFFF"/>
+            </w:tcBorders>
+            <w:shd w:val="clear" w:color="auto" w:fill="0E1F3B"/>
+            <w:tcMar>
+              <w:top w:w="80" w:type="dxa"/>
+              <w:left w:w="120" w:type="dxa"/>
+              <w:bottom w:w="80" w:type="dxa"/>
+              <w:right w:w="80" w:type="dxa"/>
+            </w:tcMar>
+            <w:vAlign w:val="center"/>
+          </w:tcPr>
+          <w:p>
+            <w:pPr>
+              <w:jc w:val="center"/>
+            </w:pPr>
+            <w:r>
+              <w:rPr>
+                <w:rFonts w:ascii="Georgia" w:eastAsia="Georgia" w:hAnsi="Georgia" w:cs="Georgia"/>
+                <w:color w:val="FFFFFF"/>
+                <w:sz w:val="32"/>
+                <w:szCs w:val="32"/>
+              </w:rPr>
+              <w:t>08</w:t>
+            </w:r>
+          </w:p>
+        </w:tc>
+        <w:tc>
+          <w:tcPr>
+            <w:tcW w:w="8881" w:type="dxa"/>
+            <w:tcBorders>
+              <w:top w:val="none" w:sz="0" w:space="0" w:color="FFFFFF"/>
+              <w:left w:val="none" w:sz="0" w:space="0" w:color="FFFFFF"/>
+              <w:bottom w:val="none" w:sz="0" w:space="0" w:color="FFFFFF"/>
+              <w:right w:val="none" w:sz="0" w:space="0" w:color="FFFFFF"/>
+            </w:tcBorders>
+            <w:shd w:val="clear" w:color="auto" w:fill="C8922A"/>
+            <w:tcMar>
+              <w:top w:w="80" w:type="dxa"/>
+              <w:left w:w="200" w:type="dxa"/>
+              <w:bottom w:w="80" w:type="dxa"/>
+              <w:right w:w="120" w:type="dxa"/>
+            </w:tcMar>
+            <w:vAlign w:val="center"/>
+          </w:tcPr>
+          <w:p>
+            <w:r>
+              <w:rPr>
+                <w:b/>
+                <w:bCs/>
+                <w:color w:val="FFFFFF"/>
+                <w:sz w:val="26"/>
+                <w:szCs w:val="26"/>
+              </w:rPr>
+              <w:t>Cost Estimate</w:t>
+            </w:r>
+          </w:p>
+        </w:tc>
+      </w:tr>
+    </w:tbl>
+    <w:p>
+      <w:pPr>
+        <w:spacing w:after="120"/>
+      </w:pPr>
+    </w:p>
+    <w:tbl>
+      <w:tblPr>
+        <w:tblW w:w="9780" w:type="dxa"/>
+        <w:tblBorders>
+          <w:top w:val="single" w:sz="4" w:space="0" w:color="auto"/>
+          <w:left w:val="single" w:sz="4" w:space="0" w:color="auto"/>
+          <w:bottom w:val="single" w:sz="4" w:space="0" w:color="auto"/>
+          <w:right w:val="single" w:sz="4" w:space="0" w:color="auto"/>
+          <w:insideH w:val="single" w:sz="4" w:space="0" w:color="auto"/>
+          <w:insideV w:val="single" w:sz="4" w:space="0" w:color="auto"/>
+        </w:tblBorders>
+        <w:tblCellMar>
+          <w:left w:w="10" w:type="dxa"/>
+          <w:right w:w="10" w:type="dxa"/>
+        </w:tblCellMar>
+        <w:tblLook w:val="04A0" w:firstRow="1" w:lastRow="0" w:firstColumn="1" w:lastColumn="0" w:noHBand="0" w:noVBand="1"/>
+      </w:tblPr>
+      <w:tblGrid>
+        <w:gridCol w:w="2551"/>
+        <w:gridCol w:w="2977"/>
+        <w:gridCol w:w="1842"/>
+        <w:gridCol w:w="2410"/>
+      </w:tblGrid>
+      <w:tr>
+        <w:tc>
+          <w:tcPr>
+            <w:tcW w:w="2551" w:type="dxa"/>
+            <w:tcBorders>
+              <w:top w:val="single" w:sz="1" w:space="0" w:color="0E1F3B"/>
+              <w:left w:val="single" w:sz="1" w:space="0" w:color="0E1F3B"/>
+              <w:bottom w:val="single" w:sz="1" w:space="0" w:color="0E1F3B"/>
+              <w:right w:val="single" w:sz="1" w:space="0" w:color="0E1F3B"/>
+            </w:tcBorders>
+            <w:shd w:val="clear" w:color="auto" w:fill="0E1F3B"/>
+            <w:tcMar>
+              <w:top w:w="80" w:type="dxa"/>
+              <w:left w:w="120" w:type="dxa"/>
+              <w:bottom w:w="80" w:type="dxa"/>
+              <w:right w:w="80" w:type="dxa"/>
+            </w:tcMar>
+          </w:tcPr>
+          <w:p>
+            <w:r>
+              <w:rPr>
+                <w:b/>
+                <w:bCs/>
+                <w:color w:val="FFFFFF"/>
+                <w:sz w:val="19"/>
+                <w:szCs w:val="19"/>
+              </w:rPr>
+              <w:t>Service</w:t>
+            </w:r>
+          </w:p>
+        </w:tc>
+        <w:tc>
+          <w:tcPr>
+            <w:tcW w:w="2977" w:type="dxa"/>
+            <w:tcBorders>
+              <w:top w:val="single" w:sz="1" w:space="0" w:color="0E1F3B"/>
+              <w:left w:val="single" w:sz="1" w:space="0" w:color="0E1F3B"/>
+              <w:bottom w:val="single" w:sz="1" w:space="0" w:color="0E1F3B"/>
+              <w:right w:val="single" w:sz="1" w:space="0" w:color="0E1F3B"/>
+            </w:tcBorders>
+            <w:shd w:val="clear" w:color="auto" w:fill="0E1F3B"/>
+            <w:tcMar>
+              <w:top w:w="80" w:type="dxa"/>
+              <w:left w:w="120" w:type="dxa"/>
+              <w:bottom w:w="80" w:type="dxa"/>
+              <w:right w:w="80" w:type="dxa"/>
+            </w:tcMar>
+          </w:tcPr>
+          <w:p>
+            <w:r>
+              <w:rPr>
+                <w:b/>
+                <w:bCs/>
+                <w:color w:val="FFFFFF"/>
+                <w:sz w:val="19"/>
+                <w:szCs w:val="19"/>
+              </w:rPr>
+              <w:t>Usage assumption</w:t>
+            </w:r>
+          </w:p>
+        </w:tc>
+        <w:tc>
+          <w:tcPr>
+            <w:tcW w:w="1842" w:type="dxa"/>
+            <w:tcBorders>
+              <w:top w:val="single" w:sz="1" w:space="0" w:color="0E1F3B"/>
+              <w:left w:val="single" w:sz="1" w:space="0" w:color="0E1F3B"/>
+              <w:bottom w:val="single" w:sz="1" w:space="0" w:color="0E1F3B"/>
+              <w:right w:val="single" w:sz="1" w:space="0" w:color="0E1F3B"/>
+            </w:tcBorders>
+            <w:shd w:val="clear" w:color="auto" w:fill="0E1F3B"/>
+            <w:tcMar>
+              <w:top w:w="80" w:type="dxa"/>
+              <w:left w:w="120" w:type="dxa"/>
+              <w:bottom w:w="80" w:type="dxa"/>
+              <w:right w:w="80" w:type="dxa"/>
+            </w:tcMar>
+          </w:tcPr>
+          <w:p>
+            <w:r>
+              <w:rPr>
+                <w:b/>
+                <w:bCs/>
+                <w:color w:val="FFFFFF"/>
+                <w:sz w:val="19"/>
+                <w:szCs w:val="19"/>
+              </w:rPr>
+              <w:t>Free Tier cost/month</w:t>
+            </w:r>
+          </w:p>
+        </w:tc>
+        <w:tc>
+          <w:tcPr>
+            <w:tcW w:w="2410" w:type="dxa"/>
+            <w:tcBorders>
+              <w:top w:val="single" w:sz="1" w:space="0" w:color="0E1F3B"/>
+              <w:left w:val="single" w:sz="1" w:space="0" w:color="0E1F3B"/>
+              <w:bottom w:val="single" w:sz="1" w:space="0" w:color="0E1F3B"/>
+              <w:right w:val="single" w:sz="1" w:space="0" w:color="0E1F3B"/>
+            </w:tcBorders>
+            <w:shd w:val="clear" w:color="auto" w:fill="0E1F3B"/>
+            <w:tcMar>
+              <w:top w:w="80" w:type="dxa"/>
+              <w:left w:w="120" w:type="dxa"/>
+              <w:bottom w:w="80" w:type="dxa"/>
+              <w:right w:w="80" w:type="dxa"/>
+            </w:tcMar>
+          </w:tcPr>
+          <w:p>
+            <w:r>
+              <w:rPr>
+                <w:b/>
+                <w:bCs/>
+                <w:color w:val="FFFFFF"/>
+                <w:sz w:val="19"/>
+                <w:szCs w:val="19"/>
+              </w:rPr>
+              <w:t>Production cost/month</w:t>
+            </w:r>
+          </w:p>
+        </w:tc>
+      </w:tr>
+      <w:tr>
+        <w:tc>
+          <w:tcPr>
+            <w:tcW w:w="2551" w:type="dxa"/>
+            <w:tcBorders>
+              <w:top w:val="single" w:sz="1" w:space="0" w:color="D0CBC0"/>
+              <w:left w:val="single" w:sz="1" w:space="0" w:color="D0CBC0"/>
+              <w:bottom w:val="single" w:sz="1" w:space="0" w:color="D0CBC0"/>
+              <w:right w:val="single" w:sz="1" w:space="0" w:color="D0CBC0"/>
+            </w:tcBorders>
+            <w:shd w:val="clear" w:color="auto" w:fill="FFFFFF" w:themeFill="background1"/>
+            <w:tcMar>
+              <w:top w:w="80" w:type="dxa"/>
+              <w:left w:w="120" w:type="dxa"/>
+              <w:bottom w:w="80" w:type="dxa"/>
+              <w:right w:w="80" w:type="dxa"/>
+            </w:tcMar>
+          </w:tcPr>
+          <w:p>
+            <w:pPr>
+              <w:rPr>
+                <w:sz w:val="20"/>
+                <w:szCs w:val="20"/>
+              </w:rPr>
+            </w:pPr>
+            <w:r>
+              <w:rPr>
+                <w:sz w:val="20"/>
+                <w:szCs w:val="20"/>
+              </w:rPr>
+              <w:t>Lambda</w:t>
+            </w:r>
+          </w:p>
+        </w:tc>
+        <w:tc>
+          <w:tcPr>
+            <w:tcW w:w="2977" w:type="dxa"/>
+            <w:tcBorders>
+              <w:top w:val="single" w:sz="1" w:space="0" w:color="D0CBC0"/>
+              <w:left w:val="single" w:sz="1" w:space="0" w:color="D0CBC0"/>
+              <w:bottom w:val="single" w:sz="1" w:space="0" w:color="D0CBC0"/>
+              <w:right w:val="single" w:sz="1" w:space="0" w:color="D0CBC0"/>
+            </w:tcBorders>
+            <w:shd w:val="clear" w:color="auto" w:fill="FFFFFF" w:themeFill="background1"/>
+            <w:tcMar>
+              <w:top w:w="80" w:type="dxa"/>
+              <w:left w:w="120" w:type="dxa"/>
+              <w:bottom w:w="80" w:type="dxa"/>
+              <w:right w:w="80" w:type="dxa"/>
+            </w:tcMar>
+          </w:tcPr>
+          <w:p>
+            <w:pPr>
+              <w:rPr>
+                <w:sz w:val="20"/>
+                <w:szCs w:val="20"/>
+              </w:rPr>
+            </w:pPr>
+            <w:r>
+              <w:rPr>
+                <w:sz w:val="20"/>
+                <w:szCs w:val="20"/>
+              </w:rPr>
+              <w:t>100 requests/month</w:t>
+            </w:r>
+          </w:p>
+        </w:tc>
+        <w:tc>
+          <w:tcPr>
+            <w:tcW w:w="1842" w:type="dxa"/>
+            <w:tcBorders>
+              <w:top w:val="single" w:sz="1" w:space="0" w:color="D0CBC0"/>
+              <w:left w:val="single" w:sz="1" w:space="0" w:color="D0CBC0"/>
+              <w:bottom w:val="single" w:sz="1" w:space="0" w:color="D0CBC0"/>
+              <w:right w:val="single" w:sz="1" w:space="0" w:color="D0CBC0"/>
+            </w:tcBorders>
+            <w:shd w:val="clear" w:color="auto" w:fill="FFFFFF" w:themeFill="background1"/>
+            <w:tcMar>
+              <w:top w:w="80" w:type="dxa"/>
+              <w:left w:w="120" w:type="dxa"/>
+              <w:bottom w:w="80" w:type="dxa"/>
+              <w:right w:w="80" w:type="dxa"/>
+            </w:tcMar>
+          </w:tcPr>
+          <w:p>
+            <w:pPr>
+              <w:rPr>
+                <w:sz w:val="20"/>
+                <w:szCs w:val="20"/>
+              </w:rPr>
+            </w:pPr>
+            <w:r>
+              <w:rPr>
+                <w:sz w:val="20"/>
+                <w:szCs w:val="20"/>
+              </w:rPr>
+              <w:t>£0.00</w:t>
+            </w:r>
+          </w:p>
+        </w:tc>
+        <w:tc>
+          <w:tcPr>
+            <w:tcW w:w="2410" w:type="dxa"/>
+            <w:tcBorders>
+              <w:top w:val="single" w:sz="1" w:space="0" w:color="D0CBC0"/>
+              <w:left w:val="single" w:sz="1" w:space="0" w:color="D0CBC0"/>
+              <w:bottom w:val="single" w:sz="1" w:space="0" w:color="D0CBC0"/>
+              <w:right w:val="single" w:sz="1" w:space="0" w:color="D0CBC0"/>
+            </w:tcBorders>
+            <w:shd w:val="clear" w:color="auto" w:fill="FFFFFF" w:themeFill="background1"/>
+            <w:tcMar>
+              <w:top w:w="80" w:type="dxa"/>
+              <w:left w:w="120" w:type="dxa"/>
+              <w:bottom w:w="80" w:type="dxa"/>
+              <w:right w:w="80" w:type="dxa"/>
+            </w:tcMar>
+          </w:tcPr>
+          <w:p>
+            <w:pPr>
+              <w:rPr>
+                <w:sz w:val="20"/>
+                <w:szCs w:val="20"/>
+              </w:rPr>
+            </w:pPr>
+            <w:r>
+              <w:rPr>
+                <w:sz w:val="20"/>
+                <w:szCs w:val="20"/>
+              </w:rPr>
+              <w:t>£0.00</w:t>
+            </w:r>
+          </w:p>
+        </w:tc>
+      </w:tr>
+      <w:tr>
+        <w:tc>
+          <w:tcPr>
+            <w:tcW w:w="2551" w:type="dxa"/>
+            <w:tcBorders>
+              <w:top w:val="single" w:sz="1" w:space="0" w:color="D0CBC0"/>
+              <w:left w:val="single" w:sz="1" w:space="0" w:color="D0CBC0"/>
+              <w:bottom w:val="single" w:sz="1" w:space="0" w:color="D0CBC0"/>
+              <w:right w:val="single" w:sz="1" w:space="0" w:color="D0CBC0"/>
+            </w:tcBorders>
+            <w:shd w:val="clear" w:color="auto" w:fill="FFFFFF" w:themeFill="background1"/>
+            <w:tcMar>
+              <w:top w:w="80" w:type="dxa"/>
+              <w:left w:w="120" w:type="dxa"/>
+              <w:bottom w:w="80" w:type="dxa"/>
+              <w:right w:w="80" w:type="dxa"/>
+            </w:tcMar>
+          </w:tcPr>
+          <w:p>
+            <w:pPr>
+              <w:rPr>
+                <w:sz w:val="20"/>
+                <w:szCs w:val="20"/>
+              </w:rPr>
+            </w:pPr>
+            <w:r>
+              <w:rPr>
+                <w:sz w:val="20"/>
+                <w:szCs w:val="20"/>
+              </w:rPr>
+              <w:t>DynamoDB</w:t>
+            </w:r>
+          </w:p>
+        </w:tc>
+        <w:tc>
+          <w:tcPr>
+            <w:tcW w:w="2977" w:type="dxa"/>
+            <w:tcBorders>
+              <w:top w:val="single" w:sz="1" w:space="0" w:color="D0CBC0"/>
+              <w:left w:val="single" w:sz="1" w:space="0" w:color="D0CBC0"/>
+              <w:bottom w:val="single" w:sz="1" w:space="0" w:color="D0CBC0"/>
+              <w:right w:val="single" w:sz="1" w:space="0" w:color="D0CBC0"/>
+            </w:tcBorders>
+            <w:shd w:val="clear" w:color="auto" w:fill="FFFFFF" w:themeFill="background1"/>
+            <w:tcMar>
+              <w:top w:w="80" w:type="dxa"/>
+              <w:left w:w="120" w:type="dxa"/>
+              <w:bottom w:w="80" w:type="dxa"/>
+              <w:right w:w="80" w:type="dxa"/>
+            </w:tcMar>
+          </w:tcPr>
+          <w:p>
+            <w:pPr>
+              <w:rPr>
+                <w:sz w:val="20"/>
+                <w:szCs w:val="20"/>
+              </w:rPr>
+            </w:pPr>
+            <w:r>
+              <w:rPr>
+                <w:sz w:val="20"/>
+                <w:szCs w:val="20"/>
+              </w:rPr>
+              <w:t>0.01GB storage</w:t>
+            </w:r>
+          </w:p>
+        </w:tc>
+        <w:tc>
+          <w:tcPr>
+            <w:tcW w:w="1842" w:type="dxa"/>
+            <w:tcBorders>
+              <w:top w:val="single" w:sz="1" w:space="0" w:color="D0CBC0"/>
+              <w:left w:val="single" w:sz="1" w:space="0" w:color="D0CBC0"/>
+              <w:bottom w:val="single" w:sz="1" w:space="0" w:color="D0CBC0"/>
+              <w:right w:val="single" w:sz="1" w:space="0" w:color="D0CBC0"/>
+            </w:tcBorders>
+            <w:shd w:val="clear" w:color="auto" w:fill="FFFFFF" w:themeFill="background1"/>
+            <w:tcMar>
+              <w:top w:w="80" w:type="dxa"/>
+              <w:left w:w="120" w:type="dxa"/>
+              <w:bottom w:w="80" w:type="dxa"/>
+              <w:right w:w="80" w:type="dxa"/>
+            </w:tcMar>
+          </w:tcPr>
+          <w:p>
+            <w:pPr>
+              <w:rPr>
+                <w:sz w:val="20"/>
+                <w:szCs w:val="20"/>
+              </w:rPr>
+            </w:pPr>
+            <w:r>
+              <w:rPr>
+                <w:sz w:val="20"/>
+                <w:szCs w:val="20"/>
+              </w:rPr>
+              <w:t>£0.00</w:t>
+            </w:r>
+          </w:p>
+        </w:tc>
+        <w:tc>
+          <w:tcPr>
+            <w:tcW w:w="2410" w:type="dxa"/>
+            <w:tcBorders>
+              <w:top w:val="single" w:sz="1" w:space="0" w:color="D0CBC0"/>
+              <w:left w:val="single" w:sz="1" w:space="0" w:color="D0CBC0"/>
+              <w:bottom w:val="single" w:sz="1" w:space="0" w:color="D0CBC0"/>
+              <w:right w:val="single" w:sz="1" w:space="0" w:color="D0CBC0"/>
+            </w:tcBorders>
+            <w:shd w:val="clear" w:color="auto" w:fill="FFFFFF" w:themeFill="background1"/>
+            <w:tcMar>
+              <w:top w:w="80" w:type="dxa"/>
+              <w:left w:w="120" w:type="dxa"/>
+              <w:bottom w:w="80" w:type="dxa"/>
+              <w:right w:w="80" w:type="dxa"/>
+            </w:tcMar>
+          </w:tcPr>
+          <w:p>
+            <w:pPr>
+              <w:rPr>
+                <w:sz w:val="20"/>
+                <w:szCs w:val="20"/>
+              </w:rPr>
+            </w:pPr>
+            <w:r>
+              <w:rPr>
+                <w:sz w:val="20"/>
+                <w:szCs w:val="20"/>
+              </w:rPr>
+              <w:t>£0.00</w:t>
+            </w:r>
+          </w:p>
+        </w:tc>
+      </w:tr>
+      <w:tr>
+        <w:tc>
+          <w:tcPr>
+            <w:tcW w:w="2551" w:type="dxa"/>
+            <w:tcBorders>
+              <w:top w:val="single" w:sz="1" w:space="0" w:color="D0CBC0"/>
+              <w:left w:val="single" w:sz="1" w:space="0" w:color="D0CBC0"/>
+              <w:bottom w:val="single" w:sz="1" w:space="0" w:color="D0CBC0"/>
+              <w:right w:val="single" w:sz="1" w:space="0" w:color="D0CBC0"/>
+            </w:tcBorders>
+            <w:shd w:val="clear" w:color="auto" w:fill="FFFFFF" w:themeFill="background1"/>
+            <w:tcMar>
+              <w:top w:w="80" w:type="dxa"/>
+              <w:left w:w="120" w:type="dxa"/>
+              <w:bottom w:w="80" w:type="dxa"/>
+              <w:right w:w="80" w:type="dxa"/>
+            </w:tcMar>
+          </w:tcPr>
+          <w:p>
+            <w:pPr>
+              <w:rPr>
+                <w:sz w:val="20"/>
+                <w:szCs w:val="20"/>
+              </w:rPr>
+            </w:pPr>
+            <w:r>
+              <w:rPr>
+                <w:sz w:val="20"/>
+                <w:szCs w:val="20"/>
+              </w:rPr>
+              <w:t>SNS</w:t>
+            </w:r>
+          </w:p>
+        </w:tc>
+        <w:tc>
+          <w:tcPr>
+            <w:tcW w:w="2977" w:type="dxa"/>
+            <w:tcBorders>
+              <w:top w:val="single" w:sz="1" w:space="0" w:color="D0CBC0"/>
+              <w:left w:val="single" w:sz="1" w:space="0" w:color="D0CBC0"/>
+              <w:bottom w:val="single" w:sz="1" w:space="0" w:color="D0CBC0"/>
+              <w:right w:val="single" w:sz="1" w:space="0" w:color="D0CBC0"/>
+            </w:tcBorders>
+            <w:shd w:val="clear" w:color="auto" w:fill="FFFFFF" w:themeFill="background1"/>
+            <w:tcMar>
+              <w:top w:w="80" w:type="dxa"/>
+              <w:left w:w="120" w:type="dxa"/>
+              <w:bottom w:w="80" w:type="dxa"/>
+              <w:right w:w="80" w:type="dxa"/>
+            </w:tcMar>
+          </w:tcPr>
+          <w:p>
+            <w:pPr>
+              <w:rPr>
+                <w:sz w:val="20"/>
+                <w:szCs w:val="20"/>
+              </w:rPr>
+            </w:pPr>
+            <w:r>
+              <w:rPr>
+                <w:sz w:val="20"/>
+                <w:szCs w:val="20"/>
+              </w:rPr>
+              <w:t>50 requests/month</w:t>
+            </w:r>
+          </w:p>
+        </w:tc>
+        <w:tc>
+          <w:tcPr>
+            <w:tcW w:w="1842" w:type="dxa"/>
+            <w:tcBorders>
+              <w:top w:val="single" w:sz="1" w:space="0" w:color="D0CBC0"/>
+              <w:left w:val="single" w:sz="1" w:space="0" w:color="D0CBC0"/>
+              <w:bottom w:val="single" w:sz="1" w:space="0" w:color="D0CBC0"/>
+              <w:right w:val="single" w:sz="1" w:space="0" w:color="D0CBC0"/>
+            </w:tcBorders>
+            <w:shd w:val="clear" w:color="auto" w:fill="FFFFFF" w:themeFill="background1"/>
+            <w:tcMar>
+              <w:top w:w="80" w:type="dxa"/>
+              <w:left w:w="120" w:type="dxa"/>
+              <w:bottom w:w="80" w:type="dxa"/>
+              <w:right w:w="80" w:type="dxa"/>
+            </w:tcMar>
+          </w:tcPr>
+          <w:p>
+            <w:pPr>
+              <w:rPr>
+                <w:sz w:val="20"/>
+                <w:szCs w:val="20"/>
+              </w:rPr>
+            </w:pPr>
+            <w:r>
+              <w:rPr>
+                <w:sz w:val="20"/>
+                <w:szCs w:val="20"/>
+              </w:rPr>
+              <w:t>£0.00</w:t>
+            </w:r>
+          </w:p>
+        </w:tc>
+        <w:tc>
+          <w:tcPr>
+            <w:tcW w:w="2410" w:type="dxa"/>
+            <w:tcBorders>
+              <w:top w:val="single" w:sz="1" w:space="0" w:color="D0CBC0"/>
+              <w:left w:val="single" w:sz="1" w:space="0" w:color="D0CBC0"/>
+              <w:bottom w:val="single" w:sz="1" w:space="0" w:color="D0CBC0"/>
+              <w:right w:val="single" w:sz="1" w:space="0" w:color="D0CBC0"/>
+            </w:tcBorders>
+            <w:shd w:val="clear" w:color="auto" w:fill="FFFFFF" w:themeFill="background1"/>
+            <w:tcMar>
+              <w:top w:w="80" w:type="dxa"/>
+              <w:left w:w="120" w:type="dxa"/>
+              <w:bottom w:w="80" w:type="dxa"/>
+              <w:right w:w="80" w:type="dxa"/>
+            </w:tcMar>
+          </w:tcPr>
+          <w:p>
+            <w:pPr>
+              <w:rPr>
+                <w:sz w:val="20"/>
+                <w:szCs w:val="20"/>
+              </w:rPr>
+            </w:pPr>
+            <w:r>
+              <w:rPr>
+                <w:sz w:val="20"/>
+                <w:szCs w:val="20"/>
+              </w:rPr>
+              <w:t>£0.00</w:t>
+            </w:r>
+          </w:p>
+        </w:tc>
+      </w:tr>
+      <w:tr>
+        <w:tc>
+          <w:tcPr>
+            <w:tcW w:w="2551" w:type="dxa"/>
+            <w:tcBorders>
+              <w:top w:val="single" w:sz="1" w:space="0" w:color="D0CBC0"/>
+              <w:left w:val="single" w:sz="1" w:space="0" w:color="D0CBC0"/>
+              <w:bottom w:val="single" w:sz="1" w:space="0" w:color="D0CBC0"/>
+              <w:right w:val="single" w:sz="1" w:space="0" w:color="D0CBC0"/>
+            </w:tcBorders>
+            <w:shd w:val="clear" w:color="auto" w:fill="FFFFFF" w:themeFill="background1"/>
+            <w:tcMar>
+              <w:top w:w="80" w:type="dxa"/>
+              <w:left w:w="120" w:type="dxa"/>
+              <w:bottom w:w="80" w:type="dxa"/>
+              <w:right w:w="80" w:type="dxa"/>
+            </w:tcMar>
+          </w:tcPr>
+          <w:p>
+            <w:pPr>
+              <w:rPr>
+                <w:sz w:val="20"/>
+                <w:szCs w:val="20"/>
+              </w:rPr>
+            </w:pPr>
+            <w:r>
+              <w:rPr>
+                <w:sz w:val="20"/>
+                <w:szCs w:val="20"/>
+              </w:rPr>
+              <w:t>API Gateway</w:t>
+            </w:r>
+          </w:p>
+        </w:tc>
+        <w:tc>
+          <w:tcPr>
+            <w:tcW w:w="2977" w:type="dxa"/>
+            <w:tcBorders>
+              <w:top w:val="single" w:sz="1" w:space="0" w:color="D0CBC0"/>
+              <w:left w:val="single" w:sz="1" w:space="0" w:color="D0CBC0"/>
+              <w:bottom w:val="single" w:sz="1" w:space="0" w:color="D0CBC0"/>
+              <w:right w:val="single" w:sz="1" w:space="0" w:color="D0CBC0"/>
+            </w:tcBorders>
+            <w:shd w:val="clear" w:color="auto" w:fill="FFFFFF" w:themeFill="background1"/>
+            <w:tcMar>
+              <w:top w:w="80" w:type="dxa"/>
+              <w:left w:w="120" w:type="dxa"/>
+              <w:bottom w:w="80" w:type="dxa"/>
+              <w:right w:w="80" w:type="dxa"/>
+            </w:tcMar>
+          </w:tcPr>
+          <w:p>
+            <w:pPr>
+              <w:rPr>
+                <w:sz w:val="20"/>
+                <w:szCs w:val="20"/>
+              </w:rPr>
+            </w:pPr>
+            <w:r>
+              <w:rPr>
+                <w:sz w:val="20"/>
+                <w:szCs w:val="20"/>
+              </w:rPr>
+              <w:t>100 requests/month</w:t>
+            </w:r>
+          </w:p>
+        </w:tc>
+        <w:tc>
+          <w:tcPr>
+            <w:tcW w:w="1842" w:type="dxa"/>
+            <w:tcBorders>
+              <w:top w:val="single" w:sz="1" w:space="0" w:color="D0CBC0"/>
+              <w:left w:val="single" w:sz="1" w:space="0" w:color="D0CBC0"/>
+              <w:bottom w:val="single" w:sz="1" w:space="0" w:color="D0CBC0"/>
+              <w:right w:val="single" w:sz="1" w:space="0" w:color="D0CBC0"/>
+            </w:tcBorders>
+            <w:shd w:val="clear" w:color="auto" w:fill="FFFFFF" w:themeFill="background1"/>
+            <w:tcMar>
+              <w:top w:w="80" w:type="dxa"/>
+              <w:left w:w="120" w:type="dxa"/>
+              <w:bottom w:w="80" w:type="dxa"/>
+              <w:right w:w="80" w:type="dxa"/>
+            </w:tcMar>
+          </w:tcPr>
+          <w:p>
+            <w:pPr>
+              <w:rPr>
+                <w:sz w:val="20"/>
+                <w:szCs w:val="20"/>
+              </w:rPr>
+            </w:pPr>
+            <w:r>
+              <w:rPr>
+                <w:sz w:val="20"/>
+                <w:szCs w:val="20"/>
+              </w:rPr>
+              <w:t>£0.00</w:t>
+            </w:r>
+          </w:p>
+        </w:tc>
+        <w:tc>
+          <w:tcPr>
+            <w:tcW w:w="2410" w:type="dxa"/>
+            <w:tcBorders>
+              <w:top w:val="single" w:sz="1" w:space="0" w:color="D0CBC0"/>
+              <w:left w:val="single" w:sz="1" w:space="0" w:color="D0CBC0"/>
+              <w:bottom w:val="single" w:sz="1" w:space="0" w:color="D0CBC0"/>
+              <w:right w:val="single" w:sz="1" w:space="0" w:color="D0CBC0"/>
+            </w:tcBorders>
+            <w:shd w:val="clear" w:color="auto" w:fill="FFFFFF" w:themeFill="background1"/>
+            <w:tcMar>
+              <w:top w:w="80" w:type="dxa"/>
+              <w:left w:w="120" w:type="dxa"/>
+              <w:bottom w:w="80" w:type="dxa"/>
+              <w:right w:w="80" w:type="dxa"/>
+            </w:tcMar>
+          </w:tcPr>
+          <w:p>
+            <w:pPr>
+              <w:rPr>
+                <w:sz w:val="20"/>
+                <w:szCs w:val="20"/>
+              </w:rPr>
+            </w:pPr>
+            <w:r>
+              <w:rPr>
+                <w:sz w:val="20"/>
+                <w:szCs w:val="20"/>
+              </w:rPr>
+              <w:t>£0.00</w:t>
+            </w:r>
+          </w:p>
+        </w:tc>
+      </w:tr>
+      <w:tr>
+        <w:tc>
+          <w:tcPr>
+            <w:tcW w:w="2551" w:type="dxa"/>
+            <w:tcBorders>
+              <w:top w:val="single" w:sz="1" w:space="0" w:color="D0CBC0"/>
+              <w:left w:val="single" w:sz="1" w:space="0" w:color="D0CBC0"/>
+              <w:bottom w:val="single" w:sz="1" w:space="0" w:color="D0CBC0"/>
+              <w:right w:val="single" w:sz="1" w:space="0" w:color="D0CBC0"/>
+            </w:tcBorders>
+            <w:shd w:val="clear" w:color="auto" w:fill="FFFFFF" w:themeFill="background1"/>
+            <w:tcMar>
+              <w:top w:w="80" w:type="dxa"/>
+              <w:left w:w="120" w:type="dxa"/>
+              <w:bottom w:w="80" w:type="dxa"/>
+              <w:right w:w="80" w:type="dxa"/>
+            </w:tcMar>
+          </w:tcPr>
+          <w:p>
+            <w:pPr>
+              <w:rPr>
+                <w:sz w:val="20"/>
+                <w:szCs w:val="20"/>
+              </w:rPr>
+            </w:pPr>
+            <w:r>
+              <w:rPr>
+                <w:sz w:val="20"/>
+                <w:szCs w:val="20"/>
+              </w:rPr>
+              <w:t>Cognito</w:t>
+            </w:r>
+          </w:p>
+        </w:tc>
+        <w:tc>
+          <w:tcPr>
+            <w:tcW w:w="2977" w:type="dxa"/>
+            <w:tcBorders>
+              <w:top w:val="single" w:sz="1" w:space="0" w:color="D0CBC0"/>
+              <w:left w:val="single" w:sz="1" w:space="0" w:color="D0CBC0"/>
+              <w:bottom w:val="single" w:sz="1" w:space="0" w:color="D0CBC0"/>
+              <w:right w:val="single" w:sz="1" w:space="0" w:color="D0CBC0"/>
+            </w:tcBorders>
+            <w:shd w:val="clear" w:color="auto" w:fill="FFFFFF" w:themeFill="background1"/>
+            <w:tcMar>
+              <w:top w:w="80" w:type="dxa"/>
+              <w:left w:w="120" w:type="dxa"/>
+              <w:bottom w:w="80" w:type="dxa"/>
+              <w:right w:w="80" w:type="dxa"/>
+            </w:tcMar>
+          </w:tcPr>
+          <w:p>
+            <w:pPr>
+              <w:rPr>
+                <w:sz w:val="20"/>
+                <w:szCs w:val="20"/>
+              </w:rPr>
+            </w:pPr>
+            <w:r>
+              <w:rPr>
+                <w:sz w:val="20"/>
+                <w:szCs w:val="20"/>
+              </w:rPr>
+              <w:t>50 MAUs</w:t>
+            </w:r>
+          </w:p>
+        </w:tc>
+        <w:tc>
+          <w:tcPr>
+            <w:tcW w:w="1842" w:type="dxa"/>
+            <w:tcBorders>
+              <w:top w:val="single" w:sz="1" w:space="0" w:color="D0CBC0"/>
+              <w:left w:val="single" w:sz="1" w:space="0" w:color="D0CBC0"/>
+              <w:bottom w:val="single" w:sz="1" w:space="0" w:color="D0CBC0"/>
+              <w:right w:val="single" w:sz="1" w:space="0" w:color="D0CBC0"/>
+            </w:tcBorders>
+            <w:shd w:val="clear" w:color="auto" w:fill="FFFFFF" w:themeFill="background1"/>
+            <w:tcMar>
+              <w:top w:w="80" w:type="dxa"/>
+              <w:left w:w="120" w:type="dxa"/>
+              <w:bottom w:w="80" w:type="dxa"/>
+              <w:right w:w="80" w:type="dxa"/>
+            </w:tcMar>
+          </w:tcPr>
+          <w:p>
+            <w:pPr>
+              <w:rPr>
+                <w:sz w:val="20"/>
+                <w:szCs w:val="20"/>
+              </w:rPr>
+            </w:pPr>
+            <w:r>
+              <w:rPr>
+                <w:sz w:val="20"/>
+                <w:szCs w:val="20"/>
+              </w:rPr>
+              <w:t>£0.00</w:t>
+            </w:r>
+          </w:p>
+        </w:tc>
+        <w:tc>
+          <w:tcPr>
+            <w:tcW w:w="2410" w:type="dxa"/>
+            <w:tcBorders>
+              <w:top w:val="single" w:sz="1" w:space="0" w:color="D0CBC0"/>
+              <w:left w:val="single" w:sz="1" w:space="0" w:color="D0CBC0"/>
+              <w:bottom w:val="single" w:sz="1" w:space="0" w:color="D0CBC0"/>
+              <w:right w:val="single" w:sz="1" w:space="0" w:color="D0CBC0"/>
+            </w:tcBorders>
+            <w:shd w:val="clear" w:color="auto" w:fill="FFFFFF" w:themeFill="background1"/>
+            <w:tcMar>
+              <w:top w:w="80" w:type="dxa"/>
+              <w:left w:w="120" w:type="dxa"/>
+              <w:bottom w:w="80" w:type="dxa"/>
+              <w:right w:w="80" w:type="dxa"/>
+            </w:tcMar>
+          </w:tcPr>
+          <w:p>
+            <w:pPr>
+              <w:rPr>
+                <w:sz w:val="20"/>
+                <w:szCs w:val="20"/>
+              </w:rPr>
+            </w:pPr>
+            <w:r>
+              <w:rPr>
+                <w:sz w:val="20"/>
+                <w:szCs w:val="20"/>
+              </w:rPr>
+              <w:t>£0.00</w:t>
+            </w:r>
+          </w:p>
+        </w:tc>
+      </w:tr>
+      <w:tr>
+        <w:tc>
+          <w:tcPr>
+            <w:tcW w:w="2551" w:type="dxa"/>
+            <w:tcBorders>
+              <w:top w:val="single" w:sz="1" w:space="0" w:color="D0CBC0"/>
+              <w:left w:val="single" w:sz="1" w:space="0" w:color="D0CBC0"/>
+              <w:bottom w:val="single" w:sz="1" w:space="0" w:color="D0CBC0"/>
+              <w:right w:val="single" w:sz="1" w:space="0" w:color="D0CBC0"/>
+            </w:tcBorders>
+            <w:shd w:val="clear" w:color="auto" w:fill="FFFFFF" w:themeFill="background1"/>
+            <w:tcMar>
+              <w:top w:w="80" w:type="dxa"/>
+              <w:left w:w="120" w:type="dxa"/>
+              <w:bottom w:w="80" w:type="dxa"/>
+              <w:right w:w="80" w:type="dxa"/>
+            </w:tcMar>
+          </w:tcPr>
+          <w:p>
+            <w:pPr>
+              <w:rPr>
+                <w:sz w:val="20"/>
+                <w:szCs w:val="20"/>
+              </w:rPr>
+            </w:pPr>
+            <w:r>
+              <w:rPr>
+                <w:sz w:val="20"/>
+                <w:szCs w:val="20"/>
+              </w:rPr>
+              <w:t>Amplify</w:t>
+            </w:r>
+          </w:p>
+        </w:tc>
+        <w:tc>
+          <w:tcPr>
+            <w:tcW w:w="2977" w:type="dxa"/>
+            <w:tcBorders>
+              <w:top w:val="single" w:sz="1" w:space="0" w:color="D0CBC0"/>
+              <w:left w:val="single" w:sz="1" w:space="0" w:color="D0CBC0"/>
+              <w:bottom w:val="single" w:sz="1" w:space="0" w:color="D0CBC0"/>
+              <w:right w:val="single" w:sz="1" w:space="0" w:color="D0CBC0"/>
+            </w:tcBorders>
+            <w:shd w:val="clear" w:color="auto" w:fill="FFFFFF" w:themeFill="background1"/>
+            <w:tcMar>
+              <w:top w:w="80" w:type="dxa"/>
+              <w:left w:w="120" w:type="dxa"/>
+              <w:bottom w:w="80" w:type="dxa"/>
+              <w:right w:w="80" w:type="dxa"/>
+            </w:tcMar>
+          </w:tcPr>
+          <w:p>
+            <w:pPr>
+              <w:rPr>
+                <w:sz w:val="20"/>
+                <w:szCs w:val="20"/>
+              </w:rPr>
+            </w:pPr>
+            <w:r>
+              <w:rPr>
+                <w:sz w:val="20"/>
+                <w:szCs w:val="20"/>
+              </w:rPr>
+              <w:t>100 build minutes/month</w:t>
+            </w:r>
+          </w:p>
+        </w:tc>
+        <w:tc>
+          <w:tcPr>
+            <w:tcW w:w="1842" w:type="dxa"/>
+            <w:tcBorders>
+              <w:top w:val="single" w:sz="1" w:space="0" w:color="D0CBC0"/>
+              <w:left w:val="single" w:sz="1" w:space="0" w:color="D0CBC0"/>
+              <w:bottom w:val="single" w:sz="1" w:space="0" w:color="D0CBC0"/>
+              <w:right w:val="single" w:sz="1" w:space="0" w:color="D0CBC0"/>
+            </w:tcBorders>
+            <w:shd w:val="clear" w:color="auto" w:fill="FFFFFF" w:themeFill="background1"/>
+            <w:tcMar>
+              <w:top w:w="80" w:type="dxa"/>
+              <w:left w:w="120" w:type="dxa"/>
+              <w:bottom w:w="80" w:type="dxa"/>
+              <w:right w:w="80" w:type="dxa"/>
+            </w:tcMar>
+          </w:tcPr>
+          <w:p>
+            <w:pPr>
+              <w:rPr>
+                <w:sz w:val="20"/>
+                <w:szCs w:val="20"/>
+              </w:rPr>
+            </w:pPr>
+            <w:r>
+              <w:rPr>
+                <w:sz w:val="20"/>
+                <w:szCs w:val="20"/>
+              </w:rPr>
+              <w:t>£0.00</w:t>
+            </w:r>
+          </w:p>
+        </w:tc>
+        <w:tc>
+          <w:tcPr>
+            <w:tcW w:w="2410" w:type="dxa"/>
+            <w:tcBorders>
+              <w:top w:val="single" w:sz="1" w:space="0" w:color="D0CBC0"/>
+              <w:left w:val="single" w:sz="1" w:space="0" w:color="D0CBC0"/>
+              <w:bottom w:val="single" w:sz="1" w:space="0" w:color="D0CBC0"/>
+              <w:right w:val="single" w:sz="1" w:space="0" w:color="D0CBC0"/>
+            </w:tcBorders>
+            <w:shd w:val="clear" w:color="auto" w:fill="FFFFFF" w:themeFill="background1"/>
+            <w:tcMar>
+              <w:top w:w="80" w:type="dxa"/>
+              <w:left w:w="120" w:type="dxa"/>
+              <w:bottom w:w="80" w:type="dxa"/>
+              <w:right w:w="80" w:type="dxa"/>
+            </w:tcMar>
+          </w:tcPr>
+          <w:p>
+            <w:pPr>
+              <w:rPr>
+                <w:sz w:val="20"/>
+                <w:szCs w:val="20"/>
+              </w:rPr>
+            </w:pPr>
+            <w:r>
+              <w:rPr>
+                <w:sz w:val="20"/>
+                <w:szCs w:val="20"/>
+              </w:rPr>
+              <w:t>£0.00</w:t>
+            </w:r>
+          </w:p>
+        </w:tc>
+      </w:tr>
+      <w:tr>
+        <w:tc>
+          <w:tcPr>
+            <w:tcW w:w="5528" w:type="dxa"/>
+            <w:gridSpan w:val="2"/>
+            <w:tcBorders>
+              <w:top w:val="single" w:sz="1" w:space="0" w:color="0E1F3B"/>
+              <w:left w:val="single" w:sz="1" w:space="0" w:color="0E1F3B"/>
+              <w:bottom w:val="single" w:sz="1" w:space="0" w:color="0E1F3B"/>
+              <w:right w:val="single" w:sz="1" w:space="0" w:color="0E1F3B"/>
+            </w:tcBorders>
+            <w:shd w:val="clear" w:color="auto" w:fill="0E1F3B"/>
+            <w:tcMar>
+              <w:top w:w="80" w:type="dxa"/>
+              <w:left w:w="120" w:type="dxa"/>
+              <w:bottom w:w="80" w:type="dxa"/>
+              <w:right w:w="80" w:type="dxa"/>
+            </w:tcMar>
+          </w:tcPr>
+          <w:p>
+            <w:r>
+              <w:rPr>
+                <w:b/>
+                <w:bCs/>
+                <w:color w:val="FFFFFF"/>
+                <w:sz w:val="19"/>
+                <w:szCs w:val="19"/>
+              </w:rPr>
+              <w:t>ESTIMATED MONTHLY TOTAL</w:t>
+            </w:r>
+          </w:p>
+        </w:tc>
+        <w:tc>
+          <w:tcPr>
+            <w:tcW w:w="1842" w:type="dxa"/>
+            <w:tcBorders>
+              <w:top w:val="single" w:sz="1" w:space="0" w:color="0E1F3B"/>
+              <w:left w:val="single" w:sz="1" w:space="0" w:color="0E1F3B"/>
+              <w:bottom w:val="single" w:sz="1" w:space="0" w:color="0E1F3B"/>
+              <w:right w:val="single" w:sz="1" w:space="0" w:color="0E1F3B"/>
+            </w:tcBorders>
+            <w:shd w:val="clear" w:color="auto" w:fill="F5F0E8"/>
+            <w:tcMar>
+              <w:top w:w="80" w:type="dxa"/>
+              <w:left w:w="120" w:type="dxa"/>
+              <w:bottom w:w="80" w:type="dxa"/>
+              <w:right w:w="80" w:type="dxa"/>
+            </w:tcMar>
+          </w:tcPr>
+          <w:p>
+            <w:pPr>
+              <w:rPr>
+                <w:sz w:val="20"/>
+                <w:szCs w:val="20"/>
+              </w:rPr>
+            </w:pPr>
+            <w:r>
+              <w:rPr>
+                <w:b/>
+                <w:bCs/>
+                <w:color w:val="C8922A"/>
+                <w:sz w:val="20"/>
+                <w:szCs w:val="20"/>
+              </w:rPr>
+              <w:t>£0.00</w:t>
+            </w:r>
+          </w:p>
+        </w:tc>
+        <w:tc>
+          <w:tcPr>
+            <w:tcW w:w="2410" w:type="dxa"/>
+            <w:tcBorders>
+              <w:top w:val="single" w:sz="1" w:space="0" w:color="0E1F3B"/>
+              <w:left w:val="single" w:sz="1" w:space="0" w:color="0E1F3B"/>
+              <w:bottom w:val="single" w:sz="1" w:space="0" w:color="0E1F3B"/>
+              <w:right w:val="single" w:sz="1" w:space="0" w:color="0E1F3B"/>
+            </w:tcBorders>
+            <w:shd w:val="clear" w:color="auto" w:fill="F5F0E8"/>
+            <w:tcMar>
+              <w:top w:w="80" w:type="dxa"/>
+              <w:left w:w="120" w:type="dxa"/>
+              <w:bottom w:w="80" w:type="dxa"/>
+              <w:right w:w="80" w:type="dxa"/>
+            </w:tcMar>
+          </w:tcPr>
+          <w:p>
+            <w:pPr>
+              <w:rPr>
+                <w:sz w:val="20"/>
+                <w:szCs w:val="20"/>
+              </w:rPr>
+            </w:pPr>
+            <w:r>
+              <w:rPr>
+                <w:b/>
+                <w:bCs/>
+                <w:color w:val="C8922A"/>
+                <w:sz w:val="20"/>
+                <w:szCs w:val="20"/>
+              </w:rPr>
+              <w:t>£</w:t>
+            </w:r>
+            <w:r>
+              <w:rPr>
+                <w:b/>
+                <w:bCs/>
+                <w:color w:val="C8922A"/>
+                <w:sz w:val="20"/>
+                <w:szCs w:val="20"/>
+              </w:rPr>
+              <w:t>0</w:t>
+            </w:r>
+            <w:r>
+              <w:rPr>
+                <w:b/>
+                <w:bCs/>
+                <w:color w:val="C8922A"/>
+                <w:sz w:val="20"/>
+                <w:szCs w:val="20"/>
+              </w:rPr>
+              <w:t>.00/month</w:t>
             </w:r>
           </w:p>
         </w:tc>
@@ -2624,7 +4978,7 @@
                 <w:sz w:val="32"/>
                 <w:szCs w:val="32"/>
               </w:rPr>
-              <w:t>06</w:t>
+              <w:t>09</w:t>
             </w:r>
           </w:p>
         </w:tc>
@@ -2655,1182 +5009,7 @@
                 <w:sz w:val="26"/>
                 <w:szCs w:val="26"/>
               </w:rPr>
-              <w:t>Application Flow</w:t>
-            </w:r>
-          </w:p>
-        </w:tc>
-      </w:tr>
-    </w:tbl>
-    <w:p/>
-    <w:p>
-      <w:pPr>
-        <w:spacing w:after="160"/>
-      </w:pPr>
-      <w:r>
-        <w:rPr>
-          <w:color w:val="666666"/>
-          <w:sz w:val="19"/>
-          <w:szCs w:val="19"/>
-        </w:rPr>
-        <w:t>Describe how data moves through the system step by step. Trace each flow from the user action to the final response. Use plain language.</w:t>
-      </w:r>
-    </w:p>
-    <w:p>
-      <w:pPr>
-        <w:spacing w:after="120"/>
-      </w:pPr>
-      <w:r>
-        <w:rPr>
-          <w:b/>
-          <w:bCs/>
-          <w:color w:val="0E1F3B"/>
-          <w:sz w:val="21"/>
-          <w:szCs w:val="21"/>
-        </w:rPr>
-        <w:t>Flow 1 — [Name your first flow, e.g. Visitor loads the website]</w:t>
-      </w:r>
-    </w:p>
-    <w:p>
-      <w:pPr>
-        <w:pStyle w:val="ListParagraph"/>
-        <w:numPr>
-          <w:ilvl w:val="0"/>
-          <w:numId w:val="2"/>
-        </w:numPr>
-        <w:spacing w:before="20" w:after="80"/>
-      </w:pPr>
-      <w:r>
-        <w:rPr>
-          <w:sz w:val="20"/>
-          <w:szCs w:val="20"/>
-        </w:rPr>
-        <w:t>Step 1: [e.g. Visitor types the domain name into their browser]</w:t>
-      </w:r>
-    </w:p>
-    <w:p>
-      <w:pPr>
-        <w:pStyle w:val="ListParagraph"/>
-        <w:numPr>
-          <w:ilvl w:val="0"/>
-          <w:numId w:val="2"/>
-        </w:numPr>
-        <w:spacing w:before="20" w:after="80"/>
-      </w:pPr>
-      <w:r>
-        <w:rPr>
-          <w:sz w:val="20"/>
-          <w:szCs w:val="20"/>
-        </w:rPr>
-        <w:t>Step 2: [e.g. Route 53 translates the domain to the CloudFront distribution]</w:t>
-      </w:r>
-    </w:p>
-    <w:p>
-      <w:pPr>
-        <w:pStyle w:val="ListParagraph"/>
-        <w:numPr>
-          <w:ilvl w:val="0"/>
-          <w:numId w:val="2"/>
-        </w:numPr>
-        <w:spacing w:before="20" w:after="80"/>
-      </w:pPr>
-      <w:r>
-        <w:rPr>
-          <w:sz w:val="20"/>
-          <w:szCs w:val="20"/>
-        </w:rPr>
-        <w:t>Step 3: [e.g. CloudFront checks its cache — serves from edge if cached]</w:t>
-      </w:r>
-    </w:p>
-    <w:p>
-      <w:pPr>
-        <w:pStyle w:val="ListParagraph"/>
-        <w:numPr>
-          <w:ilvl w:val="0"/>
-          <w:numId w:val="2"/>
-        </w:numPr>
-        <w:spacing w:before="20" w:after="80"/>
-      </w:pPr>
-      <w:r>
-        <w:rPr>
-          <w:sz w:val="20"/>
-          <w:szCs w:val="20"/>
-        </w:rPr>
-        <w:t>Step 4: [e.g. If not cached, CloudFront fetches from S3 via Origin Access Control]</w:t>
-      </w:r>
-    </w:p>
-    <w:p>
-      <w:pPr>
-        <w:pStyle w:val="ListParagraph"/>
-        <w:numPr>
-          <w:ilvl w:val="0"/>
-          <w:numId w:val="2"/>
-        </w:numPr>
-        <w:spacing w:before="20" w:after="80"/>
-      </w:pPr>
-      <w:r>
-        <w:rPr>
-          <w:sz w:val="20"/>
-          <w:szCs w:val="20"/>
-        </w:rPr>
-        <w:t>Step 5: [e.g. Browser loads the page and calls the visitor counter API]</w:t>
-      </w:r>
-    </w:p>
-    <w:p>
-      <w:pPr>
-        <w:pStyle w:val="ListParagraph"/>
-        <w:numPr>
-          <w:ilvl w:val="0"/>
-          <w:numId w:val="2"/>
-        </w:numPr>
-        <w:spacing w:before="20" w:after="80"/>
-      </w:pPr>
-      <w:r>
-        <w:rPr>
-          <w:sz w:val="20"/>
-          <w:szCs w:val="20"/>
-        </w:rPr>
-        <w:t>Step 6: [Continue tracing the flow...]</w:t>
-      </w:r>
-    </w:p>
-    <w:p/>
-    <w:p>
-      <w:pPr>
-        <w:spacing w:after="120"/>
-      </w:pPr>
-      <w:r>
-        <w:rPr>
-          <w:b/>
-          <w:bCs/>
-          <w:color w:val="0E1F3B"/>
-          <w:sz w:val="21"/>
-          <w:szCs w:val="21"/>
-        </w:rPr>
-        <w:t>Flow 2 — [Name your second flow, e.g. Visitor submits contact form]</w:t>
-      </w:r>
-    </w:p>
-    <w:p>
-      <w:pPr>
-        <w:pStyle w:val="ListParagraph"/>
-        <w:numPr>
-          <w:ilvl w:val="0"/>
-          <w:numId w:val="2"/>
-        </w:numPr>
-        <w:spacing w:before="20" w:after="80"/>
-      </w:pPr>
-      <w:r>
-        <w:rPr>
-          <w:sz w:val="20"/>
-          <w:szCs w:val="20"/>
-        </w:rPr>
-        <w:t>Step 1: [e.g. Visitor fills in the form and clicks Send]</w:t>
-      </w:r>
-    </w:p>
-    <w:p>
-      <w:pPr>
-        <w:pStyle w:val="ListParagraph"/>
-        <w:numPr>
-          <w:ilvl w:val="0"/>
-          <w:numId w:val="2"/>
-        </w:numPr>
-        <w:spacing w:before="20" w:after="80"/>
-      </w:pPr>
-      <w:r>
-        <w:rPr>
-          <w:sz w:val="20"/>
-          <w:szCs w:val="20"/>
-        </w:rPr>
-        <w:t>Step 2: [e.g. Browser sends a POST request to the API Gateway endpoint]</w:t>
-      </w:r>
-    </w:p>
-    <w:p>
-      <w:pPr>
-        <w:pStyle w:val="ListParagraph"/>
-        <w:numPr>
-          <w:ilvl w:val="0"/>
-          <w:numId w:val="2"/>
-        </w:numPr>
-        <w:spacing w:before="20" w:after="80"/>
-      </w:pPr>
-      <w:r>
-        <w:rPr>
-          <w:sz w:val="20"/>
-          <w:szCs w:val="20"/>
-        </w:rPr>
-        <w:t>Step 3: [e.g. API Gateway triggers the contact-form Lambda function]</w:t>
-      </w:r>
-    </w:p>
-    <w:p>
-      <w:pPr>
-        <w:pStyle w:val="ListParagraph"/>
-        <w:numPr>
-          <w:ilvl w:val="0"/>
-          <w:numId w:val="2"/>
-        </w:numPr>
-        <w:spacing w:before="20" w:after="80"/>
-      </w:pPr>
-      <w:r>
-        <w:rPr>
-          <w:sz w:val="20"/>
-          <w:szCs w:val="20"/>
-        </w:rPr>
-        <w:t>Step 4: [e.g. Lambda reads the form data and validates it]</w:t>
-      </w:r>
-    </w:p>
-    <w:p>
-      <w:pPr>
-        <w:pStyle w:val="ListParagraph"/>
-        <w:numPr>
-          <w:ilvl w:val="0"/>
-          <w:numId w:val="2"/>
-        </w:numPr>
-        <w:spacing w:before="20" w:after="80"/>
-      </w:pPr>
-      <w:r>
-        <w:rPr>
-          <w:sz w:val="20"/>
-          <w:szCs w:val="20"/>
-        </w:rPr>
-        <w:t>Step 5: [e.g. Lambda calls SES to send an email to the site owner]</w:t>
-      </w:r>
-    </w:p>
-    <w:p>
-      <w:pPr>
-        <w:pStyle w:val="ListParagraph"/>
-        <w:numPr>
-          <w:ilvl w:val="0"/>
-          <w:numId w:val="2"/>
-        </w:numPr>
-        <w:spacing w:before="20" w:after="80"/>
-      </w:pPr>
-      <w:r>
-        <w:rPr>
-          <w:sz w:val="20"/>
-          <w:szCs w:val="20"/>
-        </w:rPr>
-        <w:t>Step 6: [e.g. Lambda returns a success response — browser shows confirmation]</w:t>
-      </w:r>
-    </w:p>
-    <w:p/>
-    <w:tbl>
-      <w:tblPr>
-        <w:tblW w:w="9781" w:type="dxa"/>
-        <w:tblBorders>
-          <w:top w:val="single" w:sz="4" w:space="0" w:color="auto"/>
-          <w:left w:val="single" w:sz="4" w:space="0" w:color="auto"/>
-          <w:bottom w:val="single" w:sz="4" w:space="0" w:color="auto"/>
-          <w:right w:val="single" w:sz="4" w:space="0" w:color="auto"/>
-          <w:insideH w:val="single" w:sz="4" w:space="0" w:color="auto"/>
-          <w:insideV w:val="single" w:sz="4" w:space="0" w:color="auto"/>
-        </w:tblBorders>
-        <w:tblCellMar>
-          <w:left w:w="10" w:type="dxa"/>
-          <w:right w:w="10" w:type="dxa"/>
-        </w:tblCellMar>
-        <w:tblLook w:val="04A0" w:firstRow="1" w:lastRow="0" w:firstColumn="1" w:lastColumn="0" w:noHBand="0" w:noVBand="1"/>
-      </w:tblPr>
-      <w:tblGrid>
-        <w:gridCol w:w="900"/>
-        <w:gridCol w:w="8881"/>
-      </w:tblGrid>
-      <w:tr>
-        <w:tc>
-          <w:tcPr>
-            <w:tcW w:w="900" w:type="dxa"/>
-            <w:tcBorders>
-              <w:top w:val="none" w:sz="0" w:space="0" w:color="FFFFFF"/>
-              <w:left w:val="none" w:sz="0" w:space="0" w:color="FFFFFF"/>
-              <w:bottom w:val="none" w:sz="0" w:space="0" w:color="FFFFFF"/>
-              <w:right w:val="none" w:sz="0" w:space="0" w:color="FFFFFF"/>
-            </w:tcBorders>
-            <w:shd w:val="clear" w:color="auto" w:fill="0E1F3B"/>
-            <w:tcMar>
-              <w:top w:w="80" w:type="dxa"/>
-              <w:left w:w="120" w:type="dxa"/>
-              <w:bottom w:w="80" w:type="dxa"/>
-              <w:right w:w="80" w:type="dxa"/>
-            </w:tcMar>
-            <w:vAlign w:val="center"/>
-          </w:tcPr>
-          <w:p>
-            <w:pPr>
-              <w:jc w:val="center"/>
-            </w:pPr>
-            <w:r>
-              <w:rPr>
-                <w:rFonts w:ascii="Georgia" w:eastAsia="Georgia" w:hAnsi="Georgia" w:cs="Georgia"/>
-                <w:color w:val="FFFFFF"/>
-                <w:sz w:val="32"/>
-                <w:szCs w:val="32"/>
-              </w:rPr>
-              <w:t>07</w:t>
-            </w:r>
-          </w:p>
-        </w:tc>
-        <w:tc>
-          <w:tcPr>
-            <w:tcW w:w="8881" w:type="dxa"/>
-            <w:tcBorders>
-              <w:top w:val="none" w:sz="0" w:space="0" w:color="FFFFFF"/>
-              <w:left w:val="none" w:sz="0" w:space="0" w:color="FFFFFF"/>
-              <w:bottom w:val="none" w:sz="0" w:space="0" w:color="FFFFFF"/>
-              <w:right w:val="none" w:sz="0" w:space="0" w:color="FFFFFF"/>
-            </w:tcBorders>
-            <w:shd w:val="clear" w:color="auto" w:fill="C8922A"/>
-            <w:tcMar>
-              <w:top w:w="80" w:type="dxa"/>
-              <w:left w:w="200" w:type="dxa"/>
-              <w:bottom w:w="80" w:type="dxa"/>
-              <w:right w:w="120" w:type="dxa"/>
-            </w:tcMar>
-            <w:vAlign w:val="center"/>
-          </w:tcPr>
-          <w:p>
-            <w:r>
-              <w:rPr>
-                <w:b/>
-                <w:bCs/>
-                <w:color w:val="FFFFFF"/>
-                <w:sz w:val="26"/>
-                <w:szCs w:val="26"/>
-              </w:rPr>
-              <w:t>Security</w:t>
-            </w:r>
-          </w:p>
-        </w:tc>
-      </w:tr>
-    </w:tbl>
-    <w:p/>
-    <w:p>
-      <w:pPr>
-        <w:spacing w:after="120"/>
-      </w:pPr>
-      <w:r>
-        <w:rPr>
-          <w:color w:val="666666"/>
-          <w:sz w:val="19"/>
-          <w:szCs w:val="19"/>
-        </w:rPr>
-        <w:t>A client will always ask how their data is protected. Describe every security control implemented in this project.</w:t>
-      </w:r>
-    </w:p>
-    <w:tbl>
-      <w:tblPr>
-        <w:tblW w:w="9780" w:type="dxa"/>
-        <w:tblBorders>
-          <w:top w:val="single" w:sz="4" w:space="0" w:color="auto"/>
-          <w:left w:val="single" w:sz="4" w:space="0" w:color="auto"/>
-          <w:bottom w:val="single" w:sz="4" w:space="0" w:color="auto"/>
-          <w:right w:val="single" w:sz="4" w:space="0" w:color="auto"/>
-          <w:insideH w:val="single" w:sz="4" w:space="0" w:color="auto"/>
-          <w:insideV w:val="single" w:sz="4" w:space="0" w:color="auto"/>
-        </w:tblBorders>
-        <w:tblCellMar>
-          <w:left w:w="10" w:type="dxa"/>
-          <w:right w:w="10" w:type="dxa"/>
-        </w:tblCellMar>
-        <w:tblLook w:val="04A0" w:firstRow="1" w:lastRow="0" w:firstColumn="1" w:lastColumn="0" w:noHBand="0" w:noVBand="1"/>
-      </w:tblPr>
-      <w:tblGrid>
-        <w:gridCol w:w="2400"/>
-        <w:gridCol w:w="4400"/>
-        <w:gridCol w:w="2980"/>
-      </w:tblGrid>
-      <w:tr>
-        <w:tc>
-          <w:tcPr>
-            <w:tcW w:w="2400" w:type="dxa"/>
-            <w:tcBorders>
-              <w:top w:val="single" w:sz="1" w:space="0" w:color="0E1F3B"/>
-              <w:left w:val="single" w:sz="1" w:space="0" w:color="0E1F3B"/>
-              <w:bottom w:val="single" w:sz="1" w:space="0" w:color="0E1F3B"/>
-              <w:right w:val="single" w:sz="1" w:space="0" w:color="0E1F3B"/>
-            </w:tcBorders>
-            <w:shd w:val="clear" w:color="auto" w:fill="0E1F3B"/>
-            <w:tcMar>
-              <w:top w:w="80" w:type="dxa"/>
-              <w:left w:w="120" w:type="dxa"/>
-              <w:bottom w:w="80" w:type="dxa"/>
-              <w:right w:w="80" w:type="dxa"/>
-            </w:tcMar>
-          </w:tcPr>
-          <w:p>
-            <w:r>
-              <w:rPr>
-                <w:b/>
-                <w:bCs/>
-                <w:color w:val="FFFFFF"/>
-                <w:sz w:val="19"/>
-                <w:szCs w:val="19"/>
-              </w:rPr>
-              <w:lastRenderedPageBreak/>
-              <w:t>Security control</w:t>
-            </w:r>
-          </w:p>
-        </w:tc>
-        <w:tc>
-          <w:tcPr>
-            <w:tcW w:w="4400" w:type="dxa"/>
-            <w:tcBorders>
-              <w:top w:val="single" w:sz="1" w:space="0" w:color="0E1F3B"/>
-              <w:left w:val="single" w:sz="1" w:space="0" w:color="0E1F3B"/>
-              <w:bottom w:val="single" w:sz="1" w:space="0" w:color="0E1F3B"/>
-              <w:right w:val="single" w:sz="1" w:space="0" w:color="0E1F3B"/>
-            </w:tcBorders>
-            <w:shd w:val="clear" w:color="auto" w:fill="0E1F3B"/>
-            <w:tcMar>
-              <w:top w:w="80" w:type="dxa"/>
-              <w:left w:w="120" w:type="dxa"/>
-              <w:bottom w:w="80" w:type="dxa"/>
-              <w:right w:w="80" w:type="dxa"/>
-            </w:tcMar>
-          </w:tcPr>
-          <w:p>
-            <w:r>
-              <w:rPr>
-                <w:b/>
-                <w:bCs/>
-                <w:color w:val="FFFFFF"/>
-                <w:sz w:val="19"/>
-                <w:szCs w:val="19"/>
-              </w:rPr>
-              <w:t>How it is implemented in this project</w:t>
-            </w:r>
-          </w:p>
-        </w:tc>
-        <w:tc>
-          <w:tcPr>
-            <w:tcW w:w="2980" w:type="dxa"/>
-            <w:tcBorders>
-              <w:top w:val="single" w:sz="1" w:space="0" w:color="0E1F3B"/>
-              <w:left w:val="single" w:sz="1" w:space="0" w:color="0E1F3B"/>
-              <w:bottom w:val="single" w:sz="1" w:space="0" w:color="0E1F3B"/>
-              <w:right w:val="single" w:sz="1" w:space="0" w:color="0E1F3B"/>
-            </w:tcBorders>
-            <w:shd w:val="clear" w:color="auto" w:fill="0E1F3B"/>
-            <w:tcMar>
-              <w:top w:w="80" w:type="dxa"/>
-              <w:left w:w="120" w:type="dxa"/>
-              <w:bottom w:w="80" w:type="dxa"/>
-              <w:right w:w="80" w:type="dxa"/>
-            </w:tcMar>
-          </w:tcPr>
-          <w:p>
-            <w:r>
-              <w:rPr>
-                <w:b/>
-                <w:bCs/>
-                <w:color w:val="FFFFFF"/>
-                <w:sz w:val="19"/>
-                <w:szCs w:val="19"/>
-              </w:rPr>
-              <w:t>Status</w:t>
-            </w:r>
-          </w:p>
-        </w:tc>
-      </w:tr>
-      <w:tr>
-        <w:tc>
-          <w:tcPr>
-            <w:tcW w:w="2400" w:type="dxa"/>
-            <w:tcBorders>
-              <w:top w:val="single" w:sz="1" w:space="0" w:color="D0CBC0"/>
-              <w:left w:val="single" w:sz="1" w:space="0" w:color="D0CBC0"/>
-              <w:bottom w:val="single" w:sz="1" w:space="0" w:color="D0CBC0"/>
-              <w:right w:val="single" w:sz="1" w:space="0" w:color="D0CBC0"/>
-            </w:tcBorders>
-            <w:shd w:val="clear" w:color="auto" w:fill="FFFFFF"/>
-            <w:tcMar>
-              <w:top w:w="80" w:type="dxa"/>
-              <w:left w:w="120" w:type="dxa"/>
-              <w:bottom w:w="80" w:type="dxa"/>
-              <w:right w:w="80" w:type="dxa"/>
-            </w:tcMar>
-          </w:tcPr>
-          <w:p>
-            <w:pPr>
-              <w:rPr>
-                <w:sz w:val="20"/>
-                <w:szCs w:val="20"/>
-              </w:rPr>
-            </w:pPr>
-            <w:r>
-              <w:rPr>
-                <w:sz w:val="20"/>
-                <w:szCs w:val="20"/>
-              </w:rPr>
-              <w:t>HTTPS / TLS encryption</w:t>
-            </w:r>
-          </w:p>
-        </w:tc>
-        <w:tc>
-          <w:tcPr>
-            <w:tcW w:w="4400" w:type="dxa"/>
-            <w:tcBorders>
-              <w:top w:val="single" w:sz="1" w:space="0" w:color="D0CBC0"/>
-              <w:left w:val="single" w:sz="1" w:space="0" w:color="D0CBC0"/>
-              <w:bottom w:val="single" w:sz="1" w:space="0" w:color="D0CBC0"/>
-              <w:right w:val="single" w:sz="1" w:space="0" w:color="D0CBC0"/>
-            </w:tcBorders>
-            <w:shd w:val="clear" w:color="auto" w:fill="FFFFFF"/>
-            <w:tcMar>
-              <w:top w:w="80" w:type="dxa"/>
-              <w:left w:w="120" w:type="dxa"/>
-              <w:bottom w:w="80" w:type="dxa"/>
-              <w:right w:w="80" w:type="dxa"/>
-            </w:tcMar>
-          </w:tcPr>
-          <w:p>
-            <w:pPr>
-              <w:rPr>
-                <w:sz w:val="20"/>
-                <w:szCs w:val="20"/>
-              </w:rPr>
-            </w:pPr>
-            <w:r>
-              <w:rPr>
-                <w:sz w:val="20"/>
-                <w:szCs w:val="20"/>
-              </w:rPr>
-              <w:t>[Describe how HTTPS is enforced — e.g. CloudFront redirects HTTP to HTTPS. All traffic encrypted in transit via TLS.]</w:t>
-            </w:r>
-          </w:p>
-        </w:tc>
-        <w:tc>
-          <w:tcPr>
-            <w:tcW w:w="2980" w:type="dxa"/>
-            <w:tcBorders>
-              <w:top w:val="single" w:sz="1" w:space="0" w:color="D0CBC0"/>
-              <w:left w:val="single" w:sz="1" w:space="0" w:color="D0CBC0"/>
-              <w:bottom w:val="single" w:sz="1" w:space="0" w:color="D0CBC0"/>
-              <w:right w:val="single" w:sz="1" w:space="0" w:color="D0CBC0"/>
-            </w:tcBorders>
-            <w:shd w:val="clear" w:color="auto" w:fill="FFFFFF"/>
-            <w:tcMar>
-              <w:top w:w="80" w:type="dxa"/>
-              <w:left w:w="120" w:type="dxa"/>
-              <w:bottom w:w="80" w:type="dxa"/>
-              <w:right w:w="80" w:type="dxa"/>
-            </w:tcMar>
-          </w:tcPr>
-          <w:p>
-            <w:pPr>
-              <w:rPr>
-                <w:sz w:val="20"/>
-                <w:szCs w:val="20"/>
-              </w:rPr>
-            </w:pPr>
-            <w:r>
-              <w:rPr>
-                <w:sz w:val="20"/>
-                <w:szCs w:val="20"/>
-              </w:rPr>
-              <w:t>[ ] Implemented</w:t>
-            </w:r>
-          </w:p>
-        </w:tc>
-      </w:tr>
-      <w:tr>
-        <w:tc>
-          <w:tcPr>
-            <w:tcW w:w="2400" w:type="dxa"/>
-            <w:tcBorders>
-              <w:top w:val="single" w:sz="1" w:space="0" w:color="D0CBC0"/>
-              <w:left w:val="single" w:sz="1" w:space="0" w:color="D0CBC0"/>
-              <w:bottom w:val="single" w:sz="1" w:space="0" w:color="D0CBC0"/>
-              <w:right w:val="single" w:sz="1" w:space="0" w:color="D0CBC0"/>
-            </w:tcBorders>
-            <w:shd w:val="clear" w:color="auto" w:fill="F5F0E8"/>
-            <w:tcMar>
-              <w:top w:w="80" w:type="dxa"/>
-              <w:left w:w="120" w:type="dxa"/>
-              <w:bottom w:w="80" w:type="dxa"/>
-              <w:right w:w="80" w:type="dxa"/>
-            </w:tcMar>
-          </w:tcPr>
-          <w:p>
-            <w:pPr>
-              <w:rPr>
-                <w:sz w:val="20"/>
-                <w:szCs w:val="20"/>
-              </w:rPr>
-            </w:pPr>
-            <w:r>
-              <w:rPr>
-                <w:sz w:val="20"/>
-                <w:szCs w:val="20"/>
-              </w:rPr>
-              <w:t>Private S3 bucket</w:t>
-            </w:r>
-          </w:p>
-        </w:tc>
-        <w:tc>
-          <w:tcPr>
-            <w:tcW w:w="4400" w:type="dxa"/>
-            <w:tcBorders>
-              <w:top w:val="single" w:sz="1" w:space="0" w:color="D0CBC0"/>
-              <w:left w:val="single" w:sz="1" w:space="0" w:color="D0CBC0"/>
-              <w:bottom w:val="single" w:sz="1" w:space="0" w:color="D0CBC0"/>
-              <w:right w:val="single" w:sz="1" w:space="0" w:color="D0CBC0"/>
-            </w:tcBorders>
-            <w:shd w:val="clear" w:color="auto" w:fill="F5F0E8"/>
-            <w:tcMar>
-              <w:top w:w="80" w:type="dxa"/>
-              <w:left w:w="120" w:type="dxa"/>
-              <w:bottom w:w="80" w:type="dxa"/>
-              <w:right w:w="80" w:type="dxa"/>
-            </w:tcMar>
-          </w:tcPr>
-          <w:p>
-            <w:pPr>
-              <w:rPr>
-                <w:sz w:val="20"/>
-                <w:szCs w:val="20"/>
-              </w:rPr>
-            </w:pPr>
-            <w:r>
-              <w:rPr>
-                <w:sz w:val="20"/>
-                <w:szCs w:val="20"/>
-              </w:rPr>
-              <w:t>[e.g. Block All Public Access enabled. Only CloudFront can access the bucket via Origin Access Control (OAC).]</w:t>
-            </w:r>
-          </w:p>
-        </w:tc>
-        <w:tc>
-          <w:tcPr>
-            <w:tcW w:w="2980" w:type="dxa"/>
-            <w:tcBorders>
-              <w:top w:val="single" w:sz="1" w:space="0" w:color="D0CBC0"/>
-              <w:left w:val="single" w:sz="1" w:space="0" w:color="D0CBC0"/>
-              <w:bottom w:val="single" w:sz="1" w:space="0" w:color="D0CBC0"/>
-              <w:right w:val="single" w:sz="1" w:space="0" w:color="D0CBC0"/>
-            </w:tcBorders>
-            <w:shd w:val="clear" w:color="auto" w:fill="F5F0E8"/>
-            <w:tcMar>
-              <w:top w:w="80" w:type="dxa"/>
-              <w:left w:w="120" w:type="dxa"/>
-              <w:bottom w:w="80" w:type="dxa"/>
-              <w:right w:w="80" w:type="dxa"/>
-            </w:tcMar>
-          </w:tcPr>
-          <w:p>
-            <w:pPr>
-              <w:rPr>
-                <w:sz w:val="20"/>
-                <w:szCs w:val="20"/>
-              </w:rPr>
-            </w:pPr>
-            <w:r>
-              <w:rPr>
-                <w:sz w:val="20"/>
-                <w:szCs w:val="20"/>
-              </w:rPr>
-              <w:t>[ ] Implemented</w:t>
-            </w:r>
-          </w:p>
-        </w:tc>
-      </w:tr>
-      <w:tr>
-        <w:tc>
-          <w:tcPr>
-            <w:tcW w:w="2400" w:type="dxa"/>
-            <w:tcBorders>
-              <w:top w:val="single" w:sz="1" w:space="0" w:color="D0CBC0"/>
-              <w:left w:val="single" w:sz="1" w:space="0" w:color="D0CBC0"/>
-              <w:bottom w:val="single" w:sz="1" w:space="0" w:color="D0CBC0"/>
-              <w:right w:val="single" w:sz="1" w:space="0" w:color="D0CBC0"/>
-            </w:tcBorders>
-            <w:shd w:val="clear" w:color="auto" w:fill="FFFFFF"/>
-            <w:tcMar>
-              <w:top w:w="80" w:type="dxa"/>
-              <w:left w:w="120" w:type="dxa"/>
-              <w:bottom w:w="80" w:type="dxa"/>
-              <w:right w:w="80" w:type="dxa"/>
-            </w:tcMar>
-          </w:tcPr>
-          <w:p>
-            <w:pPr>
-              <w:rPr>
-                <w:sz w:val="20"/>
-                <w:szCs w:val="20"/>
-              </w:rPr>
-            </w:pPr>
-            <w:r>
-              <w:rPr>
-                <w:sz w:val="20"/>
-                <w:szCs w:val="20"/>
-              </w:rPr>
-              <w:t>IAM least privilege</w:t>
-            </w:r>
-          </w:p>
-        </w:tc>
-        <w:tc>
-          <w:tcPr>
-            <w:tcW w:w="4400" w:type="dxa"/>
-            <w:tcBorders>
-              <w:top w:val="single" w:sz="1" w:space="0" w:color="D0CBC0"/>
-              <w:left w:val="single" w:sz="1" w:space="0" w:color="D0CBC0"/>
-              <w:bottom w:val="single" w:sz="1" w:space="0" w:color="D0CBC0"/>
-              <w:right w:val="single" w:sz="1" w:space="0" w:color="D0CBC0"/>
-            </w:tcBorders>
-            <w:shd w:val="clear" w:color="auto" w:fill="FFFFFF"/>
-            <w:tcMar>
-              <w:top w:w="80" w:type="dxa"/>
-              <w:left w:w="120" w:type="dxa"/>
-              <w:bottom w:w="80" w:type="dxa"/>
-              <w:right w:w="80" w:type="dxa"/>
-            </w:tcMar>
-          </w:tcPr>
-          <w:p>
-            <w:pPr>
-              <w:rPr>
-                <w:sz w:val="20"/>
-                <w:szCs w:val="20"/>
-              </w:rPr>
-            </w:pPr>
-            <w:r>
-              <w:rPr>
-                <w:sz w:val="20"/>
-                <w:szCs w:val="20"/>
-              </w:rPr>
-              <w:t>[e.g. Lambda execution role grants only DynamoDB read/write and SES send — no other permissions.]</w:t>
-            </w:r>
-          </w:p>
-        </w:tc>
-        <w:tc>
-          <w:tcPr>
-            <w:tcW w:w="2980" w:type="dxa"/>
-            <w:tcBorders>
-              <w:top w:val="single" w:sz="1" w:space="0" w:color="D0CBC0"/>
-              <w:left w:val="single" w:sz="1" w:space="0" w:color="D0CBC0"/>
-              <w:bottom w:val="single" w:sz="1" w:space="0" w:color="D0CBC0"/>
-              <w:right w:val="single" w:sz="1" w:space="0" w:color="D0CBC0"/>
-            </w:tcBorders>
-            <w:shd w:val="clear" w:color="auto" w:fill="FFFFFF"/>
-            <w:tcMar>
-              <w:top w:w="80" w:type="dxa"/>
-              <w:left w:w="120" w:type="dxa"/>
-              <w:bottom w:w="80" w:type="dxa"/>
-              <w:right w:w="80" w:type="dxa"/>
-            </w:tcMar>
-          </w:tcPr>
-          <w:p>
-            <w:pPr>
-              <w:rPr>
-                <w:sz w:val="20"/>
-                <w:szCs w:val="20"/>
-              </w:rPr>
-            </w:pPr>
-            <w:r>
-              <w:rPr>
-                <w:sz w:val="20"/>
-                <w:szCs w:val="20"/>
-              </w:rPr>
-              <w:t>[ ] Implemented</w:t>
-            </w:r>
-          </w:p>
-        </w:tc>
-      </w:tr>
-      <w:tr>
-        <w:tc>
-          <w:tcPr>
-            <w:tcW w:w="2400" w:type="dxa"/>
-            <w:tcBorders>
-              <w:top w:val="single" w:sz="1" w:space="0" w:color="D0CBC0"/>
-              <w:left w:val="single" w:sz="1" w:space="0" w:color="D0CBC0"/>
-              <w:bottom w:val="single" w:sz="1" w:space="0" w:color="D0CBC0"/>
-              <w:right w:val="single" w:sz="1" w:space="0" w:color="D0CBC0"/>
-            </w:tcBorders>
-            <w:shd w:val="clear" w:color="auto" w:fill="F5F0E8"/>
-            <w:tcMar>
-              <w:top w:w="80" w:type="dxa"/>
-              <w:left w:w="120" w:type="dxa"/>
-              <w:bottom w:w="80" w:type="dxa"/>
-              <w:right w:w="80" w:type="dxa"/>
-            </w:tcMar>
-          </w:tcPr>
-          <w:p>
-            <w:pPr>
-              <w:rPr>
-                <w:sz w:val="20"/>
-                <w:szCs w:val="20"/>
-              </w:rPr>
-            </w:pPr>
-            <w:r>
-              <w:rPr>
-                <w:sz w:val="20"/>
-                <w:szCs w:val="20"/>
-              </w:rPr>
-              <w:t>No hardcoded credentials</w:t>
-            </w:r>
-          </w:p>
-        </w:tc>
-        <w:tc>
-          <w:tcPr>
-            <w:tcW w:w="4400" w:type="dxa"/>
-            <w:tcBorders>
-              <w:top w:val="single" w:sz="1" w:space="0" w:color="D0CBC0"/>
-              <w:left w:val="single" w:sz="1" w:space="0" w:color="D0CBC0"/>
-              <w:bottom w:val="single" w:sz="1" w:space="0" w:color="D0CBC0"/>
-              <w:right w:val="single" w:sz="1" w:space="0" w:color="D0CBC0"/>
-            </w:tcBorders>
-            <w:shd w:val="clear" w:color="auto" w:fill="F5F0E8"/>
-            <w:tcMar>
-              <w:top w:w="80" w:type="dxa"/>
-              <w:left w:w="120" w:type="dxa"/>
-              <w:bottom w:w="80" w:type="dxa"/>
-              <w:right w:w="80" w:type="dxa"/>
-            </w:tcMar>
-          </w:tcPr>
-          <w:p>
-            <w:pPr>
-              <w:rPr>
-                <w:sz w:val="20"/>
-                <w:szCs w:val="20"/>
-              </w:rPr>
-            </w:pPr>
-            <w:r>
-              <w:rPr>
-                <w:sz w:val="20"/>
-                <w:szCs w:val="20"/>
-              </w:rPr>
-              <w:t>[e.g. No AWS keys in code. Lambda uses IAM execution role. Table names in environment variables.]</w:t>
-            </w:r>
-          </w:p>
-        </w:tc>
-        <w:tc>
-          <w:tcPr>
-            <w:tcW w:w="2980" w:type="dxa"/>
-            <w:tcBorders>
-              <w:top w:val="single" w:sz="1" w:space="0" w:color="D0CBC0"/>
-              <w:left w:val="single" w:sz="1" w:space="0" w:color="D0CBC0"/>
-              <w:bottom w:val="single" w:sz="1" w:space="0" w:color="D0CBC0"/>
-              <w:right w:val="single" w:sz="1" w:space="0" w:color="D0CBC0"/>
-            </w:tcBorders>
-            <w:shd w:val="clear" w:color="auto" w:fill="F5F0E8"/>
-            <w:tcMar>
-              <w:top w:w="80" w:type="dxa"/>
-              <w:left w:w="120" w:type="dxa"/>
-              <w:bottom w:w="80" w:type="dxa"/>
-              <w:right w:w="80" w:type="dxa"/>
-            </w:tcMar>
-          </w:tcPr>
-          <w:p>
-            <w:pPr>
-              <w:rPr>
-                <w:sz w:val="20"/>
-                <w:szCs w:val="20"/>
-              </w:rPr>
-            </w:pPr>
-            <w:r>
-              <w:rPr>
-                <w:sz w:val="20"/>
-                <w:szCs w:val="20"/>
-              </w:rPr>
-              <w:t>[ ] Implemented</w:t>
-            </w:r>
-          </w:p>
-        </w:tc>
-      </w:tr>
-      <w:tr>
-        <w:tc>
-          <w:tcPr>
-            <w:tcW w:w="2400" w:type="dxa"/>
-            <w:tcBorders>
-              <w:top w:val="single" w:sz="1" w:space="0" w:color="D0CBC0"/>
-              <w:left w:val="single" w:sz="1" w:space="0" w:color="D0CBC0"/>
-              <w:bottom w:val="single" w:sz="1" w:space="0" w:color="D0CBC0"/>
-              <w:right w:val="single" w:sz="1" w:space="0" w:color="D0CBC0"/>
-            </w:tcBorders>
-            <w:shd w:val="clear" w:color="auto" w:fill="FFFFFF"/>
-            <w:tcMar>
-              <w:top w:w="80" w:type="dxa"/>
-              <w:left w:w="120" w:type="dxa"/>
-              <w:bottom w:w="80" w:type="dxa"/>
-              <w:right w:w="80" w:type="dxa"/>
-            </w:tcMar>
-          </w:tcPr>
-          <w:p>
-            <w:pPr>
-              <w:rPr>
-                <w:sz w:val="20"/>
-                <w:szCs w:val="20"/>
-              </w:rPr>
-            </w:pPr>
-            <w:r>
-              <w:rPr>
-                <w:sz w:val="20"/>
-                <w:szCs w:val="20"/>
-              </w:rPr>
-              <w:t>CORS configured</w:t>
-            </w:r>
-          </w:p>
-        </w:tc>
-        <w:tc>
-          <w:tcPr>
-            <w:tcW w:w="4400" w:type="dxa"/>
-            <w:tcBorders>
-              <w:top w:val="single" w:sz="1" w:space="0" w:color="D0CBC0"/>
-              <w:left w:val="single" w:sz="1" w:space="0" w:color="D0CBC0"/>
-              <w:bottom w:val="single" w:sz="1" w:space="0" w:color="D0CBC0"/>
-              <w:right w:val="single" w:sz="1" w:space="0" w:color="D0CBC0"/>
-            </w:tcBorders>
-            <w:shd w:val="clear" w:color="auto" w:fill="FFFFFF"/>
-            <w:tcMar>
-              <w:top w:w="80" w:type="dxa"/>
-              <w:left w:w="120" w:type="dxa"/>
-              <w:bottom w:w="80" w:type="dxa"/>
-              <w:right w:w="80" w:type="dxa"/>
-            </w:tcMar>
-          </w:tcPr>
-          <w:p>
-            <w:pPr>
-              <w:rPr>
-                <w:sz w:val="20"/>
-                <w:szCs w:val="20"/>
-              </w:rPr>
-            </w:pPr>
-            <w:r>
-              <w:rPr>
-                <w:sz w:val="20"/>
-                <w:szCs w:val="20"/>
-              </w:rPr>
-              <w:t>[e.g. API Gateway CORS allows requests only from the application domain, not all origins.]</w:t>
-            </w:r>
-          </w:p>
-        </w:tc>
-        <w:tc>
-          <w:tcPr>
-            <w:tcW w:w="2980" w:type="dxa"/>
-            <w:tcBorders>
-              <w:top w:val="single" w:sz="1" w:space="0" w:color="D0CBC0"/>
-              <w:left w:val="single" w:sz="1" w:space="0" w:color="D0CBC0"/>
-              <w:bottom w:val="single" w:sz="1" w:space="0" w:color="D0CBC0"/>
-              <w:right w:val="single" w:sz="1" w:space="0" w:color="D0CBC0"/>
-            </w:tcBorders>
-            <w:shd w:val="clear" w:color="auto" w:fill="FFFFFF"/>
-            <w:tcMar>
-              <w:top w:w="80" w:type="dxa"/>
-              <w:left w:w="120" w:type="dxa"/>
-              <w:bottom w:w="80" w:type="dxa"/>
-              <w:right w:w="80" w:type="dxa"/>
-            </w:tcMar>
-          </w:tcPr>
-          <w:p>
-            <w:pPr>
-              <w:rPr>
-                <w:sz w:val="20"/>
-                <w:szCs w:val="20"/>
-              </w:rPr>
-            </w:pPr>
-            <w:r>
-              <w:rPr>
-                <w:sz w:val="20"/>
-                <w:szCs w:val="20"/>
-              </w:rPr>
-              <w:t>[ ] Implemented</w:t>
-            </w:r>
-          </w:p>
-        </w:tc>
-      </w:tr>
-      <w:tr>
-        <w:tc>
-          <w:tcPr>
-            <w:tcW w:w="2400" w:type="dxa"/>
-            <w:tcBorders>
-              <w:top w:val="single" w:sz="1" w:space="0" w:color="D0CBC0"/>
-              <w:left w:val="single" w:sz="1" w:space="0" w:color="D0CBC0"/>
-              <w:bottom w:val="single" w:sz="1" w:space="0" w:color="D0CBC0"/>
-              <w:right w:val="single" w:sz="1" w:space="0" w:color="D0CBC0"/>
-            </w:tcBorders>
-            <w:shd w:val="clear" w:color="auto" w:fill="F5F0E8"/>
-            <w:tcMar>
-              <w:top w:w="80" w:type="dxa"/>
-              <w:left w:w="120" w:type="dxa"/>
-              <w:bottom w:w="80" w:type="dxa"/>
-              <w:right w:w="80" w:type="dxa"/>
-            </w:tcMar>
-          </w:tcPr>
-          <w:p>
-            <w:pPr>
-              <w:rPr>
-                <w:sz w:val="20"/>
-                <w:szCs w:val="20"/>
-              </w:rPr>
-            </w:pPr>
-            <w:r>
-              <w:rPr>
-                <w:sz w:val="20"/>
-                <w:szCs w:val="20"/>
-              </w:rPr>
-              <w:t>SSL Certificate</w:t>
-            </w:r>
-          </w:p>
-        </w:tc>
-        <w:tc>
-          <w:tcPr>
-            <w:tcW w:w="4400" w:type="dxa"/>
-            <w:tcBorders>
-              <w:top w:val="single" w:sz="1" w:space="0" w:color="D0CBC0"/>
-              <w:left w:val="single" w:sz="1" w:space="0" w:color="D0CBC0"/>
-              <w:bottom w:val="single" w:sz="1" w:space="0" w:color="D0CBC0"/>
-              <w:right w:val="single" w:sz="1" w:space="0" w:color="D0CBC0"/>
-            </w:tcBorders>
-            <w:shd w:val="clear" w:color="auto" w:fill="F5F0E8"/>
-            <w:tcMar>
-              <w:top w:w="80" w:type="dxa"/>
-              <w:left w:w="120" w:type="dxa"/>
-              <w:bottom w:w="80" w:type="dxa"/>
-              <w:right w:w="80" w:type="dxa"/>
-            </w:tcMar>
-          </w:tcPr>
-          <w:p>
-            <w:pPr>
-              <w:rPr>
-                <w:sz w:val="20"/>
-                <w:szCs w:val="20"/>
-              </w:rPr>
-            </w:pPr>
-            <w:r>
-              <w:rPr>
-                <w:sz w:val="20"/>
-                <w:szCs w:val="20"/>
-              </w:rPr>
-              <w:t>[e.g. Free ACM certificate issued in us-east-1, auto-renewing, attached to CloudFront distribution.]</w:t>
-            </w:r>
-          </w:p>
-        </w:tc>
-        <w:tc>
-          <w:tcPr>
-            <w:tcW w:w="2980" w:type="dxa"/>
-            <w:tcBorders>
-              <w:top w:val="single" w:sz="1" w:space="0" w:color="D0CBC0"/>
-              <w:left w:val="single" w:sz="1" w:space="0" w:color="D0CBC0"/>
-              <w:bottom w:val="single" w:sz="1" w:space="0" w:color="D0CBC0"/>
-              <w:right w:val="single" w:sz="1" w:space="0" w:color="D0CBC0"/>
-            </w:tcBorders>
-            <w:shd w:val="clear" w:color="auto" w:fill="F5F0E8"/>
-            <w:tcMar>
-              <w:top w:w="80" w:type="dxa"/>
-              <w:left w:w="120" w:type="dxa"/>
-              <w:bottom w:w="80" w:type="dxa"/>
-              <w:right w:w="80" w:type="dxa"/>
-            </w:tcMar>
-          </w:tcPr>
-          <w:p>
-            <w:pPr>
-              <w:rPr>
-                <w:sz w:val="20"/>
-                <w:szCs w:val="20"/>
-              </w:rPr>
-            </w:pPr>
-            <w:r>
-              <w:rPr>
-                <w:sz w:val="20"/>
-                <w:szCs w:val="20"/>
-              </w:rPr>
-              <w:t>[ ] Implemented</w:t>
-            </w:r>
-          </w:p>
-        </w:tc>
-      </w:tr>
-      <w:tr>
-        <w:tc>
-          <w:tcPr>
-            <w:tcW w:w="2400" w:type="dxa"/>
-            <w:tcBorders>
-              <w:top w:val="single" w:sz="1" w:space="0" w:color="D0CBC0"/>
-              <w:left w:val="single" w:sz="1" w:space="0" w:color="D0CBC0"/>
-              <w:bottom w:val="single" w:sz="1" w:space="0" w:color="D0CBC0"/>
-              <w:right w:val="single" w:sz="1" w:space="0" w:color="D0CBC0"/>
-            </w:tcBorders>
-            <w:shd w:val="clear" w:color="auto" w:fill="FFFFFF"/>
-            <w:tcMar>
-              <w:top w:w="80" w:type="dxa"/>
-              <w:left w:w="120" w:type="dxa"/>
-              <w:bottom w:w="80" w:type="dxa"/>
-              <w:right w:w="80" w:type="dxa"/>
-            </w:tcMar>
-          </w:tcPr>
-          <w:p>
-            <w:pPr>
-              <w:rPr>
-                <w:sz w:val="20"/>
-                <w:szCs w:val="20"/>
-              </w:rPr>
-            </w:pPr>
-            <w:r>
-              <w:rPr>
-                <w:sz w:val="20"/>
-                <w:szCs w:val="20"/>
-              </w:rPr>
-              <w:t>[Add further controls]</w:t>
-            </w:r>
-          </w:p>
-        </w:tc>
-        <w:tc>
-          <w:tcPr>
-            <w:tcW w:w="4400" w:type="dxa"/>
-            <w:tcBorders>
-              <w:top w:val="single" w:sz="1" w:space="0" w:color="D0CBC0"/>
-              <w:left w:val="single" w:sz="1" w:space="0" w:color="D0CBC0"/>
-              <w:bottom w:val="single" w:sz="1" w:space="0" w:color="D0CBC0"/>
-              <w:right w:val="single" w:sz="1" w:space="0" w:color="D0CBC0"/>
-            </w:tcBorders>
-            <w:shd w:val="clear" w:color="auto" w:fill="FFFFFF"/>
-            <w:tcMar>
-              <w:top w:w="80" w:type="dxa"/>
-              <w:left w:w="120" w:type="dxa"/>
-              <w:bottom w:w="80" w:type="dxa"/>
-              <w:right w:w="80" w:type="dxa"/>
-            </w:tcMar>
-          </w:tcPr>
-          <w:p>
-            <w:pPr>
-              <w:rPr>
-                <w:sz w:val="20"/>
-                <w:szCs w:val="20"/>
-              </w:rPr>
-            </w:pPr>
-            <w:r>
-              <w:rPr>
-                <w:sz w:val="20"/>
-                <w:szCs w:val="20"/>
-              </w:rPr>
-              <w:t>[Describe the control]</w:t>
-            </w:r>
-          </w:p>
-        </w:tc>
-        <w:tc>
-          <w:tcPr>
-            <w:tcW w:w="2980" w:type="dxa"/>
-            <w:tcBorders>
-              <w:top w:val="single" w:sz="1" w:space="0" w:color="D0CBC0"/>
-              <w:left w:val="single" w:sz="1" w:space="0" w:color="D0CBC0"/>
-              <w:bottom w:val="single" w:sz="1" w:space="0" w:color="D0CBC0"/>
-              <w:right w:val="single" w:sz="1" w:space="0" w:color="D0CBC0"/>
-            </w:tcBorders>
-            <w:shd w:val="clear" w:color="auto" w:fill="FFFFFF"/>
-            <w:tcMar>
-              <w:top w:w="80" w:type="dxa"/>
-              <w:left w:w="120" w:type="dxa"/>
-              <w:bottom w:w="80" w:type="dxa"/>
-              <w:right w:w="80" w:type="dxa"/>
-            </w:tcMar>
-          </w:tcPr>
-          <w:p>
-            <w:pPr>
-              <w:rPr>
-                <w:sz w:val="20"/>
-                <w:szCs w:val="20"/>
-              </w:rPr>
-            </w:pPr>
-            <w:r>
-              <w:rPr>
-                <w:sz w:val="20"/>
-                <w:szCs w:val="20"/>
-              </w:rPr>
-              <w:t>[ ] Implemented</w:t>
+              <w:t>Next Steps &amp; Future Improvements</w:t>
             </w:r>
           </w:p>
         </w:tc>
@@ -3849,7 +5028,7 @@
           <w:sz w:val="20"/>
           <w:szCs w:val="20"/>
         </w:rPr>
-        <w:t>Known limitations / not implemented in this version</w:t>
+        <w:t>Planned improvements for the next version</w:t>
       </w:r>
     </w:p>
     <w:tbl>
@@ -3903,1712 +5082,15 @@
                 <w:sz w:val="20"/>
                 <w:szCs w:val="20"/>
               </w:rPr>
-              <w:t>[Being honest about limitations is professional. e.g. Rate limiting on the contact form API is not implemented in this version. A production deployment would add AWS WAF rules to prevent spam.]</w:t>
-            </w:r>
-          </w:p>
-          <w:p>
-            <w:pPr>
-              <w:spacing w:after="160"/>
-              <w:rPr>
-                <w:sz w:val="20"/>
-                <w:szCs w:val="20"/>
-              </w:rPr>
-            </w:pPr>
-          </w:p>
-          <w:p>
-            <w:pPr>
-              <w:spacing w:after="160"/>
-              <w:rPr>
-                <w:sz w:val="20"/>
-                <w:szCs w:val="20"/>
-              </w:rPr>
-            </w:pPr>
-          </w:p>
-        </w:tc>
-      </w:tr>
-    </w:tbl>
-    <w:p/>
-    <w:tbl>
-      <w:tblPr>
-        <w:tblW w:w="9781" w:type="dxa"/>
-        <w:tblBorders>
-          <w:top w:val="single" w:sz="4" w:space="0" w:color="auto"/>
-          <w:left w:val="single" w:sz="4" w:space="0" w:color="auto"/>
-          <w:bottom w:val="single" w:sz="4" w:space="0" w:color="auto"/>
-          <w:right w:val="single" w:sz="4" w:space="0" w:color="auto"/>
-          <w:insideH w:val="single" w:sz="4" w:space="0" w:color="auto"/>
-          <w:insideV w:val="single" w:sz="4" w:space="0" w:color="auto"/>
-        </w:tblBorders>
-        <w:tblCellMar>
-          <w:left w:w="10" w:type="dxa"/>
-          <w:right w:w="10" w:type="dxa"/>
-        </w:tblCellMar>
-        <w:tblLook w:val="04A0" w:firstRow="1" w:lastRow="0" w:firstColumn="1" w:lastColumn="0" w:noHBand="0" w:noVBand="1"/>
-      </w:tblPr>
-      <w:tblGrid>
-        <w:gridCol w:w="900"/>
-        <w:gridCol w:w="8881"/>
-      </w:tblGrid>
-      <w:tr>
-        <w:tc>
-          <w:tcPr>
-            <w:tcW w:w="900" w:type="dxa"/>
-            <w:tcBorders>
-              <w:top w:val="none" w:sz="0" w:space="0" w:color="FFFFFF"/>
-              <w:left w:val="none" w:sz="0" w:space="0" w:color="FFFFFF"/>
-              <w:bottom w:val="none" w:sz="0" w:space="0" w:color="FFFFFF"/>
-              <w:right w:val="none" w:sz="0" w:space="0" w:color="FFFFFF"/>
-            </w:tcBorders>
-            <w:shd w:val="clear" w:color="auto" w:fill="0E1F3B"/>
-            <w:tcMar>
-              <w:top w:w="80" w:type="dxa"/>
-              <w:left w:w="120" w:type="dxa"/>
-              <w:bottom w:w="80" w:type="dxa"/>
-              <w:right w:w="80" w:type="dxa"/>
-            </w:tcMar>
-            <w:vAlign w:val="center"/>
-          </w:tcPr>
-          <w:p>
-            <w:pPr>
-              <w:jc w:val="center"/>
-            </w:pPr>
-            <w:r>
-              <w:rPr>
-                <w:rFonts w:ascii="Georgia" w:eastAsia="Georgia" w:hAnsi="Georgia" w:cs="Georgia"/>
-                <w:color w:val="FFFFFF"/>
-                <w:sz w:val="32"/>
-                <w:szCs w:val="32"/>
-              </w:rPr>
-              <w:t>08</w:t>
-            </w:r>
-          </w:p>
-        </w:tc>
-        <w:tc>
-          <w:tcPr>
-            <w:tcW w:w="8881" w:type="dxa"/>
-            <w:tcBorders>
-              <w:top w:val="none" w:sz="0" w:space="0" w:color="FFFFFF"/>
-              <w:left w:val="none" w:sz="0" w:space="0" w:color="FFFFFF"/>
-              <w:bottom w:val="none" w:sz="0" w:space="0" w:color="FFFFFF"/>
-              <w:right w:val="none" w:sz="0" w:space="0" w:color="FFFFFF"/>
-            </w:tcBorders>
-            <w:shd w:val="clear" w:color="auto" w:fill="C8922A"/>
-            <w:tcMar>
-              <w:top w:w="80" w:type="dxa"/>
-              <w:left w:w="200" w:type="dxa"/>
-              <w:bottom w:w="80" w:type="dxa"/>
-              <w:right w:w="120" w:type="dxa"/>
-            </w:tcMar>
-            <w:vAlign w:val="center"/>
-          </w:tcPr>
-          <w:p>
-            <w:r>
-              <w:rPr>
-                <w:b/>
-                <w:bCs/>
-                <w:color w:val="FFFFFF"/>
-                <w:sz w:val="26"/>
-                <w:szCs w:val="26"/>
-              </w:rPr>
-              <w:t>Cost Estimate</w:t>
-            </w:r>
-          </w:p>
-        </w:tc>
-      </w:tr>
-    </w:tbl>
-    <w:p>
-      <w:pPr>
-        <w:spacing w:after="120"/>
-      </w:pPr>
-    </w:p>
-    <w:tbl>
-      <w:tblPr>
-        <w:tblW w:w="9780" w:type="dxa"/>
-        <w:tblBorders>
-          <w:top w:val="single" w:sz="4" w:space="0" w:color="auto"/>
-          <w:left w:val="single" w:sz="4" w:space="0" w:color="auto"/>
-          <w:bottom w:val="single" w:sz="4" w:space="0" w:color="auto"/>
-          <w:right w:val="single" w:sz="4" w:space="0" w:color="auto"/>
-          <w:insideH w:val="single" w:sz="4" w:space="0" w:color="auto"/>
-          <w:insideV w:val="single" w:sz="4" w:space="0" w:color="auto"/>
-        </w:tblBorders>
-        <w:tblCellMar>
-          <w:left w:w="10" w:type="dxa"/>
-          <w:right w:w="10" w:type="dxa"/>
-        </w:tblCellMar>
-        <w:tblLook w:val="04A0" w:firstRow="1" w:lastRow="0" w:firstColumn="1" w:lastColumn="0" w:noHBand="0" w:noVBand="1"/>
-      </w:tblPr>
-      <w:tblGrid>
-        <w:gridCol w:w="2551"/>
-        <w:gridCol w:w="2977"/>
-        <w:gridCol w:w="1842"/>
-        <w:gridCol w:w="2410"/>
-      </w:tblGrid>
-      <w:tr>
-        <w:tc>
-          <w:tcPr>
-            <w:tcW w:w="2551" w:type="dxa"/>
-            <w:tcBorders>
-              <w:top w:val="single" w:sz="1" w:space="0" w:color="0E1F3B"/>
-              <w:left w:val="single" w:sz="1" w:space="0" w:color="0E1F3B"/>
-              <w:bottom w:val="single" w:sz="1" w:space="0" w:color="0E1F3B"/>
-              <w:right w:val="single" w:sz="1" w:space="0" w:color="0E1F3B"/>
-            </w:tcBorders>
-            <w:shd w:val="clear" w:color="auto" w:fill="0E1F3B"/>
-            <w:tcMar>
-              <w:top w:w="80" w:type="dxa"/>
-              <w:left w:w="120" w:type="dxa"/>
-              <w:bottom w:w="80" w:type="dxa"/>
-              <w:right w:w="80" w:type="dxa"/>
-            </w:tcMar>
-          </w:tcPr>
-          <w:p>
-            <w:r>
-              <w:rPr>
-                <w:b/>
-                <w:bCs/>
-                <w:color w:val="FFFFFF"/>
-                <w:sz w:val="19"/>
-                <w:szCs w:val="19"/>
-              </w:rPr>
-              <w:t>Service</w:t>
-            </w:r>
-          </w:p>
-        </w:tc>
-        <w:tc>
-          <w:tcPr>
-            <w:tcW w:w="2977" w:type="dxa"/>
-            <w:tcBorders>
-              <w:top w:val="single" w:sz="1" w:space="0" w:color="0E1F3B"/>
-              <w:left w:val="single" w:sz="1" w:space="0" w:color="0E1F3B"/>
-              <w:bottom w:val="single" w:sz="1" w:space="0" w:color="0E1F3B"/>
-              <w:right w:val="single" w:sz="1" w:space="0" w:color="0E1F3B"/>
-            </w:tcBorders>
-            <w:shd w:val="clear" w:color="auto" w:fill="0E1F3B"/>
-            <w:tcMar>
-              <w:top w:w="80" w:type="dxa"/>
-              <w:left w:w="120" w:type="dxa"/>
-              <w:bottom w:w="80" w:type="dxa"/>
-              <w:right w:w="80" w:type="dxa"/>
-            </w:tcMar>
-          </w:tcPr>
-          <w:p>
-            <w:r>
-              <w:rPr>
-                <w:b/>
-                <w:bCs/>
-                <w:color w:val="FFFFFF"/>
-                <w:sz w:val="19"/>
-                <w:szCs w:val="19"/>
-              </w:rPr>
-              <w:t>Usage assumption</w:t>
-            </w:r>
-          </w:p>
-        </w:tc>
-        <w:tc>
-          <w:tcPr>
-            <w:tcW w:w="1842" w:type="dxa"/>
-            <w:tcBorders>
-              <w:top w:val="single" w:sz="1" w:space="0" w:color="0E1F3B"/>
-              <w:left w:val="single" w:sz="1" w:space="0" w:color="0E1F3B"/>
-              <w:bottom w:val="single" w:sz="1" w:space="0" w:color="0E1F3B"/>
-              <w:right w:val="single" w:sz="1" w:space="0" w:color="0E1F3B"/>
-            </w:tcBorders>
-            <w:shd w:val="clear" w:color="auto" w:fill="0E1F3B"/>
-            <w:tcMar>
-              <w:top w:w="80" w:type="dxa"/>
-              <w:left w:w="120" w:type="dxa"/>
-              <w:bottom w:w="80" w:type="dxa"/>
-              <w:right w:w="80" w:type="dxa"/>
-            </w:tcMar>
-          </w:tcPr>
-          <w:p>
-            <w:r>
-              <w:rPr>
-                <w:b/>
-                <w:bCs/>
-                <w:color w:val="FFFFFF"/>
-                <w:sz w:val="19"/>
-                <w:szCs w:val="19"/>
-              </w:rPr>
-              <w:t>Free Tier cost/month</w:t>
-            </w:r>
-          </w:p>
-        </w:tc>
-        <w:tc>
-          <w:tcPr>
-            <w:tcW w:w="2410" w:type="dxa"/>
-            <w:tcBorders>
-              <w:top w:val="single" w:sz="1" w:space="0" w:color="0E1F3B"/>
-              <w:left w:val="single" w:sz="1" w:space="0" w:color="0E1F3B"/>
-              <w:bottom w:val="single" w:sz="1" w:space="0" w:color="0E1F3B"/>
-              <w:right w:val="single" w:sz="1" w:space="0" w:color="0E1F3B"/>
-            </w:tcBorders>
-            <w:shd w:val="clear" w:color="auto" w:fill="0E1F3B"/>
-            <w:tcMar>
-              <w:top w:w="80" w:type="dxa"/>
-              <w:left w:w="120" w:type="dxa"/>
-              <w:bottom w:w="80" w:type="dxa"/>
-              <w:right w:w="80" w:type="dxa"/>
-            </w:tcMar>
-          </w:tcPr>
-          <w:p>
-            <w:r>
-              <w:rPr>
-                <w:b/>
-                <w:bCs/>
-                <w:color w:val="FFFFFF"/>
-                <w:sz w:val="19"/>
-                <w:szCs w:val="19"/>
-              </w:rPr>
-              <w:t>Production cost/month</w:t>
-            </w:r>
-          </w:p>
-        </w:tc>
-      </w:tr>
-      <w:tr>
-        <w:tc>
-          <w:tcPr>
-            <w:tcW w:w="2551" w:type="dxa"/>
-            <w:tcBorders>
-              <w:top w:val="single" w:sz="1" w:space="0" w:color="D0CBC0"/>
-              <w:left w:val="single" w:sz="1" w:space="0" w:color="D0CBC0"/>
-              <w:bottom w:val="single" w:sz="1" w:space="0" w:color="D0CBC0"/>
-              <w:right w:val="single" w:sz="1" w:space="0" w:color="D0CBC0"/>
-            </w:tcBorders>
-            <w:shd w:val="clear" w:color="auto" w:fill="FFFFFF" w:themeFill="background1"/>
-            <w:tcMar>
-              <w:top w:w="80" w:type="dxa"/>
-              <w:left w:w="120" w:type="dxa"/>
-              <w:bottom w:w="80" w:type="dxa"/>
-              <w:right w:w="80" w:type="dxa"/>
-            </w:tcMar>
-          </w:tcPr>
-          <w:p>
-            <w:pPr>
-              <w:rPr>
-                <w:sz w:val="20"/>
-                <w:szCs w:val="20"/>
-              </w:rPr>
-            </w:pPr>
-            <w:r>
-              <w:rPr>
-                <w:sz w:val="20"/>
-                <w:szCs w:val="20"/>
-              </w:rPr>
-              <w:t>Lambda</w:t>
-            </w:r>
-          </w:p>
-        </w:tc>
-        <w:tc>
-          <w:tcPr>
-            <w:tcW w:w="2977" w:type="dxa"/>
-            <w:tcBorders>
-              <w:top w:val="single" w:sz="1" w:space="0" w:color="D0CBC0"/>
-              <w:left w:val="single" w:sz="1" w:space="0" w:color="D0CBC0"/>
-              <w:bottom w:val="single" w:sz="1" w:space="0" w:color="D0CBC0"/>
-              <w:right w:val="single" w:sz="1" w:space="0" w:color="D0CBC0"/>
-            </w:tcBorders>
-            <w:shd w:val="clear" w:color="auto" w:fill="FFFFFF" w:themeFill="background1"/>
-            <w:tcMar>
-              <w:top w:w="80" w:type="dxa"/>
-              <w:left w:w="120" w:type="dxa"/>
-              <w:bottom w:w="80" w:type="dxa"/>
-              <w:right w:w="80" w:type="dxa"/>
-            </w:tcMar>
-          </w:tcPr>
-          <w:p>
-            <w:pPr>
-              <w:rPr>
-                <w:sz w:val="20"/>
-                <w:szCs w:val="20"/>
-              </w:rPr>
-            </w:pPr>
-            <w:r>
-              <w:rPr>
-                <w:sz w:val="20"/>
-                <w:szCs w:val="20"/>
-              </w:rPr>
-              <w:t>100 requests/month</w:t>
-            </w:r>
-          </w:p>
-        </w:tc>
-        <w:tc>
-          <w:tcPr>
-            <w:tcW w:w="1842" w:type="dxa"/>
-            <w:tcBorders>
-              <w:top w:val="single" w:sz="1" w:space="0" w:color="D0CBC0"/>
-              <w:left w:val="single" w:sz="1" w:space="0" w:color="D0CBC0"/>
-              <w:bottom w:val="single" w:sz="1" w:space="0" w:color="D0CBC0"/>
-              <w:right w:val="single" w:sz="1" w:space="0" w:color="D0CBC0"/>
-            </w:tcBorders>
-            <w:shd w:val="clear" w:color="auto" w:fill="FFFFFF" w:themeFill="background1"/>
-            <w:tcMar>
-              <w:top w:w="80" w:type="dxa"/>
-              <w:left w:w="120" w:type="dxa"/>
-              <w:bottom w:w="80" w:type="dxa"/>
-              <w:right w:w="80" w:type="dxa"/>
-            </w:tcMar>
-          </w:tcPr>
-          <w:p>
-            <w:pPr>
-              <w:rPr>
-                <w:sz w:val="20"/>
-                <w:szCs w:val="20"/>
-              </w:rPr>
-            </w:pPr>
-            <w:r>
-              <w:rPr>
-                <w:sz w:val="20"/>
-                <w:szCs w:val="20"/>
-              </w:rPr>
-              <w:t>£0.00</w:t>
-            </w:r>
-          </w:p>
-        </w:tc>
-        <w:tc>
-          <w:tcPr>
-            <w:tcW w:w="2410" w:type="dxa"/>
-            <w:tcBorders>
-              <w:top w:val="single" w:sz="1" w:space="0" w:color="D0CBC0"/>
-              <w:left w:val="single" w:sz="1" w:space="0" w:color="D0CBC0"/>
-              <w:bottom w:val="single" w:sz="1" w:space="0" w:color="D0CBC0"/>
-              <w:right w:val="single" w:sz="1" w:space="0" w:color="D0CBC0"/>
-            </w:tcBorders>
-            <w:shd w:val="clear" w:color="auto" w:fill="FFFFFF" w:themeFill="background1"/>
-            <w:tcMar>
-              <w:top w:w="80" w:type="dxa"/>
-              <w:left w:w="120" w:type="dxa"/>
-              <w:bottom w:w="80" w:type="dxa"/>
-              <w:right w:w="80" w:type="dxa"/>
-            </w:tcMar>
-          </w:tcPr>
-          <w:p>
-            <w:pPr>
-              <w:rPr>
-                <w:sz w:val="20"/>
-                <w:szCs w:val="20"/>
-              </w:rPr>
-            </w:pPr>
-            <w:r>
-              <w:rPr>
-                <w:sz w:val="20"/>
-                <w:szCs w:val="20"/>
-              </w:rPr>
-              <w:t>£0.00</w:t>
-            </w:r>
-          </w:p>
-        </w:tc>
-      </w:tr>
-      <w:tr>
-        <w:tc>
-          <w:tcPr>
-            <w:tcW w:w="2551" w:type="dxa"/>
-            <w:tcBorders>
-              <w:top w:val="single" w:sz="1" w:space="0" w:color="D0CBC0"/>
-              <w:left w:val="single" w:sz="1" w:space="0" w:color="D0CBC0"/>
-              <w:bottom w:val="single" w:sz="1" w:space="0" w:color="D0CBC0"/>
-              <w:right w:val="single" w:sz="1" w:space="0" w:color="D0CBC0"/>
-            </w:tcBorders>
-            <w:shd w:val="clear" w:color="auto" w:fill="FFFFFF" w:themeFill="background1"/>
-            <w:tcMar>
-              <w:top w:w="80" w:type="dxa"/>
-              <w:left w:w="120" w:type="dxa"/>
-              <w:bottom w:w="80" w:type="dxa"/>
-              <w:right w:w="80" w:type="dxa"/>
-            </w:tcMar>
-          </w:tcPr>
-          <w:p>
-            <w:pPr>
-              <w:rPr>
-                <w:sz w:val="20"/>
-                <w:szCs w:val="20"/>
-              </w:rPr>
-            </w:pPr>
-            <w:r>
-              <w:rPr>
-                <w:sz w:val="20"/>
-                <w:szCs w:val="20"/>
-              </w:rPr>
-              <w:t>DynamoDB</w:t>
-            </w:r>
-          </w:p>
-        </w:tc>
-        <w:tc>
-          <w:tcPr>
-            <w:tcW w:w="2977" w:type="dxa"/>
-            <w:tcBorders>
-              <w:top w:val="single" w:sz="1" w:space="0" w:color="D0CBC0"/>
-              <w:left w:val="single" w:sz="1" w:space="0" w:color="D0CBC0"/>
-              <w:bottom w:val="single" w:sz="1" w:space="0" w:color="D0CBC0"/>
-              <w:right w:val="single" w:sz="1" w:space="0" w:color="D0CBC0"/>
-            </w:tcBorders>
-            <w:shd w:val="clear" w:color="auto" w:fill="FFFFFF" w:themeFill="background1"/>
-            <w:tcMar>
-              <w:top w:w="80" w:type="dxa"/>
-              <w:left w:w="120" w:type="dxa"/>
-              <w:bottom w:w="80" w:type="dxa"/>
-              <w:right w:w="80" w:type="dxa"/>
-            </w:tcMar>
-          </w:tcPr>
-          <w:p>
-            <w:pPr>
-              <w:rPr>
-                <w:sz w:val="20"/>
-                <w:szCs w:val="20"/>
-              </w:rPr>
-            </w:pPr>
-            <w:r>
-              <w:rPr>
-                <w:sz w:val="20"/>
-                <w:szCs w:val="20"/>
-              </w:rPr>
-              <w:t>0.01GB storage</w:t>
-            </w:r>
-          </w:p>
-        </w:tc>
-        <w:tc>
-          <w:tcPr>
-            <w:tcW w:w="1842" w:type="dxa"/>
-            <w:tcBorders>
-              <w:top w:val="single" w:sz="1" w:space="0" w:color="D0CBC0"/>
-              <w:left w:val="single" w:sz="1" w:space="0" w:color="D0CBC0"/>
-              <w:bottom w:val="single" w:sz="1" w:space="0" w:color="D0CBC0"/>
-              <w:right w:val="single" w:sz="1" w:space="0" w:color="D0CBC0"/>
-            </w:tcBorders>
-            <w:shd w:val="clear" w:color="auto" w:fill="FFFFFF" w:themeFill="background1"/>
-            <w:tcMar>
-              <w:top w:w="80" w:type="dxa"/>
-              <w:left w:w="120" w:type="dxa"/>
-              <w:bottom w:w="80" w:type="dxa"/>
-              <w:right w:w="80" w:type="dxa"/>
-            </w:tcMar>
-          </w:tcPr>
-          <w:p>
-            <w:pPr>
-              <w:rPr>
-                <w:sz w:val="20"/>
-                <w:szCs w:val="20"/>
-              </w:rPr>
-            </w:pPr>
-            <w:r>
-              <w:rPr>
-                <w:sz w:val="20"/>
-                <w:szCs w:val="20"/>
-              </w:rPr>
-              <w:t>£0.00</w:t>
-            </w:r>
-          </w:p>
-        </w:tc>
-        <w:tc>
-          <w:tcPr>
-            <w:tcW w:w="2410" w:type="dxa"/>
-            <w:tcBorders>
-              <w:top w:val="single" w:sz="1" w:space="0" w:color="D0CBC0"/>
-              <w:left w:val="single" w:sz="1" w:space="0" w:color="D0CBC0"/>
-              <w:bottom w:val="single" w:sz="1" w:space="0" w:color="D0CBC0"/>
-              <w:right w:val="single" w:sz="1" w:space="0" w:color="D0CBC0"/>
-            </w:tcBorders>
-            <w:shd w:val="clear" w:color="auto" w:fill="FFFFFF" w:themeFill="background1"/>
-            <w:tcMar>
-              <w:top w:w="80" w:type="dxa"/>
-              <w:left w:w="120" w:type="dxa"/>
-              <w:bottom w:w="80" w:type="dxa"/>
-              <w:right w:w="80" w:type="dxa"/>
-            </w:tcMar>
-          </w:tcPr>
-          <w:p>
-            <w:pPr>
-              <w:rPr>
-                <w:sz w:val="20"/>
-                <w:szCs w:val="20"/>
-              </w:rPr>
-            </w:pPr>
-            <w:r>
-              <w:rPr>
-                <w:sz w:val="20"/>
-                <w:szCs w:val="20"/>
-              </w:rPr>
-              <w:t>£0.00</w:t>
-            </w:r>
-          </w:p>
-        </w:tc>
-      </w:tr>
-      <w:tr>
-        <w:tc>
-          <w:tcPr>
-            <w:tcW w:w="2551" w:type="dxa"/>
-            <w:tcBorders>
-              <w:top w:val="single" w:sz="1" w:space="0" w:color="D0CBC0"/>
-              <w:left w:val="single" w:sz="1" w:space="0" w:color="D0CBC0"/>
-              <w:bottom w:val="single" w:sz="1" w:space="0" w:color="D0CBC0"/>
-              <w:right w:val="single" w:sz="1" w:space="0" w:color="D0CBC0"/>
-            </w:tcBorders>
-            <w:shd w:val="clear" w:color="auto" w:fill="FFFFFF" w:themeFill="background1"/>
-            <w:tcMar>
-              <w:top w:w="80" w:type="dxa"/>
-              <w:left w:w="120" w:type="dxa"/>
-              <w:bottom w:w="80" w:type="dxa"/>
-              <w:right w:w="80" w:type="dxa"/>
-            </w:tcMar>
-          </w:tcPr>
-          <w:p>
-            <w:pPr>
-              <w:rPr>
-                <w:sz w:val="20"/>
-                <w:szCs w:val="20"/>
-              </w:rPr>
-            </w:pPr>
-            <w:r>
-              <w:rPr>
-                <w:sz w:val="20"/>
-                <w:szCs w:val="20"/>
-              </w:rPr>
-              <w:t>SNS</w:t>
-            </w:r>
-          </w:p>
-        </w:tc>
-        <w:tc>
-          <w:tcPr>
-            <w:tcW w:w="2977" w:type="dxa"/>
-            <w:tcBorders>
-              <w:top w:val="single" w:sz="1" w:space="0" w:color="D0CBC0"/>
-              <w:left w:val="single" w:sz="1" w:space="0" w:color="D0CBC0"/>
-              <w:bottom w:val="single" w:sz="1" w:space="0" w:color="D0CBC0"/>
-              <w:right w:val="single" w:sz="1" w:space="0" w:color="D0CBC0"/>
-            </w:tcBorders>
-            <w:shd w:val="clear" w:color="auto" w:fill="FFFFFF" w:themeFill="background1"/>
-            <w:tcMar>
-              <w:top w:w="80" w:type="dxa"/>
-              <w:left w:w="120" w:type="dxa"/>
-              <w:bottom w:w="80" w:type="dxa"/>
-              <w:right w:w="80" w:type="dxa"/>
-            </w:tcMar>
-          </w:tcPr>
-          <w:p>
-            <w:pPr>
-              <w:rPr>
-                <w:sz w:val="20"/>
-                <w:szCs w:val="20"/>
-              </w:rPr>
-            </w:pPr>
-            <w:r>
-              <w:rPr>
-                <w:sz w:val="20"/>
-                <w:szCs w:val="20"/>
-              </w:rPr>
-              <w:t>50 requests/month</w:t>
-            </w:r>
-          </w:p>
-        </w:tc>
-        <w:tc>
-          <w:tcPr>
-            <w:tcW w:w="1842" w:type="dxa"/>
-            <w:tcBorders>
-              <w:top w:val="single" w:sz="1" w:space="0" w:color="D0CBC0"/>
-              <w:left w:val="single" w:sz="1" w:space="0" w:color="D0CBC0"/>
-              <w:bottom w:val="single" w:sz="1" w:space="0" w:color="D0CBC0"/>
-              <w:right w:val="single" w:sz="1" w:space="0" w:color="D0CBC0"/>
-            </w:tcBorders>
-            <w:shd w:val="clear" w:color="auto" w:fill="FFFFFF" w:themeFill="background1"/>
-            <w:tcMar>
-              <w:top w:w="80" w:type="dxa"/>
-              <w:left w:w="120" w:type="dxa"/>
-              <w:bottom w:w="80" w:type="dxa"/>
-              <w:right w:w="80" w:type="dxa"/>
-            </w:tcMar>
-          </w:tcPr>
-          <w:p>
-            <w:pPr>
-              <w:rPr>
-                <w:sz w:val="20"/>
-                <w:szCs w:val="20"/>
-              </w:rPr>
-            </w:pPr>
-            <w:r>
-              <w:rPr>
-                <w:sz w:val="20"/>
-                <w:szCs w:val="20"/>
-              </w:rPr>
-              <w:t>£0.00</w:t>
-            </w:r>
-          </w:p>
-        </w:tc>
-        <w:tc>
-          <w:tcPr>
-            <w:tcW w:w="2410" w:type="dxa"/>
-            <w:tcBorders>
-              <w:top w:val="single" w:sz="1" w:space="0" w:color="D0CBC0"/>
-              <w:left w:val="single" w:sz="1" w:space="0" w:color="D0CBC0"/>
-              <w:bottom w:val="single" w:sz="1" w:space="0" w:color="D0CBC0"/>
-              <w:right w:val="single" w:sz="1" w:space="0" w:color="D0CBC0"/>
-            </w:tcBorders>
-            <w:shd w:val="clear" w:color="auto" w:fill="FFFFFF" w:themeFill="background1"/>
-            <w:tcMar>
-              <w:top w:w="80" w:type="dxa"/>
-              <w:left w:w="120" w:type="dxa"/>
-              <w:bottom w:w="80" w:type="dxa"/>
-              <w:right w:w="80" w:type="dxa"/>
-            </w:tcMar>
-          </w:tcPr>
-          <w:p>
-            <w:pPr>
-              <w:rPr>
-                <w:sz w:val="20"/>
-                <w:szCs w:val="20"/>
-              </w:rPr>
-            </w:pPr>
-            <w:r>
-              <w:rPr>
-                <w:sz w:val="20"/>
-                <w:szCs w:val="20"/>
-              </w:rPr>
-              <w:t>£0.00</w:t>
-            </w:r>
-          </w:p>
-        </w:tc>
-      </w:tr>
-      <w:tr>
-        <w:tc>
-          <w:tcPr>
-            <w:tcW w:w="2551" w:type="dxa"/>
-            <w:tcBorders>
-              <w:top w:val="single" w:sz="1" w:space="0" w:color="D0CBC0"/>
-              <w:left w:val="single" w:sz="1" w:space="0" w:color="D0CBC0"/>
-              <w:bottom w:val="single" w:sz="1" w:space="0" w:color="D0CBC0"/>
-              <w:right w:val="single" w:sz="1" w:space="0" w:color="D0CBC0"/>
-            </w:tcBorders>
-            <w:shd w:val="clear" w:color="auto" w:fill="FFFFFF" w:themeFill="background1"/>
-            <w:tcMar>
-              <w:top w:w="80" w:type="dxa"/>
-              <w:left w:w="120" w:type="dxa"/>
-              <w:bottom w:w="80" w:type="dxa"/>
-              <w:right w:w="80" w:type="dxa"/>
-            </w:tcMar>
-          </w:tcPr>
-          <w:p>
-            <w:pPr>
-              <w:rPr>
-                <w:sz w:val="20"/>
-                <w:szCs w:val="20"/>
-              </w:rPr>
-            </w:pPr>
-            <w:r>
-              <w:rPr>
-                <w:sz w:val="20"/>
-                <w:szCs w:val="20"/>
-              </w:rPr>
-              <w:t>API Gateway</w:t>
-            </w:r>
-          </w:p>
-        </w:tc>
-        <w:tc>
-          <w:tcPr>
-            <w:tcW w:w="2977" w:type="dxa"/>
-            <w:tcBorders>
-              <w:top w:val="single" w:sz="1" w:space="0" w:color="D0CBC0"/>
-              <w:left w:val="single" w:sz="1" w:space="0" w:color="D0CBC0"/>
-              <w:bottom w:val="single" w:sz="1" w:space="0" w:color="D0CBC0"/>
-              <w:right w:val="single" w:sz="1" w:space="0" w:color="D0CBC0"/>
-            </w:tcBorders>
-            <w:shd w:val="clear" w:color="auto" w:fill="FFFFFF" w:themeFill="background1"/>
-            <w:tcMar>
-              <w:top w:w="80" w:type="dxa"/>
-              <w:left w:w="120" w:type="dxa"/>
-              <w:bottom w:w="80" w:type="dxa"/>
-              <w:right w:w="80" w:type="dxa"/>
-            </w:tcMar>
-          </w:tcPr>
-          <w:p>
-            <w:pPr>
-              <w:rPr>
-                <w:sz w:val="20"/>
-                <w:szCs w:val="20"/>
-              </w:rPr>
-            </w:pPr>
-            <w:r>
-              <w:rPr>
-                <w:sz w:val="20"/>
-                <w:szCs w:val="20"/>
-              </w:rPr>
-              <w:t>100 requests/month</w:t>
-            </w:r>
-          </w:p>
-        </w:tc>
-        <w:tc>
-          <w:tcPr>
-            <w:tcW w:w="1842" w:type="dxa"/>
-            <w:tcBorders>
-              <w:top w:val="single" w:sz="1" w:space="0" w:color="D0CBC0"/>
-              <w:left w:val="single" w:sz="1" w:space="0" w:color="D0CBC0"/>
-              <w:bottom w:val="single" w:sz="1" w:space="0" w:color="D0CBC0"/>
-              <w:right w:val="single" w:sz="1" w:space="0" w:color="D0CBC0"/>
-            </w:tcBorders>
-            <w:shd w:val="clear" w:color="auto" w:fill="FFFFFF" w:themeFill="background1"/>
-            <w:tcMar>
-              <w:top w:w="80" w:type="dxa"/>
-              <w:left w:w="120" w:type="dxa"/>
-              <w:bottom w:w="80" w:type="dxa"/>
-              <w:right w:w="80" w:type="dxa"/>
-            </w:tcMar>
-          </w:tcPr>
-          <w:p>
-            <w:pPr>
-              <w:rPr>
-                <w:sz w:val="20"/>
-                <w:szCs w:val="20"/>
-              </w:rPr>
-            </w:pPr>
-            <w:r>
-              <w:rPr>
-                <w:sz w:val="20"/>
-                <w:szCs w:val="20"/>
-              </w:rPr>
-              <w:t>£0.00</w:t>
-            </w:r>
-          </w:p>
-        </w:tc>
-        <w:tc>
-          <w:tcPr>
-            <w:tcW w:w="2410" w:type="dxa"/>
-            <w:tcBorders>
-              <w:top w:val="single" w:sz="1" w:space="0" w:color="D0CBC0"/>
-              <w:left w:val="single" w:sz="1" w:space="0" w:color="D0CBC0"/>
-              <w:bottom w:val="single" w:sz="1" w:space="0" w:color="D0CBC0"/>
-              <w:right w:val="single" w:sz="1" w:space="0" w:color="D0CBC0"/>
-            </w:tcBorders>
-            <w:shd w:val="clear" w:color="auto" w:fill="FFFFFF" w:themeFill="background1"/>
-            <w:tcMar>
-              <w:top w:w="80" w:type="dxa"/>
-              <w:left w:w="120" w:type="dxa"/>
-              <w:bottom w:w="80" w:type="dxa"/>
-              <w:right w:w="80" w:type="dxa"/>
-            </w:tcMar>
-          </w:tcPr>
-          <w:p>
-            <w:pPr>
-              <w:rPr>
-                <w:sz w:val="20"/>
-                <w:szCs w:val="20"/>
-              </w:rPr>
-            </w:pPr>
-            <w:r>
-              <w:rPr>
-                <w:sz w:val="20"/>
-                <w:szCs w:val="20"/>
-              </w:rPr>
-              <w:t>£0.00</w:t>
-            </w:r>
-          </w:p>
-        </w:tc>
-      </w:tr>
-      <w:tr>
-        <w:tc>
-          <w:tcPr>
-            <w:tcW w:w="2551" w:type="dxa"/>
-            <w:tcBorders>
-              <w:top w:val="single" w:sz="1" w:space="0" w:color="D0CBC0"/>
-              <w:left w:val="single" w:sz="1" w:space="0" w:color="D0CBC0"/>
-              <w:bottom w:val="single" w:sz="1" w:space="0" w:color="D0CBC0"/>
-              <w:right w:val="single" w:sz="1" w:space="0" w:color="D0CBC0"/>
-            </w:tcBorders>
-            <w:shd w:val="clear" w:color="auto" w:fill="FFFFFF" w:themeFill="background1"/>
-            <w:tcMar>
-              <w:top w:w="80" w:type="dxa"/>
-              <w:left w:w="120" w:type="dxa"/>
-              <w:bottom w:w="80" w:type="dxa"/>
-              <w:right w:w="80" w:type="dxa"/>
-            </w:tcMar>
-          </w:tcPr>
-          <w:p>
-            <w:pPr>
-              <w:rPr>
-                <w:sz w:val="20"/>
-                <w:szCs w:val="20"/>
-              </w:rPr>
-            </w:pPr>
-            <w:r>
-              <w:rPr>
-                <w:sz w:val="20"/>
-                <w:szCs w:val="20"/>
-              </w:rPr>
-              <w:t>Cognito</w:t>
-            </w:r>
-          </w:p>
-        </w:tc>
-        <w:tc>
-          <w:tcPr>
-            <w:tcW w:w="2977" w:type="dxa"/>
-            <w:tcBorders>
-              <w:top w:val="single" w:sz="1" w:space="0" w:color="D0CBC0"/>
-              <w:left w:val="single" w:sz="1" w:space="0" w:color="D0CBC0"/>
-              <w:bottom w:val="single" w:sz="1" w:space="0" w:color="D0CBC0"/>
-              <w:right w:val="single" w:sz="1" w:space="0" w:color="D0CBC0"/>
-            </w:tcBorders>
-            <w:shd w:val="clear" w:color="auto" w:fill="FFFFFF" w:themeFill="background1"/>
-            <w:tcMar>
-              <w:top w:w="80" w:type="dxa"/>
-              <w:left w:w="120" w:type="dxa"/>
-              <w:bottom w:w="80" w:type="dxa"/>
-              <w:right w:w="80" w:type="dxa"/>
-            </w:tcMar>
-          </w:tcPr>
-          <w:p>
-            <w:pPr>
-              <w:rPr>
-                <w:sz w:val="20"/>
-                <w:szCs w:val="20"/>
-              </w:rPr>
-            </w:pPr>
-            <w:r>
-              <w:rPr>
-                <w:sz w:val="20"/>
-                <w:szCs w:val="20"/>
-              </w:rPr>
-              <w:t>50 MAUs</w:t>
-            </w:r>
-          </w:p>
-        </w:tc>
-        <w:tc>
-          <w:tcPr>
-            <w:tcW w:w="1842" w:type="dxa"/>
-            <w:tcBorders>
-              <w:top w:val="single" w:sz="1" w:space="0" w:color="D0CBC0"/>
-              <w:left w:val="single" w:sz="1" w:space="0" w:color="D0CBC0"/>
-              <w:bottom w:val="single" w:sz="1" w:space="0" w:color="D0CBC0"/>
-              <w:right w:val="single" w:sz="1" w:space="0" w:color="D0CBC0"/>
-            </w:tcBorders>
-            <w:shd w:val="clear" w:color="auto" w:fill="FFFFFF" w:themeFill="background1"/>
-            <w:tcMar>
-              <w:top w:w="80" w:type="dxa"/>
-              <w:left w:w="120" w:type="dxa"/>
-              <w:bottom w:w="80" w:type="dxa"/>
-              <w:right w:w="80" w:type="dxa"/>
-            </w:tcMar>
-          </w:tcPr>
-          <w:p>
-            <w:pPr>
-              <w:rPr>
-                <w:sz w:val="20"/>
-                <w:szCs w:val="20"/>
-              </w:rPr>
-            </w:pPr>
-            <w:r>
-              <w:rPr>
-                <w:sz w:val="20"/>
-                <w:szCs w:val="20"/>
-              </w:rPr>
-              <w:t>£0.00</w:t>
-            </w:r>
-          </w:p>
-        </w:tc>
-        <w:tc>
-          <w:tcPr>
-            <w:tcW w:w="2410" w:type="dxa"/>
-            <w:tcBorders>
-              <w:top w:val="single" w:sz="1" w:space="0" w:color="D0CBC0"/>
-              <w:left w:val="single" w:sz="1" w:space="0" w:color="D0CBC0"/>
-              <w:bottom w:val="single" w:sz="1" w:space="0" w:color="D0CBC0"/>
-              <w:right w:val="single" w:sz="1" w:space="0" w:color="D0CBC0"/>
-            </w:tcBorders>
-            <w:shd w:val="clear" w:color="auto" w:fill="FFFFFF" w:themeFill="background1"/>
-            <w:tcMar>
-              <w:top w:w="80" w:type="dxa"/>
-              <w:left w:w="120" w:type="dxa"/>
-              <w:bottom w:w="80" w:type="dxa"/>
-              <w:right w:w="80" w:type="dxa"/>
-            </w:tcMar>
-          </w:tcPr>
-          <w:p>
-            <w:pPr>
-              <w:rPr>
-                <w:sz w:val="20"/>
-                <w:szCs w:val="20"/>
-              </w:rPr>
-            </w:pPr>
-            <w:r>
-              <w:rPr>
-                <w:sz w:val="20"/>
-                <w:szCs w:val="20"/>
-              </w:rPr>
-              <w:t>£0.00</w:t>
-            </w:r>
-          </w:p>
-        </w:tc>
-      </w:tr>
-      <w:tr>
-        <w:tc>
-          <w:tcPr>
-            <w:tcW w:w="2551" w:type="dxa"/>
-            <w:tcBorders>
-              <w:top w:val="single" w:sz="1" w:space="0" w:color="D0CBC0"/>
-              <w:left w:val="single" w:sz="1" w:space="0" w:color="D0CBC0"/>
-              <w:bottom w:val="single" w:sz="1" w:space="0" w:color="D0CBC0"/>
-              <w:right w:val="single" w:sz="1" w:space="0" w:color="D0CBC0"/>
-            </w:tcBorders>
-            <w:shd w:val="clear" w:color="auto" w:fill="FFFFFF" w:themeFill="background1"/>
-            <w:tcMar>
-              <w:top w:w="80" w:type="dxa"/>
-              <w:left w:w="120" w:type="dxa"/>
-              <w:bottom w:w="80" w:type="dxa"/>
-              <w:right w:w="80" w:type="dxa"/>
-            </w:tcMar>
-          </w:tcPr>
-          <w:p>
-            <w:pPr>
-              <w:rPr>
-                <w:sz w:val="20"/>
-                <w:szCs w:val="20"/>
-              </w:rPr>
-            </w:pPr>
-            <w:r>
-              <w:rPr>
-                <w:sz w:val="20"/>
-                <w:szCs w:val="20"/>
-              </w:rPr>
-              <w:t>Amplify</w:t>
-            </w:r>
-          </w:p>
-        </w:tc>
-        <w:tc>
-          <w:tcPr>
-            <w:tcW w:w="2977" w:type="dxa"/>
-            <w:tcBorders>
-              <w:top w:val="single" w:sz="1" w:space="0" w:color="D0CBC0"/>
-              <w:left w:val="single" w:sz="1" w:space="0" w:color="D0CBC0"/>
-              <w:bottom w:val="single" w:sz="1" w:space="0" w:color="D0CBC0"/>
-              <w:right w:val="single" w:sz="1" w:space="0" w:color="D0CBC0"/>
-            </w:tcBorders>
-            <w:shd w:val="clear" w:color="auto" w:fill="FFFFFF" w:themeFill="background1"/>
-            <w:tcMar>
-              <w:top w:w="80" w:type="dxa"/>
-              <w:left w:w="120" w:type="dxa"/>
-              <w:bottom w:w="80" w:type="dxa"/>
-              <w:right w:w="80" w:type="dxa"/>
-            </w:tcMar>
-          </w:tcPr>
-          <w:p>
-            <w:pPr>
-              <w:rPr>
-                <w:sz w:val="20"/>
-                <w:szCs w:val="20"/>
-              </w:rPr>
-            </w:pPr>
-            <w:r>
-              <w:rPr>
-                <w:sz w:val="20"/>
-                <w:szCs w:val="20"/>
-              </w:rPr>
-              <w:t>100 build minutes/month</w:t>
-            </w:r>
-          </w:p>
-        </w:tc>
-        <w:tc>
-          <w:tcPr>
-            <w:tcW w:w="1842" w:type="dxa"/>
-            <w:tcBorders>
-              <w:top w:val="single" w:sz="1" w:space="0" w:color="D0CBC0"/>
-              <w:left w:val="single" w:sz="1" w:space="0" w:color="D0CBC0"/>
-              <w:bottom w:val="single" w:sz="1" w:space="0" w:color="D0CBC0"/>
-              <w:right w:val="single" w:sz="1" w:space="0" w:color="D0CBC0"/>
-            </w:tcBorders>
-            <w:shd w:val="clear" w:color="auto" w:fill="FFFFFF" w:themeFill="background1"/>
-            <w:tcMar>
-              <w:top w:w="80" w:type="dxa"/>
-              <w:left w:w="120" w:type="dxa"/>
-              <w:bottom w:w="80" w:type="dxa"/>
-              <w:right w:w="80" w:type="dxa"/>
-            </w:tcMar>
-          </w:tcPr>
-          <w:p>
-            <w:pPr>
-              <w:rPr>
-                <w:sz w:val="20"/>
-                <w:szCs w:val="20"/>
-              </w:rPr>
-            </w:pPr>
-            <w:r>
-              <w:rPr>
-                <w:sz w:val="20"/>
-                <w:szCs w:val="20"/>
-              </w:rPr>
-              <w:t>£0.00</w:t>
-            </w:r>
-          </w:p>
-        </w:tc>
-        <w:tc>
-          <w:tcPr>
-            <w:tcW w:w="2410" w:type="dxa"/>
-            <w:tcBorders>
-              <w:top w:val="single" w:sz="1" w:space="0" w:color="D0CBC0"/>
-              <w:left w:val="single" w:sz="1" w:space="0" w:color="D0CBC0"/>
-              <w:bottom w:val="single" w:sz="1" w:space="0" w:color="D0CBC0"/>
-              <w:right w:val="single" w:sz="1" w:space="0" w:color="D0CBC0"/>
-            </w:tcBorders>
-            <w:shd w:val="clear" w:color="auto" w:fill="FFFFFF" w:themeFill="background1"/>
-            <w:tcMar>
-              <w:top w:w="80" w:type="dxa"/>
-              <w:left w:w="120" w:type="dxa"/>
-              <w:bottom w:w="80" w:type="dxa"/>
-              <w:right w:w="80" w:type="dxa"/>
-            </w:tcMar>
-          </w:tcPr>
-          <w:p>
-            <w:pPr>
-              <w:rPr>
-                <w:sz w:val="20"/>
-                <w:szCs w:val="20"/>
-              </w:rPr>
-            </w:pPr>
-            <w:r>
-              <w:rPr>
-                <w:sz w:val="20"/>
-                <w:szCs w:val="20"/>
-              </w:rPr>
-              <w:t>£0.00</w:t>
-            </w:r>
-          </w:p>
-        </w:tc>
-      </w:tr>
-      <w:tr>
-        <w:tc>
-          <w:tcPr>
-            <w:tcW w:w="2551" w:type="dxa"/>
-            <w:tcBorders>
-              <w:top w:val="single" w:sz="1" w:space="0" w:color="D0CBC0"/>
-              <w:left w:val="single" w:sz="1" w:space="0" w:color="D0CBC0"/>
-              <w:bottom w:val="single" w:sz="1" w:space="0" w:color="D0CBC0"/>
-              <w:right w:val="single" w:sz="1" w:space="0" w:color="D0CBC0"/>
-            </w:tcBorders>
-            <w:shd w:val="clear" w:color="auto" w:fill="FFFFFF" w:themeFill="background1"/>
-            <w:tcMar>
-              <w:top w:w="80" w:type="dxa"/>
-              <w:left w:w="120" w:type="dxa"/>
-              <w:bottom w:w="80" w:type="dxa"/>
-              <w:right w:w="80" w:type="dxa"/>
-            </w:tcMar>
-          </w:tcPr>
-          <w:p>
-            <w:pPr>
-              <w:rPr>
-                <w:sz w:val="20"/>
-                <w:szCs w:val="20"/>
-              </w:rPr>
-            </w:pPr>
-          </w:p>
-        </w:tc>
-        <w:tc>
-          <w:tcPr>
-            <w:tcW w:w="2977" w:type="dxa"/>
-            <w:tcBorders>
-              <w:top w:val="single" w:sz="1" w:space="0" w:color="D0CBC0"/>
-              <w:left w:val="single" w:sz="1" w:space="0" w:color="D0CBC0"/>
-              <w:bottom w:val="single" w:sz="1" w:space="0" w:color="D0CBC0"/>
-              <w:right w:val="single" w:sz="1" w:space="0" w:color="D0CBC0"/>
-            </w:tcBorders>
-            <w:shd w:val="clear" w:color="auto" w:fill="FFFFFF" w:themeFill="background1"/>
-            <w:tcMar>
-              <w:top w:w="80" w:type="dxa"/>
-              <w:left w:w="120" w:type="dxa"/>
-              <w:bottom w:w="80" w:type="dxa"/>
-              <w:right w:w="80" w:type="dxa"/>
-            </w:tcMar>
-          </w:tcPr>
-          <w:p>
-            <w:pPr>
-              <w:rPr>
-                <w:sz w:val="20"/>
-                <w:szCs w:val="20"/>
-              </w:rPr>
-            </w:pPr>
-          </w:p>
-        </w:tc>
-        <w:tc>
-          <w:tcPr>
-            <w:tcW w:w="1842" w:type="dxa"/>
-            <w:tcBorders>
-              <w:top w:val="single" w:sz="1" w:space="0" w:color="D0CBC0"/>
-              <w:left w:val="single" w:sz="1" w:space="0" w:color="D0CBC0"/>
-              <w:bottom w:val="single" w:sz="1" w:space="0" w:color="D0CBC0"/>
-              <w:right w:val="single" w:sz="1" w:space="0" w:color="D0CBC0"/>
-            </w:tcBorders>
-            <w:shd w:val="clear" w:color="auto" w:fill="FFFFFF" w:themeFill="background1"/>
-            <w:tcMar>
-              <w:top w:w="80" w:type="dxa"/>
-              <w:left w:w="120" w:type="dxa"/>
-              <w:bottom w:w="80" w:type="dxa"/>
-              <w:right w:w="80" w:type="dxa"/>
-            </w:tcMar>
-          </w:tcPr>
-          <w:p>
-            <w:pPr>
-              <w:rPr>
-                <w:sz w:val="20"/>
-                <w:szCs w:val="20"/>
-              </w:rPr>
-            </w:pPr>
-          </w:p>
-        </w:tc>
-        <w:tc>
-          <w:tcPr>
-            <w:tcW w:w="2410" w:type="dxa"/>
-            <w:tcBorders>
-              <w:top w:val="single" w:sz="1" w:space="0" w:color="D0CBC0"/>
-              <w:left w:val="single" w:sz="1" w:space="0" w:color="D0CBC0"/>
-              <w:bottom w:val="single" w:sz="1" w:space="0" w:color="D0CBC0"/>
-              <w:right w:val="single" w:sz="1" w:space="0" w:color="D0CBC0"/>
-            </w:tcBorders>
-            <w:shd w:val="clear" w:color="auto" w:fill="FFFFFF" w:themeFill="background1"/>
-            <w:tcMar>
-              <w:top w:w="80" w:type="dxa"/>
-              <w:left w:w="120" w:type="dxa"/>
-              <w:bottom w:w="80" w:type="dxa"/>
-              <w:right w:w="80" w:type="dxa"/>
-            </w:tcMar>
-          </w:tcPr>
-          <w:p>
-            <w:pPr>
-              <w:rPr>
-                <w:sz w:val="20"/>
-                <w:szCs w:val="20"/>
-              </w:rPr>
-            </w:pPr>
-          </w:p>
-        </w:tc>
-      </w:tr>
-      <w:tr>
-        <w:tc>
-          <w:tcPr>
-            <w:tcW w:w="2551" w:type="dxa"/>
-            <w:tcBorders>
-              <w:top w:val="single" w:sz="1" w:space="0" w:color="D0CBC0"/>
-              <w:left w:val="single" w:sz="1" w:space="0" w:color="D0CBC0"/>
-              <w:bottom w:val="single" w:sz="1" w:space="0" w:color="D0CBC0"/>
-              <w:right w:val="single" w:sz="1" w:space="0" w:color="D0CBC0"/>
-            </w:tcBorders>
-            <w:shd w:val="clear" w:color="auto" w:fill="FFFFFF" w:themeFill="background1"/>
-            <w:tcMar>
-              <w:top w:w="80" w:type="dxa"/>
-              <w:left w:w="120" w:type="dxa"/>
-              <w:bottom w:w="80" w:type="dxa"/>
-              <w:right w:w="80" w:type="dxa"/>
-            </w:tcMar>
-          </w:tcPr>
-          <w:p>
-            <w:pPr>
-              <w:rPr>
-                <w:sz w:val="20"/>
-                <w:szCs w:val="20"/>
-              </w:rPr>
-            </w:pPr>
-          </w:p>
-        </w:tc>
-        <w:tc>
-          <w:tcPr>
-            <w:tcW w:w="2977" w:type="dxa"/>
-            <w:tcBorders>
-              <w:top w:val="single" w:sz="1" w:space="0" w:color="D0CBC0"/>
-              <w:left w:val="single" w:sz="1" w:space="0" w:color="D0CBC0"/>
-              <w:bottom w:val="single" w:sz="1" w:space="0" w:color="D0CBC0"/>
-              <w:right w:val="single" w:sz="1" w:space="0" w:color="D0CBC0"/>
-            </w:tcBorders>
-            <w:shd w:val="clear" w:color="auto" w:fill="FFFFFF" w:themeFill="background1"/>
-            <w:tcMar>
-              <w:top w:w="80" w:type="dxa"/>
-              <w:left w:w="120" w:type="dxa"/>
-              <w:bottom w:w="80" w:type="dxa"/>
-              <w:right w:w="80" w:type="dxa"/>
-            </w:tcMar>
-          </w:tcPr>
-          <w:p>
-            <w:pPr>
-              <w:rPr>
-                <w:sz w:val="20"/>
-                <w:szCs w:val="20"/>
-              </w:rPr>
-            </w:pPr>
-          </w:p>
-        </w:tc>
-        <w:tc>
-          <w:tcPr>
-            <w:tcW w:w="1842" w:type="dxa"/>
-            <w:tcBorders>
-              <w:top w:val="single" w:sz="1" w:space="0" w:color="D0CBC0"/>
-              <w:left w:val="single" w:sz="1" w:space="0" w:color="D0CBC0"/>
-              <w:bottom w:val="single" w:sz="1" w:space="0" w:color="D0CBC0"/>
-              <w:right w:val="single" w:sz="1" w:space="0" w:color="D0CBC0"/>
-            </w:tcBorders>
-            <w:shd w:val="clear" w:color="auto" w:fill="FFFFFF" w:themeFill="background1"/>
-            <w:tcMar>
-              <w:top w:w="80" w:type="dxa"/>
-              <w:left w:w="120" w:type="dxa"/>
-              <w:bottom w:w="80" w:type="dxa"/>
-              <w:right w:w="80" w:type="dxa"/>
-            </w:tcMar>
-          </w:tcPr>
-          <w:p>
-            <w:pPr>
-              <w:rPr>
-                <w:sz w:val="20"/>
-                <w:szCs w:val="20"/>
-              </w:rPr>
-            </w:pPr>
-          </w:p>
-        </w:tc>
-        <w:tc>
-          <w:tcPr>
-            <w:tcW w:w="2410" w:type="dxa"/>
-            <w:tcBorders>
-              <w:top w:val="single" w:sz="1" w:space="0" w:color="D0CBC0"/>
-              <w:left w:val="single" w:sz="1" w:space="0" w:color="D0CBC0"/>
-              <w:bottom w:val="single" w:sz="1" w:space="0" w:color="D0CBC0"/>
-              <w:right w:val="single" w:sz="1" w:space="0" w:color="D0CBC0"/>
-            </w:tcBorders>
-            <w:shd w:val="clear" w:color="auto" w:fill="FFFFFF" w:themeFill="background1"/>
-            <w:tcMar>
-              <w:top w:w="80" w:type="dxa"/>
-              <w:left w:w="120" w:type="dxa"/>
-              <w:bottom w:w="80" w:type="dxa"/>
-              <w:right w:w="80" w:type="dxa"/>
-            </w:tcMar>
-          </w:tcPr>
-          <w:p>
-            <w:pPr>
-              <w:rPr>
-                <w:sz w:val="20"/>
-                <w:szCs w:val="20"/>
-              </w:rPr>
-            </w:pPr>
-          </w:p>
-        </w:tc>
-      </w:tr>
-      <w:tr>
-        <w:tc>
-          <w:tcPr>
-            <w:tcW w:w="2551" w:type="dxa"/>
-            <w:tcBorders>
-              <w:top w:val="single" w:sz="1" w:space="0" w:color="D0CBC0"/>
-              <w:left w:val="single" w:sz="1" w:space="0" w:color="D0CBC0"/>
-              <w:bottom w:val="single" w:sz="1" w:space="0" w:color="D0CBC0"/>
-              <w:right w:val="single" w:sz="1" w:space="0" w:color="D0CBC0"/>
-            </w:tcBorders>
-            <w:shd w:val="clear" w:color="auto" w:fill="FFFFFF" w:themeFill="background1"/>
-            <w:tcMar>
-              <w:top w:w="80" w:type="dxa"/>
-              <w:left w:w="120" w:type="dxa"/>
-              <w:bottom w:w="80" w:type="dxa"/>
-              <w:right w:w="80" w:type="dxa"/>
-            </w:tcMar>
-          </w:tcPr>
-          <w:p>
-            <w:pPr>
-              <w:rPr>
-                <w:sz w:val="20"/>
-                <w:szCs w:val="20"/>
-              </w:rPr>
-            </w:pPr>
-          </w:p>
-        </w:tc>
-        <w:tc>
-          <w:tcPr>
-            <w:tcW w:w="2977" w:type="dxa"/>
-            <w:tcBorders>
-              <w:top w:val="single" w:sz="1" w:space="0" w:color="D0CBC0"/>
-              <w:left w:val="single" w:sz="1" w:space="0" w:color="D0CBC0"/>
-              <w:bottom w:val="single" w:sz="1" w:space="0" w:color="D0CBC0"/>
-              <w:right w:val="single" w:sz="1" w:space="0" w:color="D0CBC0"/>
-            </w:tcBorders>
-            <w:shd w:val="clear" w:color="auto" w:fill="FFFFFF" w:themeFill="background1"/>
-            <w:tcMar>
-              <w:top w:w="80" w:type="dxa"/>
-              <w:left w:w="120" w:type="dxa"/>
-              <w:bottom w:w="80" w:type="dxa"/>
-              <w:right w:w="80" w:type="dxa"/>
-            </w:tcMar>
-          </w:tcPr>
-          <w:p>
-            <w:pPr>
-              <w:rPr>
-                <w:sz w:val="20"/>
-                <w:szCs w:val="20"/>
-              </w:rPr>
-            </w:pPr>
-          </w:p>
-        </w:tc>
-        <w:tc>
-          <w:tcPr>
-            <w:tcW w:w="1842" w:type="dxa"/>
-            <w:tcBorders>
-              <w:top w:val="single" w:sz="1" w:space="0" w:color="D0CBC0"/>
-              <w:left w:val="single" w:sz="1" w:space="0" w:color="D0CBC0"/>
-              <w:bottom w:val="single" w:sz="1" w:space="0" w:color="D0CBC0"/>
-              <w:right w:val="single" w:sz="1" w:space="0" w:color="D0CBC0"/>
-            </w:tcBorders>
-            <w:shd w:val="clear" w:color="auto" w:fill="FFFFFF" w:themeFill="background1"/>
-            <w:tcMar>
-              <w:top w:w="80" w:type="dxa"/>
-              <w:left w:w="120" w:type="dxa"/>
-              <w:bottom w:w="80" w:type="dxa"/>
-              <w:right w:w="80" w:type="dxa"/>
-            </w:tcMar>
-          </w:tcPr>
-          <w:p>
-            <w:pPr>
-              <w:rPr>
-                <w:sz w:val="20"/>
-                <w:szCs w:val="20"/>
-              </w:rPr>
-            </w:pPr>
-          </w:p>
-        </w:tc>
-        <w:tc>
-          <w:tcPr>
-            <w:tcW w:w="2410" w:type="dxa"/>
-            <w:tcBorders>
-              <w:top w:val="single" w:sz="1" w:space="0" w:color="D0CBC0"/>
-              <w:left w:val="single" w:sz="1" w:space="0" w:color="D0CBC0"/>
-              <w:bottom w:val="single" w:sz="1" w:space="0" w:color="D0CBC0"/>
-              <w:right w:val="single" w:sz="1" w:space="0" w:color="D0CBC0"/>
-            </w:tcBorders>
-            <w:shd w:val="clear" w:color="auto" w:fill="FFFFFF" w:themeFill="background1"/>
-            <w:tcMar>
-              <w:top w:w="80" w:type="dxa"/>
-              <w:left w:w="120" w:type="dxa"/>
-              <w:bottom w:w="80" w:type="dxa"/>
-              <w:right w:w="80" w:type="dxa"/>
-            </w:tcMar>
-          </w:tcPr>
-          <w:p>
-            <w:pPr>
-              <w:rPr>
-                <w:sz w:val="20"/>
-                <w:szCs w:val="20"/>
-              </w:rPr>
-            </w:pPr>
-          </w:p>
-        </w:tc>
-      </w:tr>
-      <w:tr>
-        <w:tc>
-          <w:tcPr>
-            <w:tcW w:w="5528" w:type="dxa"/>
-            <w:gridSpan w:val="2"/>
-            <w:tcBorders>
-              <w:top w:val="single" w:sz="1" w:space="0" w:color="0E1F3B"/>
-              <w:left w:val="single" w:sz="1" w:space="0" w:color="0E1F3B"/>
-              <w:bottom w:val="single" w:sz="1" w:space="0" w:color="0E1F3B"/>
-              <w:right w:val="single" w:sz="1" w:space="0" w:color="0E1F3B"/>
-            </w:tcBorders>
-            <w:shd w:val="clear" w:color="auto" w:fill="0E1F3B"/>
-            <w:tcMar>
-              <w:top w:w="80" w:type="dxa"/>
-              <w:left w:w="120" w:type="dxa"/>
-              <w:bottom w:w="80" w:type="dxa"/>
-              <w:right w:w="80" w:type="dxa"/>
-            </w:tcMar>
-          </w:tcPr>
-          <w:p>
-            <w:r>
-              <w:rPr>
-                <w:b/>
-                <w:bCs/>
-                <w:color w:val="FFFFFF"/>
-                <w:sz w:val="19"/>
-                <w:szCs w:val="19"/>
-              </w:rPr>
-              <w:t>ESTIMATED MONTHLY TOTAL</w:t>
-            </w:r>
-          </w:p>
-        </w:tc>
-        <w:tc>
-          <w:tcPr>
-            <w:tcW w:w="1842" w:type="dxa"/>
-            <w:tcBorders>
-              <w:top w:val="single" w:sz="1" w:space="0" w:color="0E1F3B"/>
-              <w:left w:val="single" w:sz="1" w:space="0" w:color="0E1F3B"/>
-              <w:bottom w:val="single" w:sz="1" w:space="0" w:color="0E1F3B"/>
-              <w:right w:val="single" w:sz="1" w:space="0" w:color="0E1F3B"/>
-            </w:tcBorders>
-            <w:shd w:val="clear" w:color="auto" w:fill="F5F0E8"/>
-            <w:tcMar>
-              <w:top w:w="80" w:type="dxa"/>
-              <w:left w:w="120" w:type="dxa"/>
-              <w:bottom w:w="80" w:type="dxa"/>
-              <w:right w:w="80" w:type="dxa"/>
-            </w:tcMar>
-          </w:tcPr>
-          <w:p>
-            <w:pPr>
-              <w:rPr>
-                <w:sz w:val="20"/>
-                <w:szCs w:val="20"/>
-              </w:rPr>
-            </w:pPr>
-            <w:r>
-              <w:rPr>
-                <w:b/>
-                <w:bCs/>
-                <w:color w:val="C8922A"/>
-                <w:sz w:val="20"/>
-                <w:szCs w:val="20"/>
-              </w:rPr>
-              <w:t>£0.00</w:t>
-            </w:r>
-          </w:p>
-        </w:tc>
-        <w:tc>
-          <w:tcPr>
-            <w:tcW w:w="2410" w:type="dxa"/>
-            <w:tcBorders>
-              <w:top w:val="single" w:sz="1" w:space="0" w:color="0E1F3B"/>
-              <w:left w:val="single" w:sz="1" w:space="0" w:color="0E1F3B"/>
-              <w:bottom w:val="single" w:sz="1" w:space="0" w:color="0E1F3B"/>
-              <w:right w:val="single" w:sz="1" w:space="0" w:color="0E1F3B"/>
-            </w:tcBorders>
-            <w:shd w:val="clear" w:color="auto" w:fill="F5F0E8"/>
-            <w:tcMar>
-              <w:top w:w="80" w:type="dxa"/>
-              <w:left w:w="120" w:type="dxa"/>
-              <w:bottom w:w="80" w:type="dxa"/>
-              <w:right w:w="80" w:type="dxa"/>
-            </w:tcMar>
-          </w:tcPr>
-          <w:p>
-            <w:pPr>
-              <w:rPr>
-                <w:sz w:val="20"/>
-                <w:szCs w:val="20"/>
-              </w:rPr>
-            </w:pPr>
-            <w:r>
-              <w:rPr>
-                <w:b/>
-                <w:bCs/>
-                <w:color w:val="C8922A"/>
-                <w:sz w:val="20"/>
-                <w:szCs w:val="20"/>
-              </w:rPr>
-              <w:t>£</w:t>
-            </w:r>
-            <w:r>
-              <w:rPr>
-                <w:b/>
-                <w:bCs/>
-                <w:color w:val="C8922A"/>
-                <w:sz w:val="20"/>
-                <w:szCs w:val="20"/>
-              </w:rPr>
-              <w:t>0</w:t>
-            </w:r>
-            <w:r>
-              <w:rPr>
-                <w:b/>
-                <w:bCs/>
-                <w:color w:val="C8922A"/>
-                <w:sz w:val="20"/>
-                <w:szCs w:val="20"/>
-              </w:rPr>
-              <w:t>.00/month</w:t>
-            </w:r>
-          </w:p>
-        </w:tc>
-      </w:tr>
-    </w:tbl>
-    <w:p/>
-    <w:p/>
-    <w:tbl>
-      <w:tblPr>
-        <w:tblW w:w="9781" w:type="dxa"/>
-        <w:tblBorders>
-          <w:top w:val="single" w:sz="4" w:space="0" w:color="auto"/>
-          <w:left w:val="single" w:sz="4" w:space="0" w:color="auto"/>
-          <w:bottom w:val="single" w:sz="4" w:space="0" w:color="auto"/>
-          <w:right w:val="single" w:sz="4" w:space="0" w:color="auto"/>
-          <w:insideH w:val="single" w:sz="4" w:space="0" w:color="auto"/>
-          <w:insideV w:val="single" w:sz="4" w:space="0" w:color="auto"/>
-        </w:tblBorders>
-        <w:tblCellMar>
-          <w:left w:w="10" w:type="dxa"/>
-          <w:right w:w="10" w:type="dxa"/>
-        </w:tblCellMar>
-        <w:tblLook w:val="04A0" w:firstRow="1" w:lastRow="0" w:firstColumn="1" w:lastColumn="0" w:noHBand="0" w:noVBand="1"/>
-      </w:tblPr>
-      <w:tblGrid>
-        <w:gridCol w:w="900"/>
-        <w:gridCol w:w="8881"/>
-      </w:tblGrid>
-      <w:tr>
-        <w:tc>
-          <w:tcPr>
-            <w:tcW w:w="900" w:type="dxa"/>
-            <w:tcBorders>
-              <w:top w:val="none" w:sz="0" w:space="0" w:color="FFFFFF"/>
-              <w:left w:val="none" w:sz="0" w:space="0" w:color="FFFFFF"/>
-              <w:bottom w:val="none" w:sz="0" w:space="0" w:color="FFFFFF"/>
-              <w:right w:val="none" w:sz="0" w:space="0" w:color="FFFFFF"/>
-            </w:tcBorders>
-            <w:shd w:val="clear" w:color="auto" w:fill="0E1F3B"/>
-            <w:tcMar>
-              <w:top w:w="80" w:type="dxa"/>
-              <w:left w:w="120" w:type="dxa"/>
-              <w:bottom w:w="80" w:type="dxa"/>
-              <w:right w:w="80" w:type="dxa"/>
-            </w:tcMar>
-            <w:vAlign w:val="center"/>
-          </w:tcPr>
-          <w:p>
-            <w:pPr>
-              <w:jc w:val="center"/>
-            </w:pPr>
-            <w:r>
-              <w:rPr>
-                <w:rFonts w:ascii="Georgia" w:eastAsia="Georgia" w:hAnsi="Georgia" w:cs="Georgia"/>
-                <w:color w:val="FFFFFF"/>
-                <w:sz w:val="32"/>
-                <w:szCs w:val="32"/>
-              </w:rPr>
-              <w:t>09</w:t>
-            </w:r>
-          </w:p>
-        </w:tc>
-        <w:tc>
-          <w:tcPr>
-            <w:tcW w:w="8881" w:type="dxa"/>
-            <w:tcBorders>
-              <w:top w:val="none" w:sz="0" w:space="0" w:color="FFFFFF"/>
-              <w:left w:val="none" w:sz="0" w:space="0" w:color="FFFFFF"/>
-              <w:bottom w:val="none" w:sz="0" w:space="0" w:color="FFFFFF"/>
-              <w:right w:val="none" w:sz="0" w:space="0" w:color="FFFFFF"/>
-            </w:tcBorders>
-            <w:shd w:val="clear" w:color="auto" w:fill="C8922A"/>
-            <w:tcMar>
-              <w:top w:w="80" w:type="dxa"/>
-              <w:left w:w="200" w:type="dxa"/>
-              <w:bottom w:w="80" w:type="dxa"/>
-              <w:right w:w="120" w:type="dxa"/>
-            </w:tcMar>
-            <w:vAlign w:val="center"/>
-          </w:tcPr>
-          <w:p>
-            <w:r>
-              <w:rPr>
-                <w:b/>
-                <w:bCs/>
-                <w:color w:val="FFFFFF"/>
-                <w:sz w:val="26"/>
-                <w:szCs w:val="26"/>
-              </w:rPr>
-              <w:t>Next Steps &amp; Future Improvements</w:t>
-            </w:r>
-          </w:p>
-        </w:tc>
-      </w:tr>
-    </w:tbl>
-    <w:p/>
-    <w:p>
-      <w:pPr>
-        <w:spacing w:before="120" w:after="40"/>
-      </w:pPr>
-      <w:r>
-        <w:rPr>
-          <w:b/>
-          <w:bCs/>
-          <w:color w:val="0E1F3B"/>
-          <w:sz w:val="20"/>
-          <w:szCs w:val="20"/>
-        </w:rPr>
-        <w:t>Planned improvements for the next version</w:t>
-      </w:r>
-    </w:p>
-    <w:tbl>
-      <w:tblPr>
-        <w:tblW w:w="9780" w:type="dxa"/>
-        <w:tblBorders>
-          <w:top w:val="single" w:sz="4" w:space="0" w:color="auto"/>
-          <w:left w:val="single" w:sz="4" w:space="0" w:color="auto"/>
-          <w:bottom w:val="single" w:sz="4" w:space="0" w:color="auto"/>
-          <w:right w:val="single" w:sz="4" w:space="0" w:color="auto"/>
-          <w:insideH w:val="single" w:sz="4" w:space="0" w:color="auto"/>
-          <w:insideV w:val="single" w:sz="4" w:space="0" w:color="auto"/>
-        </w:tblBorders>
-        <w:tblCellMar>
-          <w:left w:w="10" w:type="dxa"/>
-          <w:right w:w="10" w:type="dxa"/>
-        </w:tblCellMar>
-        <w:tblLook w:val="04A0" w:firstRow="1" w:lastRow="0" w:firstColumn="1" w:lastColumn="0" w:noHBand="0" w:noVBand="1"/>
-      </w:tblPr>
-      <w:tblGrid>
-        <w:gridCol w:w="9780"/>
-      </w:tblGrid>
-      <w:tr>
-        <w:tc>
-          <w:tcPr>
-            <w:tcW w:w="9780" w:type="dxa"/>
-            <w:tcBorders>
-              <w:top w:val="single" w:sz="1" w:space="0" w:color="D0CBC0"/>
-              <w:left w:val="single" w:sz="1" w:space="0" w:color="D0CBC0"/>
-              <w:bottom w:val="single" w:sz="1" w:space="0" w:color="D0CBC0"/>
-              <w:right w:val="single" w:sz="1" w:space="0" w:color="D0CBC0"/>
-            </w:tcBorders>
-            <w:shd w:val="clear" w:color="auto" w:fill="FAFAFA"/>
-            <w:tcMar>
-              <w:top w:w="100" w:type="dxa"/>
-              <w:left w:w="140" w:type="dxa"/>
-              <w:bottom w:w="100" w:type="dxa"/>
-              <w:right w:w="140" w:type="dxa"/>
-            </w:tcMar>
-          </w:tcPr>
-          <w:p>
-            <w:pPr>
-              <w:spacing w:after="160"/>
-              <w:rPr>
-                <w:sz w:val="20"/>
-                <w:szCs w:val="20"/>
-              </w:rPr>
-            </w:pPr>
-            <w:r>
-              <w:rPr>
-                <w:sz w:val="20"/>
-                <w:szCs w:val="20"/>
-              </w:rPr>
-              <w:t>[List what you would add with more time or budget. Example: • Add AWS WAF to protect the API from spam and abuse • Add CloudWatch dashboards for real-time monitoring • Implement CI/CD via GitHub Actions for automatic deployment • Add a blog section backed by DynamoDB]</w:t>
-            </w:r>
-          </w:p>
-          <w:p>
-            <w:pPr>
-              <w:spacing w:after="160"/>
-              <w:rPr>
-                <w:sz w:val="20"/>
-                <w:szCs w:val="20"/>
-              </w:rPr>
-            </w:pPr>
-          </w:p>
-          <w:p>
-            <w:pPr>
-              <w:spacing w:after="160"/>
-              <w:rPr>
-                <w:sz w:val="20"/>
-                <w:szCs w:val="20"/>
-              </w:rPr>
-            </w:pPr>
-          </w:p>
-          <w:p>
-            <w:pPr>
-              <w:spacing w:after="160"/>
-              <w:rPr>
-                <w:sz w:val="20"/>
-                <w:szCs w:val="20"/>
-              </w:rPr>
-            </w:pPr>
-          </w:p>
-          <w:p>
-            <w:pPr>
-              <w:spacing w:after="160"/>
-              <w:rPr>
-                <w:sz w:val="20"/>
-                <w:szCs w:val="20"/>
-              </w:rPr>
-            </w:pPr>
+              <w:t>Add AWS WAF to protect the API from spam and abuse</w:t>
+            </w:r>
+            <w:r>
+              <w:rPr>
+                <w:sz w:val="20"/>
+                <w:szCs w:val="20"/>
+              </w:rPr>
+              <w:t>.</w:t>
+            </w:r>
           </w:p>
         </w:tc>
       </w:tr>
@@ -5632,8 +5114,8 @@
         <w:tblLook w:val="04A0" w:firstRow="1" w:lastRow="0" w:firstColumn="1" w:lastColumn="0" w:noHBand="0" w:noVBand="1"/>
       </w:tblPr>
       <w:tblGrid>
-        <w:gridCol w:w="4513"/>
-        <w:gridCol w:w="5267"/>
+        <w:gridCol w:w="4836"/>
+        <w:gridCol w:w="4944"/>
       </w:tblGrid>
       <w:tr>
         <w:tc>
@@ -5727,7 +5209,8 @@
                 <w:sz w:val="20"/>
                 <w:szCs w:val="20"/>
               </w:rPr>
-              <w:t>[https://github.com/username/aws-projects]</w:t>
+              <w:lastRenderedPageBreak/>
+              <w:t>https:github.com/stuartallan1981/CurrencyConverter</w:t>
             </w:r>
           </w:p>
         </w:tc>
@@ -5759,6 +5242,7 @@
               <w:rPr>
                 <w:sz w:val="20"/>
                 <w:szCs w:val="20"/>
+                <w:highlight w:val="yellow"/>
               </w:rPr>
               <w:t>[https://yourdomain.co.uk]</w:t>
             </w:r>
@@ -6069,7 +5553,6 @@
         </w:tabs>
       </w:pPr>
       <w:r>
-        <w:lastRenderedPageBreak/>
         <w:tab/>
         <w:t xml:space="preserve">Amazon SNS </w:t>
       </w:r>
@@ -6333,7 +5816,7 @@
 </file>
 
 <file path=word/numbering.xml><?xml version="1.0" encoding="utf-8"?>
-<w:numbering xmlns:wpc="http://schemas.microsoft.com/office/word/2010/wordprocessingCanvas" xmlns:cx="http://schemas.microsoft.com/office/drawing/2014/chartex" xmlns:cx1="http://schemas.microsoft.com/office/drawing/2015/9/8/chartex" xmlns:cx2="http://schemas.microsoft.com/office/drawing/2015/10/21/chartex" xmlns:cx3="http://schemas.microsoft.com/office/drawing/2016/5/9/chartex" xmlns:cx4="http://schemas.microsoft.com/office/drawing/2016/5/10/chartex" xmlns:cx5="http://schemas.microsoft.com/office/drawing/2016/5/11/chartex" xmlns:cx6="http://schemas.microsoft.com/office/drawing/2016/5/12/chartex" xmlns:cx7="http://schemas.microsoft.com/office/drawing/2016/5/13/chartex" xmlns:cx8="http://schemas.microsoft.com/office/drawing/2016/5/14/chartex" xmlns:mc="http://schemas.openxmlformats.org/markup-compatibility/2006" xmlns:aink="http://schemas.microsoft.com/office/drawing/2016/ink" xmlns:am3d="http://schemas.microsoft.com/office/drawing/2017/model3d" xmlns:o="urn:schemas-microsoft-com:office:office" xmlns:oel="http://schemas.microsoft.com/office/2019/extlst" xmlns:r="http://schemas.openxmlformats.org/officeDocument/2006/relationships" xmlns:m="http://schemas.openxmlformats.org/officeDocument/2006/math" xmlns:v="urn:schemas-microsoft-com:vml" xmlns:wp14="http://schemas.microsoft.com/office/word/2010/wordprocessingDrawing" xmlns:wp="http://schemas.openxmlformats.org/drawingml/2006/wordprocessingDrawing" xmlns:w10="urn:schemas-microsoft-com:office:word" xmlns:w="http://schemas.openxmlformats.org/wordprocessingml/2006/main" xmlns:w14="http://schemas.microsoft.com/office/word/2010/wordml" xmlns:w15="http://schemas.microsoft.com/office/word/2012/wordml" xmlns:w16cei="http://schemas.microsoft.com/office/word/2026/wordml/cei" xmlns:w16cex="http://schemas.microsoft.com/office/word/2018/wordml/cex" xmlns:w16cid="http://schemas.microsoft.com/office/word/2016/wordml/cid" xmlns:w16="http://schemas.microsoft.com/office/word/2018/wordml" xmlns:w16du="http://schemas.microsoft.com/office/word/2023/wordml/word16du" xmlns:w16sdtdh="http://schemas.microsoft.com/office/word/2020/wordml/sdtdatahash" xmlns:w16sdtfl="http://schemas.microsoft.com/office/word/2024/wordml/sdtformatlock" xmlns:w16se="http://schemas.microsoft.com/office/word/2015/wordml/symex" xmlns:wpg="http://schemas.microsoft.com/office/word/2010/wordprocessingGroup" xmlns:wpi="http://schemas.microsoft.com/office/word/2010/wordprocessingInk" xmlns:wne="http://schemas.microsoft.com/office/word/2006/wordml" xmlns:wps="http://schemas.microsoft.com/office/word/2010/wordprocessingShape" mc:Ignorable="w14 w15 w16se w16cid w16 w16cex w16sdtdh w16sdtfl w16du wp14">
+<w:numbering xmlns:wpc="http://schemas.microsoft.com/office/word/2010/wordprocessingCanvas" xmlns:cx="http://schemas.microsoft.com/office/drawing/2014/chartex" xmlns:cx1="http://schemas.microsoft.com/office/drawing/2015/9/8/chartex" xmlns:cx2="http://schemas.microsoft.com/office/drawing/2015/10/21/chartex" xmlns:cx3="http://schemas.microsoft.com/office/drawing/2016/5/9/chartex" xmlns:cx4="http://schemas.microsoft.com/office/drawing/2016/5/10/chartex" xmlns:cx5="http://schemas.microsoft.com/office/drawing/2016/5/11/chartex" xmlns:cx6="http://schemas.microsoft.com/office/drawing/2016/5/12/chartex" xmlns:cx7="http://schemas.microsoft.com/office/drawing/2016/5/13/chartex" xmlns:cx8="http://schemas.microsoft.com/office/drawing/2016/5/14/chartex" xmlns:mc="http://schemas.openxmlformats.org/markup-compatibility/2006" xmlns:aink="http://schemas.microsoft.com/office/drawing/2016/ink" xmlns:am3d="http://schemas.microsoft.com/office/drawing/2017/model3d" xmlns:o="urn:schemas-microsoft-com:office:office" xmlns:oel="http://schemas.microsoft.com/office/2019/extlst" xmlns:r="http://schemas.openxmlformats.org/officeDocument/2006/relationships" xmlns:m="http://schemas.openxmlformats.org/officeDocument/2006/math" xmlns:v="urn:schemas-microsoft-com:vml" xmlns:wp14="http://schemas.microsoft.com/office/word/2010/wordprocessingDrawing" xmlns:wp="http://schemas.openxmlformats.org/drawingml/2006/wordprocessingDrawing" xmlns:w10="urn:schemas-microsoft-com:office:word" xmlns:w="http://schemas.openxmlformats.org/wordprocessingml/2006/main" xmlns:w14="http://schemas.microsoft.com/office/word/2010/wordml" xmlns:w15="http://schemas.microsoft.com/office/word/2012/wordml" xmlns:w16cex="http://schemas.microsoft.com/office/word/2018/wordml/cex" xmlns:w16cid="http://schemas.microsoft.com/office/word/2016/wordml/cid" xmlns:w16="http://schemas.microsoft.com/office/word/2018/wordml" xmlns:w16du="http://schemas.microsoft.com/office/word/2023/wordml/word16du" xmlns:w16sdtdh="http://schemas.microsoft.com/office/word/2020/wordml/sdtdatahash" xmlns:w16sdtfl="http://schemas.microsoft.com/office/word/2024/wordml/sdtformatlock" xmlns:w16se="http://schemas.microsoft.com/office/word/2015/wordml/symex" xmlns:wpg="http://schemas.microsoft.com/office/word/2010/wordprocessingGroup" xmlns:wpi="http://schemas.microsoft.com/office/word/2010/wordprocessingInk" xmlns:wne="http://schemas.microsoft.com/office/word/2006/wordml" xmlns:wps="http://schemas.microsoft.com/office/word/2010/wordprocessingShape" mc:Ignorable="w14 w15 w16se w16cid w16 w16cex w16sdtdh w16sdtfl w16du wp14">
   <w:abstractNum w:abstractNumId="0" w15:restartNumberingAfterBreak="0">
     <w:nsid w:val="11093020"/>
     <w:multiLevelType w:val="hybridMultilevel"/>
@@ -7412,6 +6895,15 @@
 </file>
 
 <file path=customXml/item1.xml><?xml version="1.0" encoding="utf-8"?>
+<?mso-contentType ?>
+<FormTemplates xmlns="http://schemas.microsoft.com/sharepoint/v3/contenttype/forms">
+  <Display>DocumentLibraryForm</Display>
+  <Edit>DocumentLibraryForm</Edit>
+  <New>DocumentLibraryForm</New>
+</FormTemplates>
+</file>
+
+<file path=customXml/item2.xml><?xml version="1.0" encoding="utf-8"?>
 <p:properties xmlns:p="http://schemas.microsoft.com/office/2006/metadata/properties" xmlns:xsi="http://www.w3.org/2001/XMLSchema-instance" xmlns:pc="http://schemas.microsoft.com/office/infopath/2007/PartnerControls">
   <documentManagement>
     <TaxCatchAll xmlns="1f02373c-91b9-4d50-88b3-64e98dbf38be" xsi:nil="true"/>
@@ -7420,15 +6912,6 @@
     </lcf76f155ced4ddcb4097134ff3c332f>
   </documentManagement>
 </p:properties>
-</file>
-
-<file path=customXml/item2.xml><?xml version="1.0" encoding="utf-8"?>
-<?mso-contentType ?>
-<FormTemplates xmlns="http://schemas.microsoft.com/sharepoint/v3/contenttype/forms">
-  <Display>DocumentLibraryForm</Display>
-  <Edit>DocumentLibraryForm</Edit>
-  <New>DocumentLibraryForm</New>
-</FormTemplates>
 </file>
 
 <file path=customXml/item3.xml><?xml version="1.0" encoding="utf-8"?>
@@ -7639,20 +7122,20 @@
 </file>
 
 <file path=customXml/itemProps1.xml><?xml version="1.0" encoding="utf-8"?>
+<ds:datastoreItem xmlns:ds="http://schemas.openxmlformats.org/officeDocument/2006/customXml" ds:itemID="{CE4BE2F9-5067-4088-9F9B-1F3D17ABA8D7}">
+  <ds:schemaRefs>
+    <ds:schemaRef ds:uri="http://schemas.microsoft.com/sharepoint/v3/contenttype/forms"/>
+  </ds:schemaRefs>
+</ds:datastoreItem>
+</file>
+
+<file path=customXml/itemProps2.xml><?xml version="1.0" encoding="utf-8"?>
 <ds:datastoreItem xmlns:ds="http://schemas.openxmlformats.org/officeDocument/2006/customXml" ds:itemID="{82E5BD80-5074-4316-B334-2041375E4FBF}">
   <ds:schemaRefs>
     <ds:schemaRef ds:uri="http://schemas.microsoft.com/office/2006/metadata/properties"/>
     <ds:schemaRef ds:uri="http://schemas.microsoft.com/office/infopath/2007/PartnerControls"/>
     <ds:schemaRef ds:uri="1f02373c-91b9-4d50-88b3-64e98dbf38be"/>
     <ds:schemaRef ds:uri="833209ff-be3b-48c0-8c17-04759cd24c23"/>
-  </ds:schemaRefs>
-</ds:datastoreItem>
-</file>
-
-<file path=customXml/itemProps2.xml><?xml version="1.0" encoding="utf-8"?>
-<ds:datastoreItem xmlns:ds="http://schemas.openxmlformats.org/officeDocument/2006/customXml" ds:itemID="{CE4BE2F9-5067-4088-9F9B-1F3D17ABA8D7}">
-  <ds:schemaRefs>
-    <ds:schemaRef ds:uri="http://schemas.microsoft.com/sharepoint/v3/contenttype/forms"/>
   </ds:schemaRefs>
 </ds:datastoreItem>
 </file>

--- a/Mobile App Project Write-up.docx
+++ b/Mobile App Project Write-up.docx
@@ -1405,11 +1405,7 @@
       </w:tr>
     </w:tbl>
     <w:p/>
-    <w:p>
-      <w:r>
-        <w:t>See additional notes at end</w:t>
-      </w:r>
-    </w:p>
+    <w:p/>
     <w:p/>
     <w:p/>
     <w:p/>
@@ -1761,6 +1757,109 @@
                 <w:sz w:val="20"/>
                 <w:szCs w:val="20"/>
               </w:rPr>
+              <w:t>STORAGE</w:t>
+            </w:r>
+          </w:p>
+        </w:tc>
+      </w:tr>
+      <w:tr>
+        <w:tc>
+          <w:tcPr>
+            <w:tcW w:w="2126" w:type="dxa"/>
+            <w:tcBorders>
+              <w:top w:val="single" w:sz="1" w:space="0" w:color="D0CBC0"/>
+              <w:left w:val="single" w:sz="1" w:space="0" w:color="D0CBC0"/>
+              <w:bottom w:val="single" w:sz="1" w:space="0" w:color="D0CBC0"/>
+              <w:right w:val="single" w:sz="1" w:space="0" w:color="D0CBC0"/>
+            </w:tcBorders>
+            <w:shd w:val="clear" w:color="auto" w:fill="FFFFFF"/>
+            <w:tcMar>
+              <w:top w:w="80" w:type="dxa"/>
+              <w:left w:w="120" w:type="dxa"/>
+              <w:bottom w:w="80" w:type="dxa"/>
+              <w:right w:w="80" w:type="dxa"/>
+            </w:tcMar>
+          </w:tcPr>
+          <w:p>
+            <w:pPr>
+              <w:rPr>
+                <w:sz w:val="20"/>
+                <w:szCs w:val="20"/>
+              </w:rPr>
+            </w:pPr>
+            <w:r>
+              <w:rPr>
+                <w:sz w:val="20"/>
+                <w:szCs w:val="20"/>
+              </w:rPr>
+              <w:t>S3</w:t>
+            </w:r>
+          </w:p>
+        </w:tc>
+        <w:tc>
+          <w:tcPr>
+            <w:tcW w:w="7654" w:type="dxa"/>
+            <w:gridSpan w:val="2"/>
+            <w:tcBorders>
+              <w:top w:val="single" w:sz="1" w:space="0" w:color="D0CBC0"/>
+              <w:left w:val="single" w:sz="1" w:space="0" w:color="D0CBC0"/>
+              <w:bottom w:val="single" w:sz="1" w:space="0" w:color="D0CBC0"/>
+              <w:right w:val="single" w:sz="1" w:space="0" w:color="D0CBC0"/>
+            </w:tcBorders>
+            <w:shd w:val="clear" w:color="auto" w:fill="FFFFFF"/>
+            <w:tcMar>
+              <w:top w:w="80" w:type="dxa"/>
+              <w:left w:w="120" w:type="dxa"/>
+              <w:bottom w:w="80" w:type="dxa"/>
+              <w:right w:w="80" w:type="dxa"/>
+            </w:tcMar>
+          </w:tcPr>
+          <w:p>
+            <w:pPr>
+              <w:rPr>
+                <w:sz w:val="20"/>
+                <w:szCs w:val="20"/>
+                <w:highlight w:val="yellow"/>
+              </w:rPr>
+            </w:pPr>
+            <w:r>
+              <w:rPr>
+                <w:sz w:val="20"/>
+                <w:szCs w:val="20"/>
+              </w:rPr>
+              <w:t>Stores the CloudFormation templates</w:t>
+            </w:r>
+          </w:p>
+        </w:tc>
+      </w:tr>
+      <w:tr>
+        <w:tc>
+          <w:tcPr>
+            <w:tcW w:w="9780" w:type="dxa"/>
+            <w:gridSpan w:val="3"/>
+            <w:tcBorders>
+              <w:top w:val="single" w:sz="1" w:space="0" w:color="C8922A"/>
+              <w:left w:val="single" w:sz="1" w:space="0" w:color="C8922A"/>
+              <w:bottom w:val="single" w:sz="1" w:space="0" w:color="C8922A"/>
+              <w:right w:val="single" w:sz="1" w:space="0" w:color="C8922A"/>
+            </w:tcBorders>
+            <w:shd w:val="clear" w:color="auto" w:fill="F5F0E8"/>
+            <w:tcMar>
+              <w:top w:w="60" w:type="dxa"/>
+              <w:left w:w="120" w:type="dxa"/>
+              <w:bottom w:w="60" w:type="dxa"/>
+              <w:right w:w="80" w:type="dxa"/>
+            </w:tcMar>
+          </w:tcPr>
+          <w:p>
+            <w:r>
+              <w:rPr>
+                <w:b/>
+                <w:bCs/>
+                <w:color w:val="C8922A"/>
+                <w:sz w:val="20"/>
+                <w:szCs w:val="20"/>
+              </w:rPr>
               <w:t>NETWORKING &amp; DELIVERY</w:t>
             </w:r>
           </w:p>
@@ -2510,23 +2609,7 @@
     <w:p/>
     <w:p>
       <w:pPr>
-        <w:spacing w:after="160"/>
-      </w:pPr>
-      <w:r>
-        <w:rPr>
-          <w:color w:val="666666"/>
-          <w:sz w:val="19"/>
-          <w:szCs w:val="19"/>
-        </w:rPr>
-        <w:t>Describe how data moves through the system step by step. Trace each flow from the user action to the final response. Use plain language.</w:t>
-      </w:r>
-    </w:p>
-    <w:p>
-      <w:pPr>
         <w:spacing w:after="120"/>
-        <w:rPr>
-          <w:highlight w:val="yellow"/>
-        </w:rPr>
       </w:pPr>
       <w:r>
         <w:rPr>
@@ -2535,9 +2618,18 @@
           <w:color w:val="0E1F3B"/>
           <w:sz w:val="21"/>
           <w:szCs w:val="21"/>
-          <w:highlight w:val="yellow"/>
-        </w:rPr>
-        <w:t>Flow 1 — [Name your first flow, e.g. Visitor loads the website]</w:t>
+        </w:rPr>
+        <w:t xml:space="preserve">Flow 1 — </w:t>
+      </w:r>
+      <w:r>
+        <w:rPr>
+          <w:b/>
+          <w:bCs/>
+          <w:color w:val="0E1F3B"/>
+          <w:sz w:val="21"/>
+          <w:szCs w:val="21"/>
+        </w:rPr>
+        <w:t>Creating an account</w:t>
       </w:r>
     </w:p>
     <w:p>
@@ -2548,17 +2640,65 @@
           <w:numId w:val="2"/>
         </w:numPr>
         <w:spacing w:before="20" w:after="80"/>
-        <w:rPr>
-          <w:highlight w:val="yellow"/>
-        </w:rPr>
       </w:pPr>
       <w:r>
         <w:rPr>
           <w:sz w:val="20"/>
           <w:szCs w:val="20"/>
-          <w:highlight w:val="yellow"/>
-        </w:rPr>
-        <w:t>Step 1: [e.g. Visitor types the domain name into their browser]</w:t>
+        </w:rPr>
+        <w:t xml:space="preserve">Step 1: </w:t>
+      </w:r>
+      <w:r>
+        <w:rPr>
+          <w:sz w:val="20"/>
+          <w:szCs w:val="20"/>
+        </w:rPr>
+        <w:t xml:space="preserve">Click </w:t>
+      </w:r>
+      <w:r>
+        <w:rPr>
+          <w:sz w:val="20"/>
+          <w:szCs w:val="20"/>
+        </w:rPr>
+        <w:t xml:space="preserve">the “Please </w:t>
+      </w:r>
+      <w:r>
+        <w:rPr>
+          <w:b/>
+          <w:bCs/>
+          <w:sz w:val="20"/>
+          <w:szCs w:val="20"/>
+          <w:u w:val="single"/>
+        </w:rPr>
+        <w:t>Sign In</w:t>
+      </w:r>
+      <w:r>
+        <w:rPr>
+          <w:sz w:val="20"/>
+          <w:szCs w:val="20"/>
+        </w:rPr>
+        <w:t xml:space="preserve"> to edit conversion values</w:t>
+      </w:r>
+      <w:r>
+        <w:rPr>
+          <w:sz w:val="20"/>
+          <w:szCs w:val="20"/>
+        </w:rPr>
+        <w:t>”</w:t>
+      </w:r>
+      <w:r>
+        <w:rPr>
+          <w:sz w:val="20"/>
+          <w:szCs w:val="20"/>
+        </w:rPr>
+        <w:t xml:space="preserve"> button</w:t>
+      </w:r>
+      <w:r>
+        <w:rPr>
+          <w:sz w:val="20"/>
+          <w:szCs w:val="20"/>
+        </w:rPr>
+        <w:t>.</w:t>
       </w:r>
     </w:p>
     <w:p>
@@ -2569,17 +2709,20 @@
           <w:numId w:val="2"/>
         </w:numPr>
         <w:spacing w:before="20" w:after="80"/>
-        <w:rPr>
-          <w:highlight w:val="yellow"/>
-        </w:rPr>
       </w:pPr>
       <w:r>
         <w:rPr>
           <w:sz w:val="20"/>
           <w:szCs w:val="20"/>
-          <w:highlight w:val="yellow"/>
-        </w:rPr>
-        <w:t>Step 2: [e.g. Route 53 translates the domain to the CloudFront distribution]</w:t>
+        </w:rPr>
+        <w:t>Step 2</w:t>
+      </w:r>
+      <w:r>
+        <w:rPr>
+          <w:sz w:val="20"/>
+          <w:szCs w:val="20"/>
+        </w:rPr>
+        <w:t>: Directed to the “Create Account” page.</w:t>
       </w:r>
     </w:p>
     <w:p>
@@ -2590,17 +2733,13 @@
           <w:numId w:val="2"/>
         </w:numPr>
         <w:spacing w:before="20" w:after="80"/>
-        <w:rPr>
-          <w:highlight w:val="yellow"/>
-        </w:rPr>
       </w:pPr>
       <w:r>
         <w:rPr>
           <w:sz w:val="20"/>
           <w:szCs w:val="20"/>
-          <w:highlight w:val="yellow"/>
-        </w:rPr>
-        <w:t>Step 3: [e.g. CloudFront checks its cache — serves from edge if cached]</w:t>
+        </w:rPr>
+        <w:t>Step 3: Enter email address and a password.</w:t>
       </w:r>
     </w:p>
     <w:p>
@@ -2611,17 +2750,41 @@
           <w:numId w:val="2"/>
         </w:numPr>
         <w:spacing w:before="20" w:after="80"/>
-        <w:rPr>
-          <w:highlight w:val="yellow"/>
-        </w:rPr>
       </w:pPr>
       <w:r>
         <w:rPr>
           <w:sz w:val="20"/>
           <w:szCs w:val="20"/>
-          <w:highlight w:val="yellow"/>
-        </w:rPr>
-        <w:t>Step 4: [e.g. If not cached, CloudFront fetches from S3 via Origin Access Control]</w:t>
+        </w:rPr>
+        <w:t xml:space="preserve">Step 4: </w:t>
+      </w:r>
+      <w:r>
+        <w:rPr>
+          <w:sz w:val="20"/>
+          <w:szCs w:val="20"/>
+        </w:rPr>
+        <w:t>C</w:t>
+      </w:r>
+      <w:r>
+        <w:rPr>
+          <w:sz w:val="20"/>
+          <w:szCs w:val="20"/>
+        </w:rPr>
+        <w:t xml:space="preserve">lick the “Register Account” button. This takes </w:t>
+      </w:r>
+      <w:r>
+        <w:rPr>
+          <w:sz w:val="20"/>
+          <w:szCs w:val="20"/>
+        </w:rPr>
+        <w:t>you</w:t>
+      </w:r>
+      <w:r>
+        <w:rPr>
+          <w:sz w:val="20"/>
+          <w:szCs w:val="20"/>
+        </w:rPr>
+        <w:t xml:space="preserve"> to the “Verify Email” page.</w:t>
       </w:r>
     </w:p>
     <w:p>
@@ -2632,17 +2795,41 @@
           <w:numId w:val="2"/>
         </w:numPr>
         <w:spacing w:before="20" w:after="80"/>
-        <w:rPr>
-          <w:highlight w:val="yellow"/>
-        </w:rPr>
       </w:pPr>
       <w:r>
         <w:rPr>
           <w:sz w:val="20"/>
           <w:szCs w:val="20"/>
-          <w:highlight w:val="yellow"/>
-        </w:rPr>
-        <w:t>Step 5: [e.g. Browser loads the page and calls the visitor counter API]</w:t>
+        </w:rPr>
+        <w:t xml:space="preserve">Step 5: </w:t>
+      </w:r>
+      <w:r>
+        <w:rPr>
+          <w:sz w:val="20"/>
+          <w:szCs w:val="20"/>
+        </w:rPr>
+        <w:t>E</w:t>
+      </w:r>
+      <w:r>
+        <w:rPr>
+          <w:sz w:val="20"/>
+          <w:szCs w:val="20"/>
+        </w:rPr>
+        <w:t>nter the email address and the 6 digit verification code from the</w:t>
+      </w:r>
+      <w:r>
+        <w:rPr>
+          <w:sz w:val="20"/>
+          <w:szCs w:val="20"/>
+        </w:rPr>
+        <w:t xml:space="preserve"> sent</w:t>
+      </w:r>
+      <w:r>
+        <w:rPr>
+          <w:sz w:val="20"/>
+          <w:szCs w:val="20"/>
+        </w:rPr>
+        <w:t xml:space="preserve"> email.</w:t>
       </w:r>
     </w:p>
     <w:p>
@@ -2653,37 +2840,20 @@
           <w:numId w:val="2"/>
         </w:numPr>
         <w:spacing w:before="20" w:after="80"/>
-        <w:rPr>
-          <w:highlight w:val="yellow"/>
-        </w:rPr>
       </w:pPr>
       <w:r>
         <w:rPr>
           <w:sz w:val="20"/>
           <w:szCs w:val="20"/>
-          <w:highlight w:val="yellow"/>
-        </w:rPr>
-        <w:t>Step 6: [Continue tracing the flow...]</w:t>
-      </w:r>
-    </w:p>
-    <w:p/>
-    <w:p>
-      <w:pPr>
-        <w:spacing w:after="120"/>
-        <w:rPr>
-          <w:highlight w:val="yellow"/>
-        </w:rPr>
-      </w:pPr>
-      <w:r>
-        <w:rPr>
-          <w:b/>
-          <w:bCs/>
-          <w:color w:val="0E1F3B"/>
-          <w:sz w:val="21"/>
-          <w:szCs w:val="21"/>
-          <w:highlight w:val="yellow"/>
-        </w:rPr>
-        <w:t>Flow 2 — [Name your second flow, e.g. Visitor submits contact form]</w:t>
+        </w:rPr>
+        <w:t>Step 6: Click the “Verify Account” button</w:t>
+      </w:r>
+      <w:r>
+        <w:rPr>
+          <w:sz w:val="20"/>
+          <w:szCs w:val="20"/>
+        </w:rPr>
+        <w:t>.</w:t>
       </w:r>
     </w:p>
     <w:p>
@@ -2694,17 +2864,46 @@
           <w:numId w:val="2"/>
         </w:numPr>
         <w:spacing w:before="20" w:after="80"/>
-        <w:rPr>
-          <w:highlight w:val="yellow"/>
-        </w:rPr>
       </w:pPr>
       <w:r>
         <w:rPr>
           <w:sz w:val="20"/>
           <w:szCs w:val="20"/>
-          <w:highlight w:val="yellow"/>
-        </w:rPr>
-        <w:t>Step 1: [e.g. Visitor fills in the form and clicks Send]</w:t>
+        </w:rPr>
+        <w:t xml:space="preserve">Step 7: </w:t>
+      </w:r>
+      <w:r>
+        <w:rPr>
+          <w:sz w:val="20"/>
+          <w:szCs w:val="20"/>
+        </w:rPr>
+        <w:t>This takes you back to the home page.</w:t>
+      </w:r>
+    </w:p>
+    <w:p/>
+    <w:p>
+      <w:pPr>
+        <w:spacing w:after="120"/>
+      </w:pPr>
+      <w:r>
+        <w:rPr>
+          <w:b/>
+          <w:bCs/>
+          <w:color w:val="0E1F3B"/>
+          <w:sz w:val="21"/>
+          <w:szCs w:val="21"/>
+        </w:rPr>
+        <w:t xml:space="preserve">Flow 2 — </w:t>
+      </w:r>
+      <w:r>
+        <w:rPr>
+          <w:b/>
+          <w:bCs/>
+          <w:color w:val="0E1F3B"/>
+          <w:sz w:val="21"/>
+          <w:szCs w:val="21"/>
+        </w:rPr>
+        <w:t>Signing in to an account</w:t>
       </w:r>
     </w:p>
     <w:p>
@@ -2715,17 +2914,65 @@
           <w:numId w:val="2"/>
         </w:numPr>
         <w:spacing w:before="20" w:after="80"/>
-        <w:rPr>
-          <w:highlight w:val="yellow"/>
-        </w:rPr>
       </w:pPr>
       <w:r>
         <w:rPr>
           <w:sz w:val="20"/>
           <w:szCs w:val="20"/>
-          <w:highlight w:val="yellow"/>
-        </w:rPr>
-        <w:t>Step 2: [e.g. Browser sends a POST request to the API Gateway endpoint]</w:t>
+        </w:rPr>
+        <w:t xml:space="preserve">Step 1: </w:t>
+      </w:r>
+      <w:r>
+        <w:rPr>
+          <w:sz w:val="20"/>
+          <w:szCs w:val="20"/>
+        </w:rPr>
+        <w:t xml:space="preserve">Click </w:t>
+      </w:r>
+      <w:r>
+        <w:rPr>
+          <w:sz w:val="20"/>
+          <w:szCs w:val="20"/>
+        </w:rPr>
+        <w:t xml:space="preserve">the “Please </w:t>
+      </w:r>
+      <w:r>
+        <w:rPr>
+          <w:b/>
+          <w:bCs/>
+          <w:sz w:val="20"/>
+          <w:szCs w:val="20"/>
+          <w:u w:val="single"/>
+        </w:rPr>
+        <w:t>Sign In</w:t>
+      </w:r>
+      <w:r>
+        <w:rPr>
+          <w:sz w:val="20"/>
+          <w:szCs w:val="20"/>
+        </w:rPr>
+        <w:t xml:space="preserve"> to edit conversion values</w:t>
+      </w:r>
+      <w:r>
+        <w:rPr>
+          <w:sz w:val="20"/>
+          <w:szCs w:val="20"/>
+        </w:rPr>
+        <w:t>”</w:t>
+      </w:r>
+      <w:r>
+        <w:rPr>
+          <w:sz w:val="20"/>
+          <w:szCs w:val="20"/>
+        </w:rPr>
+        <w:t xml:space="preserve"> button</w:t>
+      </w:r>
+      <w:r>
+        <w:rPr>
+          <w:sz w:val="20"/>
+          <w:szCs w:val="20"/>
+        </w:rPr>
+        <w:t>.</w:t>
       </w:r>
     </w:p>
     <w:p>
@@ -2736,17 +2983,13 @@
           <w:numId w:val="2"/>
         </w:numPr>
         <w:spacing w:before="20" w:after="80"/>
-        <w:rPr>
-          <w:highlight w:val="yellow"/>
-        </w:rPr>
       </w:pPr>
       <w:r>
         <w:rPr>
           <w:sz w:val="20"/>
           <w:szCs w:val="20"/>
-          <w:highlight w:val="yellow"/>
-        </w:rPr>
-        <w:t>Step 3: [e.g. API Gateway triggers the contact-form Lambda function]</w:t>
+        </w:rPr>
+        <w:t>Step 2: Directed to the “Sign In” page.</w:t>
       </w:r>
     </w:p>
     <w:p>
@@ -2757,17 +3000,13 @@
           <w:numId w:val="2"/>
         </w:numPr>
         <w:spacing w:before="20" w:after="80"/>
-        <w:rPr>
-          <w:highlight w:val="yellow"/>
-        </w:rPr>
       </w:pPr>
       <w:r>
         <w:rPr>
           <w:sz w:val="20"/>
           <w:szCs w:val="20"/>
-          <w:highlight w:val="yellow"/>
-        </w:rPr>
-        <w:t>Step 4: [e.g. Lambda reads the form data and validates it]</w:t>
+        </w:rPr>
+        <w:t>Step 3: Enter email address and password.</w:t>
       </w:r>
     </w:p>
     <w:p>
@@ -2778,17 +3017,13 @@
           <w:numId w:val="2"/>
         </w:numPr>
         <w:spacing w:before="20" w:after="80"/>
-        <w:rPr>
-          <w:highlight w:val="yellow"/>
-        </w:rPr>
       </w:pPr>
       <w:r>
         <w:rPr>
           <w:sz w:val="20"/>
           <w:szCs w:val="20"/>
-          <w:highlight w:val="yellow"/>
-        </w:rPr>
-        <w:t>Step 5: [e.g. Lambda calls SES to send an email to the site owner]</w:t>
+        </w:rPr>
+        <w:t>Step 4: Click the “Sign In” button.</w:t>
       </w:r>
     </w:p>
     <w:p>
@@ -2799,17 +3034,499 @@
           <w:numId w:val="2"/>
         </w:numPr>
         <w:spacing w:before="20" w:after="80"/>
-        <w:rPr>
-          <w:highlight w:val="yellow"/>
-        </w:rPr>
       </w:pPr>
       <w:r>
         <w:rPr>
           <w:sz w:val="20"/>
           <w:szCs w:val="20"/>
-          <w:highlight w:val="yellow"/>
-        </w:rPr>
-        <w:t>Step 6: [e.g. Lambda returns a success response — browser shows confirmation]</w:t>
+        </w:rPr>
+        <w:t>Step 5: This takes you back to the home page.</w:t>
+      </w:r>
+    </w:p>
+    <w:p>
+      <w:pPr>
+        <w:spacing w:before="20" w:after="80"/>
+      </w:pPr>
+    </w:p>
+    <w:p>
+      <w:pPr>
+        <w:spacing w:before="20" w:after="80"/>
+      </w:pPr>
+    </w:p>
+    <w:p>
+      <w:pPr>
+        <w:spacing w:before="20" w:after="80"/>
+      </w:pPr>
+    </w:p>
+    <w:p>
+      <w:pPr>
+        <w:spacing w:after="120"/>
+      </w:pPr>
+      <w:r>
+        <w:rPr>
+          <w:b/>
+          <w:bCs/>
+          <w:color w:val="0E1F3B"/>
+          <w:sz w:val="21"/>
+          <w:szCs w:val="21"/>
+        </w:rPr>
+        <w:lastRenderedPageBreak/>
+        <w:t xml:space="preserve">Flow </w:t>
+      </w:r>
+      <w:r>
+        <w:rPr>
+          <w:b/>
+          <w:bCs/>
+          <w:color w:val="0E1F3B"/>
+          <w:sz w:val="21"/>
+          <w:szCs w:val="21"/>
+        </w:rPr>
+        <w:t>3</w:t>
+      </w:r>
+      <w:r>
+        <w:rPr>
+          <w:b/>
+          <w:bCs/>
+          <w:color w:val="0E1F3B"/>
+          <w:sz w:val="21"/>
+          <w:szCs w:val="21"/>
+        </w:rPr>
+        <w:t xml:space="preserve"> — </w:t>
+      </w:r>
+      <w:r>
+        <w:rPr>
+          <w:b/>
+          <w:bCs/>
+          <w:color w:val="0E1F3B"/>
+          <w:sz w:val="21"/>
+          <w:szCs w:val="21"/>
+        </w:rPr>
+        <w:t>Converting one currency into another</w:t>
+      </w:r>
+    </w:p>
+    <w:p>
+      <w:pPr>
+        <w:pStyle w:val="ListParagraph"/>
+        <w:numPr>
+          <w:ilvl w:val="0"/>
+          <w:numId w:val="2"/>
+        </w:numPr>
+        <w:spacing w:before="20" w:after="80"/>
+      </w:pPr>
+      <w:r>
+        <w:rPr>
+          <w:sz w:val="20"/>
+          <w:szCs w:val="20"/>
+        </w:rPr>
+        <w:t xml:space="preserve">Step 1: </w:t>
+      </w:r>
+      <w:r>
+        <w:rPr>
+          <w:sz w:val="20"/>
+          <w:szCs w:val="20"/>
+        </w:rPr>
+        <w:t>Enter the amount you want to convert (usually in the foreign currency).</w:t>
+      </w:r>
+    </w:p>
+    <w:p>
+      <w:pPr>
+        <w:pStyle w:val="ListParagraph"/>
+        <w:numPr>
+          <w:ilvl w:val="0"/>
+          <w:numId w:val="2"/>
+        </w:numPr>
+        <w:spacing w:before="20" w:after="80"/>
+      </w:pPr>
+      <w:r>
+        <w:rPr>
+          <w:sz w:val="20"/>
+          <w:szCs w:val="20"/>
+        </w:rPr>
+        <w:t>Step 2: Change the “From Currency” into the currency you are using.</w:t>
+      </w:r>
+    </w:p>
+    <w:p>
+      <w:pPr>
+        <w:pStyle w:val="ListParagraph"/>
+        <w:numPr>
+          <w:ilvl w:val="0"/>
+          <w:numId w:val="2"/>
+        </w:numPr>
+        <w:spacing w:before="20" w:after="80"/>
+      </w:pPr>
+      <w:r>
+        <w:rPr>
+          <w:sz w:val="20"/>
+          <w:szCs w:val="20"/>
+        </w:rPr>
+        <w:t>Step 3: Change the “To Currency” into GBP – British Pounds.</w:t>
+      </w:r>
+    </w:p>
+    <w:p>
+      <w:pPr>
+        <w:pStyle w:val="ListParagraph"/>
+        <w:numPr>
+          <w:ilvl w:val="0"/>
+          <w:numId w:val="2"/>
+        </w:numPr>
+        <w:spacing w:before="20" w:after="80"/>
+      </w:pPr>
+      <w:r>
+        <w:rPr>
+          <w:sz w:val="20"/>
+          <w:szCs w:val="20"/>
+        </w:rPr>
+        <w:t>Step 4: Press the “Switch Currencies” button if they are already entered, but the wrong way round.</w:t>
+      </w:r>
+    </w:p>
+    <w:p>
+      <w:pPr>
+        <w:pStyle w:val="ListParagraph"/>
+        <w:numPr>
+          <w:ilvl w:val="0"/>
+          <w:numId w:val="2"/>
+        </w:numPr>
+        <w:spacing w:before="20" w:after="80"/>
+      </w:pPr>
+      <w:r>
+        <w:rPr>
+          <w:sz w:val="20"/>
+          <w:szCs w:val="20"/>
+        </w:rPr>
+        <w:t>Step 5: Press the “Fetch Live Exchange Rate” button (if online) to receive the current exchange rate for the currency you are using.</w:t>
+      </w:r>
+    </w:p>
+    <w:p>
+      <w:pPr>
+        <w:pStyle w:val="ListParagraph"/>
+        <w:numPr>
+          <w:ilvl w:val="0"/>
+          <w:numId w:val="2"/>
+        </w:numPr>
+        <w:spacing w:before="20" w:after="80"/>
+      </w:pPr>
+      <w:r>
+        <w:rPr>
+          <w:sz w:val="20"/>
+          <w:szCs w:val="20"/>
+        </w:rPr>
+        <w:t>Step 6: If offline (or prefer to use the exchange rate you bought the currency at), enter the value in the “Exchange rate currency bought at” box.</w:t>
+      </w:r>
+    </w:p>
+    <w:p>
+      <w:pPr>
+        <w:pStyle w:val="ListParagraph"/>
+        <w:numPr>
+          <w:ilvl w:val="0"/>
+          <w:numId w:val="2"/>
+        </w:numPr>
+        <w:spacing w:before="20" w:after="80"/>
+      </w:pPr>
+      <w:r>
+        <w:rPr>
+          <w:sz w:val="20"/>
+          <w:szCs w:val="20"/>
+        </w:rPr>
+        <w:t>Step 7: Read off the converted amount from the light blue box.</w:t>
+      </w:r>
+    </w:p>
+    <w:p>
+      <w:pPr>
+        <w:spacing w:before="20" w:after="80"/>
+      </w:pPr>
+    </w:p>
+    <w:p>
+      <w:pPr>
+        <w:spacing w:after="120"/>
+      </w:pPr>
+      <w:r>
+        <w:rPr>
+          <w:b/>
+          <w:bCs/>
+          <w:color w:val="0E1F3B"/>
+          <w:sz w:val="21"/>
+          <w:szCs w:val="21"/>
+        </w:rPr>
+        <w:t xml:space="preserve">Flow </w:t>
+      </w:r>
+      <w:r>
+        <w:rPr>
+          <w:b/>
+          <w:bCs/>
+          <w:color w:val="0E1F3B"/>
+          <w:sz w:val="21"/>
+          <w:szCs w:val="21"/>
+        </w:rPr>
+        <w:t>4</w:t>
+      </w:r>
+      <w:r>
+        <w:rPr>
+          <w:b/>
+          <w:bCs/>
+          <w:color w:val="0E1F3B"/>
+          <w:sz w:val="21"/>
+          <w:szCs w:val="21"/>
+        </w:rPr>
+        <w:t xml:space="preserve"> — </w:t>
+      </w:r>
+      <w:r>
+        <w:rPr>
+          <w:b/>
+          <w:bCs/>
+          <w:color w:val="0E1F3B"/>
+          <w:sz w:val="21"/>
+          <w:szCs w:val="21"/>
+        </w:rPr>
+        <w:t>Adding an additional currency</w:t>
+      </w:r>
+    </w:p>
+    <w:p>
+      <w:pPr>
+        <w:pStyle w:val="ListParagraph"/>
+        <w:numPr>
+          <w:ilvl w:val="0"/>
+          <w:numId w:val="2"/>
+        </w:numPr>
+        <w:spacing w:before="20" w:after="80"/>
+      </w:pPr>
+      <w:r>
+        <w:rPr>
+          <w:sz w:val="20"/>
+          <w:szCs w:val="20"/>
+        </w:rPr>
+        <w:t xml:space="preserve">Step 1: </w:t>
+      </w:r>
+      <w:r>
+        <w:rPr>
+          <w:sz w:val="20"/>
+          <w:szCs w:val="20"/>
+        </w:rPr>
+        <w:t>Click the “Add an Additional Currency” button at the bottom of the screen.</w:t>
+      </w:r>
+    </w:p>
+    <w:p>
+      <w:pPr>
+        <w:pStyle w:val="ListParagraph"/>
+        <w:numPr>
+          <w:ilvl w:val="0"/>
+          <w:numId w:val="2"/>
+        </w:numPr>
+        <w:spacing w:before="20" w:after="80"/>
+      </w:pPr>
+      <w:r>
+        <w:rPr>
+          <w:sz w:val="20"/>
+          <w:szCs w:val="20"/>
+        </w:rPr>
+        <w:t>Step 2: Select the World Currency from the drop-down menu.</w:t>
+      </w:r>
+    </w:p>
+    <w:p>
+      <w:pPr>
+        <w:pStyle w:val="ListParagraph"/>
+        <w:numPr>
+          <w:ilvl w:val="0"/>
+          <w:numId w:val="2"/>
+        </w:numPr>
+        <w:spacing w:before="20" w:after="80"/>
+      </w:pPr>
+      <w:r>
+        <w:rPr>
+          <w:sz w:val="20"/>
+          <w:szCs w:val="20"/>
+        </w:rPr>
+        <w:t>Step 3: Click wither the “PayPal” button to pay via PayPal or the “Debit or Credit Card” button to pay by Credit or Debit Card.</w:t>
+      </w:r>
+    </w:p>
+    <w:p>
+      <w:pPr>
+        <w:pStyle w:val="ListParagraph"/>
+        <w:numPr>
+          <w:ilvl w:val="0"/>
+          <w:numId w:val="2"/>
+        </w:numPr>
+        <w:spacing w:before="20" w:after="80"/>
+      </w:pPr>
+      <w:r>
+        <w:rPr>
+          <w:sz w:val="20"/>
+          <w:szCs w:val="20"/>
+        </w:rPr>
+        <w:t>Step 4: Once payment has been completed, you are automatically redirected back to the home page and the “bought” currency appears in the “From Currency” and “To Currency” menus</w:t>
+      </w:r>
+    </w:p>
+    <w:p>
+      <w:pPr>
+        <w:spacing w:before="20" w:after="80"/>
+      </w:pPr>
+    </w:p>
+    <w:p>
+      <w:pPr>
+        <w:spacing w:after="120"/>
+      </w:pPr>
+      <w:r>
+        <w:rPr>
+          <w:b/>
+          <w:bCs/>
+          <w:color w:val="0E1F3B"/>
+          <w:sz w:val="21"/>
+          <w:szCs w:val="21"/>
+        </w:rPr>
+        <w:t xml:space="preserve">Flow </w:t>
+      </w:r>
+      <w:r>
+        <w:rPr>
+          <w:b/>
+          <w:bCs/>
+          <w:color w:val="0E1F3B"/>
+          <w:sz w:val="21"/>
+          <w:szCs w:val="21"/>
+        </w:rPr>
+        <w:t>5</w:t>
+      </w:r>
+      <w:r>
+        <w:rPr>
+          <w:b/>
+          <w:bCs/>
+          <w:color w:val="0E1F3B"/>
+          <w:sz w:val="21"/>
+          <w:szCs w:val="21"/>
+        </w:rPr>
+        <w:t xml:space="preserve"> — </w:t>
+      </w:r>
+      <w:r>
+        <w:rPr>
+          <w:b/>
+          <w:bCs/>
+          <w:color w:val="0E1F3B"/>
+          <w:sz w:val="21"/>
+          <w:szCs w:val="21"/>
+        </w:rPr>
+        <w:t>Visitor submits contact form</w:t>
+      </w:r>
+    </w:p>
+    <w:p>
+      <w:pPr>
+        <w:pStyle w:val="ListParagraph"/>
+        <w:numPr>
+          <w:ilvl w:val="0"/>
+          <w:numId w:val="2"/>
+        </w:numPr>
+        <w:spacing w:before="20" w:after="80"/>
+      </w:pPr>
+      <w:r>
+        <w:rPr>
+          <w:color w:val="333333"/>
+          <w:sz w:val="20"/>
+          <w:szCs w:val="20"/>
+        </w:rPr>
+        <w:t>Step 1: Visitor fills in the form and clicks Send</w:t>
+      </w:r>
+    </w:p>
+    <w:p>
+      <w:pPr>
+        <w:pStyle w:val="ListParagraph"/>
+        <w:numPr>
+          <w:ilvl w:val="0"/>
+          <w:numId w:val="2"/>
+        </w:numPr>
+        <w:spacing w:before="20" w:after="80"/>
+      </w:pPr>
+      <w:r>
+        <w:rPr>
+          <w:color w:val="333333"/>
+          <w:sz w:val="20"/>
+          <w:szCs w:val="20"/>
+        </w:rPr>
+        <w:t>Step 2: Browser sends a POST request to the API Gateway endpoint</w:t>
+      </w:r>
+    </w:p>
+    <w:p>
+      <w:pPr>
+        <w:pStyle w:val="ListParagraph"/>
+        <w:numPr>
+          <w:ilvl w:val="0"/>
+          <w:numId w:val="2"/>
+        </w:numPr>
+        <w:spacing w:before="20" w:after="80"/>
+      </w:pPr>
+      <w:r>
+        <w:rPr>
+          <w:color w:val="333333"/>
+          <w:sz w:val="20"/>
+          <w:szCs w:val="20"/>
+        </w:rPr>
+        <w:t>Step 3: API Gateway triggers the contact</w:t>
+      </w:r>
+      <w:r>
+        <w:rPr>
+          <w:color w:val="333333"/>
+          <w:sz w:val="20"/>
+          <w:szCs w:val="20"/>
+        </w:rPr>
+        <w:t xml:space="preserve"> </w:t>
+      </w:r>
+      <w:r>
+        <w:rPr>
+          <w:color w:val="333333"/>
+          <w:sz w:val="20"/>
+          <w:szCs w:val="20"/>
+        </w:rPr>
+        <w:t>form Lambda function</w:t>
+      </w:r>
+    </w:p>
+    <w:p>
+      <w:pPr>
+        <w:pStyle w:val="ListParagraph"/>
+        <w:numPr>
+          <w:ilvl w:val="0"/>
+          <w:numId w:val="2"/>
+        </w:numPr>
+        <w:spacing w:before="20" w:after="80"/>
+      </w:pPr>
+      <w:r>
+        <w:rPr>
+          <w:color w:val="333333"/>
+          <w:sz w:val="20"/>
+          <w:szCs w:val="20"/>
+        </w:rPr>
+        <w:t>Step 4: Lambda reads the form data and validates it</w:t>
+      </w:r>
+    </w:p>
+    <w:p>
+      <w:pPr>
+        <w:pStyle w:val="ListParagraph"/>
+        <w:numPr>
+          <w:ilvl w:val="0"/>
+          <w:numId w:val="2"/>
+        </w:numPr>
+        <w:spacing w:before="20" w:after="80"/>
+      </w:pPr>
+      <w:r>
+        <w:rPr>
+          <w:color w:val="333333"/>
+          <w:sz w:val="20"/>
+          <w:szCs w:val="20"/>
+        </w:rPr>
+        <w:t>Step 5: Lambda calls SNS to send an email to the site owner</w:t>
+      </w:r>
+    </w:p>
+    <w:p>
+      <w:pPr>
+        <w:pStyle w:val="ListParagraph"/>
+        <w:numPr>
+          <w:ilvl w:val="0"/>
+          <w:numId w:val="2"/>
+        </w:numPr>
+        <w:spacing w:before="20" w:after="80"/>
+      </w:pPr>
+      <w:r>
+        <w:rPr>
+          <w:color w:val="333333"/>
+          <w:sz w:val="20"/>
+          <w:szCs w:val="20"/>
+        </w:rPr>
+        <w:t>Step 6: Lambda returns a success response — browser shows confirmation</w:t>
       </w:r>
     </w:p>
     <w:p/>
@@ -2955,7 +3672,6 @@
                 <w:sz w:val="19"/>
                 <w:szCs w:val="19"/>
               </w:rPr>
-              <w:lastRenderedPageBreak/>
               <w:t>Security control</w:t>
             </w:r>
           </w:p>
@@ -3031,29 +3747,27 @@
               <w:bottom w:val="single" w:sz="1" w:space="0" w:color="D0CBC0"/>
               <w:right w:val="single" w:sz="1" w:space="0" w:color="D0CBC0"/>
             </w:tcBorders>
-            <w:shd w:val="clear" w:color="auto" w:fill="FFFFFF"/>
-            <w:tcMar>
-              <w:top w:w="80" w:type="dxa"/>
-              <w:left w:w="120" w:type="dxa"/>
-              <w:bottom w:w="80" w:type="dxa"/>
-              <w:right w:w="80" w:type="dxa"/>
-            </w:tcMar>
-          </w:tcPr>
-          <w:p>
-            <w:pPr>
-              <w:rPr>
-                <w:sz w:val="20"/>
-                <w:szCs w:val="20"/>
-                <w:highlight w:val="yellow"/>
-              </w:rPr>
-            </w:pPr>
-            <w:r>
-              <w:rPr>
-                <w:sz w:val="20"/>
-                <w:szCs w:val="20"/>
-                <w:highlight w:val="yellow"/>
-              </w:rPr>
-              <w:t>HTTPS / TLS encryption</w:t>
+            <w:shd w:val="clear" w:color="auto" w:fill="F5F0E8"/>
+            <w:tcMar>
+              <w:top w:w="80" w:type="dxa"/>
+              <w:left w:w="120" w:type="dxa"/>
+              <w:bottom w:w="80" w:type="dxa"/>
+              <w:right w:w="80" w:type="dxa"/>
+            </w:tcMar>
+          </w:tcPr>
+          <w:p>
+            <w:pPr>
+              <w:rPr>
+                <w:sz w:val="20"/>
+                <w:szCs w:val="20"/>
+              </w:rPr>
+            </w:pPr>
+            <w:r>
+              <w:rPr>
+                <w:sz w:val="20"/>
+                <w:szCs w:val="20"/>
+              </w:rPr>
+              <w:t>Private S3 bucket</w:t>
             </w:r>
           </w:p>
         </w:tc>
@@ -3066,29 +3780,34 @@
               <w:bottom w:val="single" w:sz="1" w:space="0" w:color="D0CBC0"/>
               <w:right w:val="single" w:sz="1" w:space="0" w:color="D0CBC0"/>
             </w:tcBorders>
-            <w:shd w:val="clear" w:color="auto" w:fill="FFFFFF"/>
-            <w:tcMar>
-              <w:top w:w="80" w:type="dxa"/>
-              <w:left w:w="120" w:type="dxa"/>
-              <w:bottom w:w="80" w:type="dxa"/>
-              <w:right w:w="80" w:type="dxa"/>
-            </w:tcMar>
-          </w:tcPr>
-          <w:p>
-            <w:pPr>
-              <w:rPr>
-                <w:sz w:val="20"/>
-                <w:szCs w:val="20"/>
-                <w:highlight w:val="yellow"/>
-              </w:rPr>
-            </w:pPr>
-            <w:r>
-              <w:rPr>
-                <w:sz w:val="20"/>
-                <w:szCs w:val="20"/>
-                <w:highlight w:val="yellow"/>
-              </w:rPr>
-              <w:t>[Describe how HTTPS is enforced — e.g. CloudFront redirects HTTP to HTTPS. All traffic encrypted in transit via TLS.]</w:t>
+            <w:shd w:val="clear" w:color="auto" w:fill="F5F0E8"/>
+            <w:tcMar>
+              <w:top w:w="80" w:type="dxa"/>
+              <w:left w:w="120" w:type="dxa"/>
+              <w:bottom w:w="80" w:type="dxa"/>
+              <w:right w:w="80" w:type="dxa"/>
+            </w:tcMar>
+          </w:tcPr>
+          <w:p>
+            <w:pPr>
+              <w:rPr>
+                <w:sz w:val="20"/>
+                <w:szCs w:val="20"/>
+              </w:rPr>
+            </w:pPr>
+            <w:r>
+              <w:rPr>
+                <w:sz w:val="20"/>
+                <w:szCs w:val="20"/>
+              </w:rPr>
+              <w:t>Block All Public Access enabled</w:t>
+            </w:r>
+            <w:r>
+              <w:rPr>
+                <w:sz w:val="20"/>
+                <w:szCs w:val="20"/>
+              </w:rPr>
+              <w:t>.</w:t>
             </w:r>
           </w:p>
         </w:tc>
@@ -3101,29 +3820,27 @@
               <w:bottom w:val="single" w:sz="1" w:space="0" w:color="D0CBC0"/>
               <w:right w:val="single" w:sz="1" w:space="0" w:color="D0CBC0"/>
             </w:tcBorders>
-            <w:shd w:val="clear" w:color="auto" w:fill="FFFFFF"/>
-            <w:tcMar>
-              <w:top w:w="80" w:type="dxa"/>
-              <w:left w:w="120" w:type="dxa"/>
-              <w:bottom w:w="80" w:type="dxa"/>
-              <w:right w:w="80" w:type="dxa"/>
-            </w:tcMar>
-          </w:tcPr>
-          <w:p>
-            <w:pPr>
-              <w:rPr>
-                <w:sz w:val="20"/>
-                <w:szCs w:val="20"/>
-                <w:highlight w:val="yellow"/>
-              </w:rPr>
-            </w:pPr>
-            <w:r>
-              <w:rPr>
-                <w:sz w:val="20"/>
-                <w:szCs w:val="20"/>
-                <w:highlight w:val="yellow"/>
-              </w:rPr>
-              <w:t>[ ] Implemented</w:t>
+            <w:shd w:val="clear" w:color="auto" w:fill="F5F0E8"/>
+            <w:tcMar>
+              <w:top w:w="80" w:type="dxa"/>
+              <w:left w:w="120" w:type="dxa"/>
+              <w:bottom w:w="80" w:type="dxa"/>
+              <w:right w:w="80" w:type="dxa"/>
+            </w:tcMar>
+          </w:tcPr>
+          <w:p>
+            <w:pPr>
+              <w:rPr>
+                <w:sz w:val="20"/>
+                <w:szCs w:val="20"/>
+              </w:rPr>
+            </w:pPr>
+            <w:r>
+              <w:rPr>
+                <w:sz w:val="20"/>
+                <w:szCs w:val="20"/>
+              </w:rPr>
+              <w:t>Implemented</w:t>
             </w:r>
           </w:p>
         </w:tc>
@@ -3138,29 +3855,27 @@
               <w:bottom w:val="single" w:sz="1" w:space="0" w:color="D0CBC0"/>
               <w:right w:val="single" w:sz="1" w:space="0" w:color="D0CBC0"/>
             </w:tcBorders>
-            <w:shd w:val="clear" w:color="auto" w:fill="F5F0E8"/>
-            <w:tcMar>
-              <w:top w:w="80" w:type="dxa"/>
-              <w:left w:w="120" w:type="dxa"/>
-              <w:bottom w:w="80" w:type="dxa"/>
-              <w:right w:w="80" w:type="dxa"/>
-            </w:tcMar>
-          </w:tcPr>
-          <w:p>
-            <w:pPr>
-              <w:rPr>
-                <w:sz w:val="20"/>
-                <w:szCs w:val="20"/>
-                <w:highlight w:val="yellow"/>
-              </w:rPr>
-            </w:pPr>
-            <w:r>
-              <w:rPr>
-                <w:sz w:val="20"/>
-                <w:szCs w:val="20"/>
-                <w:highlight w:val="yellow"/>
-              </w:rPr>
-              <w:t>Private S3 bucket</w:t>
+            <w:shd w:val="clear" w:color="auto" w:fill="FFFFFF"/>
+            <w:tcMar>
+              <w:top w:w="80" w:type="dxa"/>
+              <w:left w:w="120" w:type="dxa"/>
+              <w:bottom w:w="80" w:type="dxa"/>
+              <w:right w:w="80" w:type="dxa"/>
+            </w:tcMar>
+          </w:tcPr>
+          <w:p>
+            <w:pPr>
+              <w:rPr>
+                <w:sz w:val="20"/>
+                <w:szCs w:val="20"/>
+              </w:rPr>
+            </w:pPr>
+            <w:r>
+              <w:rPr>
+                <w:sz w:val="20"/>
+                <w:szCs w:val="20"/>
+              </w:rPr>
+              <w:t>IAM least privilege</w:t>
             </w:r>
           </w:p>
         </w:tc>
@@ -3173,29 +3888,34 @@
               <w:bottom w:val="single" w:sz="1" w:space="0" w:color="D0CBC0"/>
               <w:right w:val="single" w:sz="1" w:space="0" w:color="D0CBC0"/>
             </w:tcBorders>
-            <w:shd w:val="clear" w:color="auto" w:fill="F5F0E8"/>
-            <w:tcMar>
-              <w:top w:w="80" w:type="dxa"/>
-              <w:left w:w="120" w:type="dxa"/>
-              <w:bottom w:w="80" w:type="dxa"/>
-              <w:right w:w="80" w:type="dxa"/>
-            </w:tcMar>
-          </w:tcPr>
-          <w:p>
-            <w:pPr>
-              <w:rPr>
-                <w:sz w:val="20"/>
-                <w:szCs w:val="20"/>
-                <w:highlight w:val="yellow"/>
-              </w:rPr>
-            </w:pPr>
-            <w:r>
-              <w:rPr>
-                <w:sz w:val="20"/>
-                <w:szCs w:val="20"/>
-                <w:highlight w:val="yellow"/>
-              </w:rPr>
-              <w:t>[e.g. Block All Public Access enabled. Only CloudFront can access the bucket via Origin Access Control (OAC).]</w:t>
+            <w:shd w:val="clear" w:color="auto" w:fill="FFFFFF"/>
+            <w:tcMar>
+              <w:top w:w="80" w:type="dxa"/>
+              <w:left w:w="120" w:type="dxa"/>
+              <w:bottom w:w="80" w:type="dxa"/>
+              <w:right w:w="80" w:type="dxa"/>
+            </w:tcMar>
+          </w:tcPr>
+          <w:p>
+            <w:pPr>
+              <w:rPr>
+                <w:sz w:val="20"/>
+                <w:szCs w:val="20"/>
+              </w:rPr>
+            </w:pPr>
+            <w:r>
+              <w:rPr>
+                <w:sz w:val="20"/>
+                <w:szCs w:val="20"/>
+              </w:rPr>
+              <w:t>Lambda execution role grants only DynamoDB read/write and SES send — no other permissions</w:t>
+            </w:r>
+            <w:r>
+              <w:rPr>
+                <w:sz w:val="20"/>
+                <w:szCs w:val="20"/>
+              </w:rPr>
+              <w:t>.</w:t>
             </w:r>
           </w:p>
         </w:tc>
@@ -3208,29 +3928,27 @@
               <w:bottom w:val="single" w:sz="1" w:space="0" w:color="D0CBC0"/>
               <w:right w:val="single" w:sz="1" w:space="0" w:color="D0CBC0"/>
             </w:tcBorders>
-            <w:shd w:val="clear" w:color="auto" w:fill="F5F0E8"/>
-            <w:tcMar>
-              <w:top w:w="80" w:type="dxa"/>
-              <w:left w:w="120" w:type="dxa"/>
-              <w:bottom w:w="80" w:type="dxa"/>
-              <w:right w:w="80" w:type="dxa"/>
-            </w:tcMar>
-          </w:tcPr>
-          <w:p>
-            <w:pPr>
-              <w:rPr>
-                <w:sz w:val="20"/>
-                <w:szCs w:val="20"/>
-                <w:highlight w:val="yellow"/>
-              </w:rPr>
-            </w:pPr>
-            <w:r>
-              <w:rPr>
-                <w:sz w:val="20"/>
-                <w:szCs w:val="20"/>
-                <w:highlight w:val="yellow"/>
-              </w:rPr>
-              <w:t>[ ] Implemented</w:t>
+            <w:shd w:val="clear" w:color="auto" w:fill="FFFFFF"/>
+            <w:tcMar>
+              <w:top w:w="80" w:type="dxa"/>
+              <w:left w:w="120" w:type="dxa"/>
+              <w:bottom w:w="80" w:type="dxa"/>
+              <w:right w:w="80" w:type="dxa"/>
+            </w:tcMar>
+          </w:tcPr>
+          <w:p>
+            <w:pPr>
+              <w:rPr>
+                <w:sz w:val="20"/>
+                <w:szCs w:val="20"/>
+              </w:rPr>
+            </w:pPr>
+            <w:r>
+              <w:rPr>
+                <w:sz w:val="20"/>
+                <w:szCs w:val="20"/>
+              </w:rPr>
+              <w:t>Implemented</w:t>
             </w:r>
           </w:p>
         </w:tc>
@@ -3245,27 +3963,27 @@
               <w:bottom w:val="single" w:sz="1" w:space="0" w:color="D0CBC0"/>
               <w:right w:val="single" w:sz="1" w:space="0" w:color="D0CBC0"/>
             </w:tcBorders>
-            <w:shd w:val="clear" w:color="auto" w:fill="FFFFFF"/>
-            <w:tcMar>
-              <w:top w:w="80" w:type="dxa"/>
-              <w:left w:w="120" w:type="dxa"/>
-              <w:bottom w:w="80" w:type="dxa"/>
-              <w:right w:w="80" w:type="dxa"/>
-            </w:tcMar>
-          </w:tcPr>
-          <w:p>
-            <w:pPr>
-              <w:rPr>
-                <w:sz w:val="20"/>
-                <w:szCs w:val="20"/>
-              </w:rPr>
-            </w:pPr>
-            <w:r>
-              <w:rPr>
-                <w:sz w:val="20"/>
-                <w:szCs w:val="20"/>
-              </w:rPr>
-              <w:t>IAM least privilege</w:t>
+            <w:shd w:val="clear" w:color="auto" w:fill="F5F0E8"/>
+            <w:tcMar>
+              <w:top w:w="80" w:type="dxa"/>
+              <w:left w:w="120" w:type="dxa"/>
+              <w:bottom w:w="80" w:type="dxa"/>
+              <w:right w:w="80" w:type="dxa"/>
+            </w:tcMar>
+          </w:tcPr>
+          <w:p>
+            <w:pPr>
+              <w:rPr>
+                <w:sz w:val="20"/>
+                <w:szCs w:val="20"/>
+              </w:rPr>
+            </w:pPr>
+            <w:r>
+              <w:rPr>
+                <w:sz w:val="20"/>
+                <w:szCs w:val="20"/>
+              </w:rPr>
+              <w:t>No hardcoded credentials</w:t>
             </w:r>
           </w:p>
         </w:tc>
@@ -3278,27 +3996,27 @@
               <w:bottom w:val="single" w:sz="1" w:space="0" w:color="D0CBC0"/>
               <w:right w:val="single" w:sz="1" w:space="0" w:color="D0CBC0"/>
             </w:tcBorders>
-            <w:shd w:val="clear" w:color="auto" w:fill="FFFFFF"/>
-            <w:tcMar>
-              <w:top w:w="80" w:type="dxa"/>
-              <w:left w:w="120" w:type="dxa"/>
-              <w:bottom w:w="80" w:type="dxa"/>
-              <w:right w:w="80" w:type="dxa"/>
-            </w:tcMar>
-          </w:tcPr>
-          <w:p>
-            <w:pPr>
-              <w:rPr>
-                <w:sz w:val="20"/>
-                <w:szCs w:val="20"/>
-              </w:rPr>
-            </w:pPr>
-            <w:r>
-              <w:rPr>
-                <w:sz w:val="20"/>
-                <w:szCs w:val="20"/>
-              </w:rPr>
-              <w:t>Lambda execution role grants only DynamoDB read/write and SES send — no other permissions</w:t>
+            <w:shd w:val="clear" w:color="auto" w:fill="F5F0E8"/>
+            <w:tcMar>
+              <w:top w:w="80" w:type="dxa"/>
+              <w:left w:w="120" w:type="dxa"/>
+              <w:bottom w:w="80" w:type="dxa"/>
+              <w:right w:w="80" w:type="dxa"/>
+            </w:tcMar>
+          </w:tcPr>
+          <w:p>
+            <w:pPr>
+              <w:rPr>
+                <w:sz w:val="20"/>
+                <w:szCs w:val="20"/>
+              </w:rPr>
+            </w:pPr>
+            <w:r>
+              <w:rPr>
+                <w:sz w:val="20"/>
+                <w:szCs w:val="20"/>
+              </w:rPr>
+              <w:t>No AWS keys in code. Lambda uses IAM execution role. Table names in environment variables</w:t>
             </w:r>
             <w:r>
               <w:rPr>
@@ -3318,7 +4036,7 @@
               <w:bottom w:val="single" w:sz="1" w:space="0" w:color="D0CBC0"/>
               <w:right w:val="single" w:sz="1" w:space="0" w:color="D0CBC0"/>
             </w:tcBorders>
-            <w:shd w:val="clear" w:color="auto" w:fill="FFFFFF"/>
+            <w:shd w:val="clear" w:color="auto" w:fill="F5F0E8"/>
             <w:tcMar>
               <w:top w:w="80" w:type="dxa"/>
               <w:left w:w="120" w:type="dxa"/>
@@ -3353,27 +4071,27 @@
               <w:bottom w:val="single" w:sz="1" w:space="0" w:color="D0CBC0"/>
               <w:right w:val="single" w:sz="1" w:space="0" w:color="D0CBC0"/>
             </w:tcBorders>
-            <w:shd w:val="clear" w:color="auto" w:fill="F5F0E8"/>
-            <w:tcMar>
-              <w:top w:w="80" w:type="dxa"/>
-              <w:left w:w="120" w:type="dxa"/>
-              <w:bottom w:w="80" w:type="dxa"/>
-              <w:right w:w="80" w:type="dxa"/>
-            </w:tcMar>
-          </w:tcPr>
-          <w:p>
-            <w:pPr>
-              <w:rPr>
-                <w:sz w:val="20"/>
-                <w:szCs w:val="20"/>
-              </w:rPr>
-            </w:pPr>
-            <w:r>
-              <w:rPr>
-                <w:sz w:val="20"/>
-                <w:szCs w:val="20"/>
-              </w:rPr>
-              <w:t>No hardcoded credentials</w:t>
+            <w:shd w:val="clear" w:color="auto" w:fill="FFFFFF"/>
+            <w:tcMar>
+              <w:top w:w="80" w:type="dxa"/>
+              <w:left w:w="120" w:type="dxa"/>
+              <w:bottom w:w="80" w:type="dxa"/>
+              <w:right w:w="80" w:type="dxa"/>
+            </w:tcMar>
+          </w:tcPr>
+          <w:p>
+            <w:pPr>
+              <w:rPr>
+                <w:sz w:val="20"/>
+                <w:szCs w:val="20"/>
+              </w:rPr>
+            </w:pPr>
+            <w:r>
+              <w:rPr>
+                <w:sz w:val="20"/>
+                <w:szCs w:val="20"/>
+              </w:rPr>
+              <w:t>CORS configured</w:t>
             </w:r>
           </w:p>
         </w:tc>
@@ -3386,27 +4104,27 @@
               <w:bottom w:val="single" w:sz="1" w:space="0" w:color="D0CBC0"/>
               <w:right w:val="single" w:sz="1" w:space="0" w:color="D0CBC0"/>
             </w:tcBorders>
-            <w:shd w:val="clear" w:color="auto" w:fill="F5F0E8"/>
-            <w:tcMar>
-              <w:top w:w="80" w:type="dxa"/>
-              <w:left w:w="120" w:type="dxa"/>
-              <w:bottom w:w="80" w:type="dxa"/>
-              <w:right w:w="80" w:type="dxa"/>
-            </w:tcMar>
-          </w:tcPr>
-          <w:p>
-            <w:pPr>
-              <w:rPr>
-                <w:sz w:val="20"/>
-                <w:szCs w:val="20"/>
-              </w:rPr>
-            </w:pPr>
-            <w:r>
-              <w:rPr>
-                <w:sz w:val="20"/>
-                <w:szCs w:val="20"/>
-              </w:rPr>
-              <w:t>No AWS keys in code. Lambda uses IAM execution role. Table names in environment variables</w:t>
+            <w:shd w:val="clear" w:color="auto" w:fill="FFFFFF"/>
+            <w:tcMar>
+              <w:top w:w="80" w:type="dxa"/>
+              <w:left w:w="120" w:type="dxa"/>
+              <w:bottom w:w="80" w:type="dxa"/>
+              <w:right w:w="80" w:type="dxa"/>
+            </w:tcMar>
+          </w:tcPr>
+          <w:p>
+            <w:pPr>
+              <w:rPr>
+                <w:sz w:val="20"/>
+                <w:szCs w:val="20"/>
+              </w:rPr>
+            </w:pPr>
+            <w:r>
+              <w:rPr>
+                <w:sz w:val="20"/>
+                <w:szCs w:val="20"/>
+              </w:rPr>
+              <w:t>API Gateway CORS allows requests only from the application domain, not all origins</w:t>
             </w:r>
             <w:r>
               <w:rPr>
@@ -3426,7 +4144,7 @@
               <w:bottom w:val="single" w:sz="1" w:space="0" w:color="D0CBC0"/>
               <w:right w:val="single" w:sz="1" w:space="0" w:color="D0CBC0"/>
             </w:tcBorders>
-            <w:shd w:val="clear" w:color="auto" w:fill="F5F0E8"/>
+            <w:shd w:val="clear" w:color="auto" w:fill="FFFFFF"/>
             <w:tcMar>
               <w:top w:w="80" w:type="dxa"/>
               <w:left w:w="120" w:type="dxa"/>
@@ -3447,221 +4165,6 @@
                 <w:szCs w:val="20"/>
               </w:rPr>
               <w:t>Implemented</w:t>
-            </w:r>
-          </w:p>
-        </w:tc>
-      </w:tr>
-      <w:tr>
-        <w:tc>
-          <w:tcPr>
-            <w:tcW w:w="2400" w:type="dxa"/>
-            <w:tcBorders>
-              <w:top w:val="single" w:sz="1" w:space="0" w:color="D0CBC0"/>
-              <w:left w:val="single" w:sz="1" w:space="0" w:color="D0CBC0"/>
-              <w:bottom w:val="single" w:sz="1" w:space="0" w:color="D0CBC0"/>
-              <w:right w:val="single" w:sz="1" w:space="0" w:color="D0CBC0"/>
-            </w:tcBorders>
-            <w:shd w:val="clear" w:color="auto" w:fill="FFFFFF"/>
-            <w:tcMar>
-              <w:top w:w="80" w:type="dxa"/>
-              <w:left w:w="120" w:type="dxa"/>
-              <w:bottom w:w="80" w:type="dxa"/>
-              <w:right w:w="80" w:type="dxa"/>
-            </w:tcMar>
-          </w:tcPr>
-          <w:p>
-            <w:pPr>
-              <w:rPr>
-                <w:sz w:val="20"/>
-                <w:szCs w:val="20"/>
-              </w:rPr>
-            </w:pPr>
-            <w:r>
-              <w:rPr>
-                <w:sz w:val="20"/>
-                <w:szCs w:val="20"/>
-              </w:rPr>
-              <w:t>CORS configured</w:t>
-            </w:r>
-          </w:p>
-        </w:tc>
-        <w:tc>
-          <w:tcPr>
-            <w:tcW w:w="4400" w:type="dxa"/>
-            <w:tcBorders>
-              <w:top w:val="single" w:sz="1" w:space="0" w:color="D0CBC0"/>
-              <w:left w:val="single" w:sz="1" w:space="0" w:color="D0CBC0"/>
-              <w:bottom w:val="single" w:sz="1" w:space="0" w:color="D0CBC0"/>
-              <w:right w:val="single" w:sz="1" w:space="0" w:color="D0CBC0"/>
-            </w:tcBorders>
-            <w:shd w:val="clear" w:color="auto" w:fill="FFFFFF"/>
-            <w:tcMar>
-              <w:top w:w="80" w:type="dxa"/>
-              <w:left w:w="120" w:type="dxa"/>
-              <w:bottom w:w="80" w:type="dxa"/>
-              <w:right w:w="80" w:type="dxa"/>
-            </w:tcMar>
-          </w:tcPr>
-          <w:p>
-            <w:pPr>
-              <w:rPr>
-                <w:sz w:val="20"/>
-                <w:szCs w:val="20"/>
-              </w:rPr>
-            </w:pPr>
-            <w:r>
-              <w:rPr>
-                <w:sz w:val="20"/>
-                <w:szCs w:val="20"/>
-              </w:rPr>
-              <w:t>API Gateway CORS allows requests only from the application domain, not all origins</w:t>
-            </w:r>
-            <w:r>
-              <w:rPr>
-                <w:sz w:val="20"/>
-                <w:szCs w:val="20"/>
-              </w:rPr>
-              <w:t>.</w:t>
-            </w:r>
-          </w:p>
-        </w:tc>
-        <w:tc>
-          <w:tcPr>
-            <w:tcW w:w="2980" w:type="dxa"/>
-            <w:tcBorders>
-              <w:top w:val="single" w:sz="1" w:space="0" w:color="D0CBC0"/>
-              <w:left w:val="single" w:sz="1" w:space="0" w:color="D0CBC0"/>
-              <w:bottom w:val="single" w:sz="1" w:space="0" w:color="D0CBC0"/>
-              <w:right w:val="single" w:sz="1" w:space="0" w:color="D0CBC0"/>
-            </w:tcBorders>
-            <w:shd w:val="clear" w:color="auto" w:fill="FFFFFF"/>
-            <w:tcMar>
-              <w:top w:w="80" w:type="dxa"/>
-              <w:left w:w="120" w:type="dxa"/>
-              <w:bottom w:w="80" w:type="dxa"/>
-              <w:right w:w="80" w:type="dxa"/>
-            </w:tcMar>
-          </w:tcPr>
-          <w:p>
-            <w:pPr>
-              <w:rPr>
-                <w:sz w:val="20"/>
-                <w:szCs w:val="20"/>
-              </w:rPr>
-            </w:pPr>
-            <w:r>
-              <w:rPr>
-                <w:sz w:val="20"/>
-                <w:szCs w:val="20"/>
-              </w:rPr>
-              <w:t>Implemented</w:t>
-            </w:r>
-          </w:p>
-        </w:tc>
-      </w:tr>
-      <w:tr>
-        <w:tc>
-          <w:tcPr>
-            <w:tcW w:w="2400" w:type="dxa"/>
-            <w:tcBorders>
-              <w:top w:val="single" w:sz="1" w:space="0" w:color="D0CBC0"/>
-              <w:left w:val="single" w:sz="1" w:space="0" w:color="D0CBC0"/>
-              <w:bottom w:val="single" w:sz="1" w:space="0" w:color="D0CBC0"/>
-              <w:right w:val="single" w:sz="1" w:space="0" w:color="D0CBC0"/>
-            </w:tcBorders>
-            <w:shd w:val="clear" w:color="auto" w:fill="F5F0E8"/>
-            <w:tcMar>
-              <w:top w:w="80" w:type="dxa"/>
-              <w:left w:w="120" w:type="dxa"/>
-              <w:bottom w:w="80" w:type="dxa"/>
-              <w:right w:w="80" w:type="dxa"/>
-            </w:tcMar>
-          </w:tcPr>
-          <w:p>
-            <w:pPr>
-              <w:rPr>
-                <w:sz w:val="20"/>
-                <w:szCs w:val="20"/>
-                <w:highlight w:val="yellow"/>
-              </w:rPr>
-            </w:pPr>
-            <w:r>
-              <w:rPr>
-                <w:sz w:val="20"/>
-                <w:szCs w:val="20"/>
-                <w:highlight w:val="yellow"/>
-              </w:rPr>
-              <w:t>SSL Certificate</w:t>
-            </w:r>
-          </w:p>
-        </w:tc>
-        <w:tc>
-          <w:tcPr>
-            <w:tcW w:w="4400" w:type="dxa"/>
-            <w:tcBorders>
-              <w:top w:val="single" w:sz="1" w:space="0" w:color="D0CBC0"/>
-              <w:left w:val="single" w:sz="1" w:space="0" w:color="D0CBC0"/>
-              <w:bottom w:val="single" w:sz="1" w:space="0" w:color="D0CBC0"/>
-              <w:right w:val="single" w:sz="1" w:space="0" w:color="D0CBC0"/>
-            </w:tcBorders>
-            <w:shd w:val="clear" w:color="auto" w:fill="F5F0E8"/>
-            <w:tcMar>
-              <w:top w:w="80" w:type="dxa"/>
-              <w:left w:w="120" w:type="dxa"/>
-              <w:bottom w:w="80" w:type="dxa"/>
-              <w:right w:w="80" w:type="dxa"/>
-            </w:tcMar>
-          </w:tcPr>
-          <w:p>
-            <w:pPr>
-              <w:rPr>
-                <w:sz w:val="20"/>
-                <w:szCs w:val="20"/>
-                <w:highlight w:val="yellow"/>
-              </w:rPr>
-            </w:pPr>
-            <w:r>
-              <w:rPr>
-                <w:sz w:val="20"/>
-                <w:szCs w:val="20"/>
-                <w:highlight w:val="yellow"/>
-              </w:rPr>
-              <w:t>[e.g. Free ACM certificate issued in us-east-1, auto-renewing, attached to CloudFront distribution.]</w:t>
-            </w:r>
-          </w:p>
-        </w:tc>
-        <w:tc>
-          <w:tcPr>
-            <w:tcW w:w="2980" w:type="dxa"/>
-            <w:tcBorders>
-              <w:top w:val="single" w:sz="1" w:space="0" w:color="D0CBC0"/>
-              <w:left w:val="single" w:sz="1" w:space="0" w:color="D0CBC0"/>
-              <w:bottom w:val="single" w:sz="1" w:space="0" w:color="D0CBC0"/>
-              <w:right w:val="single" w:sz="1" w:space="0" w:color="D0CBC0"/>
-            </w:tcBorders>
-            <w:shd w:val="clear" w:color="auto" w:fill="F5F0E8"/>
-            <w:tcMar>
-              <w:top w:w="80" w:type="dxa"/>
-              <w:left w:w="120" w:type="dxa"/>
-              <w:bottom w:w="80" w:type="dxa"/>
-              <w:right w:w="80" w:type="dxa"/>
-            </w:tcMar>
-          </w:tcPr>
-          <w:p>
-            <w:pPr>
-              <w:rPr>
-                <w:sz w:val="20"/>
-                <w:szCs w:val="20"/>
-                <w:highlight w:val="yellow"/>
-              </w:rPr>
-            </w:pPr>
-            <w:r>
-              <w:rPr>
-                <w:sz w:val="20"/>
-                <w:szCs w:val="20"/>
-                <w:highlight w:val="yellow"/>
-              </w:rPr>
-              <w:t>[ ] Implemented</w:t>
             </w:r>
           </w:p>
         </w:tc>
@@ -3750,7 +4253,7 @@
                 <w:sz w:val="20"/>
                 <w:szCs w:val="20"/>
               </w:rPr>
-              <w:t>A production deployment would add AWS WAF rules to prevent spam.]</w:t>
+              <w:t>A production deployment would add AWS WAF rules to prevent spam.</w:t>
             </w:r>
           </w:p>
         </w:tc>
@@ -3808,6 +4311,7 @@
                 <w:sz w:val="32"/>
                 <w:szCs w:val="32"/>
               </w:rPr>
+              <w:lastRenderedPageBreak/>
               <w:t>08</w:t>
             </w:r>
           </w:p>
@@ -4802,6 +5306,140 @@
       <w:tr>
         <w:tc>
           <w:tcPr>
+            <w:tcW w:w="2551" w:type="dxa"/>
+            <w:tcBorders>
+              <w:top w:val="single" w:sz="1" w:space="0" w:color="D0CBC0"/>
+              <w:left w:val="single" w:sz="1" w:space="0" w:color="D0CBC0"/>
+              <w:bottom w:val="single" w:sz="1" w:space="0" w:color="D0CBC0"/>
+              <w:right w:val="single" w:sz="1" w:space="0" w:color="D0CBC0"/>
+            </w:tcBorders>
+            <w:shd w:val="clear" w:color="auto" w:fill="FFFFFF" w:themeFill="background1"/>
+            <w:tcMar>
+              <w:top w:w="80" w:type="dxa"/>
+              <w:left w:w="120" w:type="dxa"/>
+              <w:bottom w:w="80" w:type="dxa"/>
+              <w:right w:w="80" w:type="dxa"/>
+            </w:tcMar>
+          </w:tcPr>
+          <w:p>
+            <w:pPr>
+              <w:rPr>
+                <w:sz w:val="20"/>
+                <w:szCs w:val="20"/>
+              </w:rPr>
+            </w:pPr>
+            <w:r>
+              <w:rPr>
+                <w:sz w:val="20"/>
+                <w:szCs w:val="20"/>
+              </w:rPr>
+              <w:t>S3</w:t>
+            </w:r>
+          </w:p>
+        </w:tc>
+        <w:tc>
+          <w:tcPr>
+            <w:tcW w:w="2977" w:type="dxa"/>
+            <w:tcBorders>
+              <w:top w:val="single" w:sz="1" w:space="0" w:color="D0CBC0"/>
+              <w:left w:val="single" w:sz="1" w:space="0" w:color="D0CBC0"/>
+              <w:bottom w:val="single" w:sz="1" w:space="0" w:color="D0CBC0"/>
+              <w:right w:val="single" w:sz="1" w:space="0" w:color="D0CBC0"/>
+            </w:tcBorders>
+            <w:shd w:val="clear" w:color="auto" w:fill="FFFFFF" w:themeFill="background1"/>
+            <w:tcMar>
+              <w:top w:w="80" w:type="dxa"/>
+              <w:left w:w="120" w:type="dxa"/>
+              <w:bottom w:w="80" w:type="dxa"/>
+              <w:right w:w="80" w:type="dxa"/>
+            </w:tcMar>
+          </w:tcPr>
+          <w:p>
+            <w:pPr>
+              <w:rPr>
+                <w:sz w:val="20"/>
+                <w:szCs w:val="20"/>
+              </w:rPr>
+            </w:pPr>
+            <w:r>
+              <w:rPr>
+                <w:sz w:val="20"/>
+                <w:szCs w:val="20"/>
+              </w:rPr>
+              <w:t>0 (used to store templates)</w:t>
+            </w:r>
+          </w:p>
+        </w:tc>
+        <w:tc>
+          <w:tcPr>
+            <w:tcW w:w="1842" w:type="dxa"/>
+            <w:tcBorders>
+              <w:top w:val="single" w:sz="1" w:space="0" w:color="D0CBC0"/>
+              <w:left w:val="single" w:sz="1" w:space="0" w:color="D0CBC0"/>
+              <w:bottom w:val="single" w:sz="1" w:space="0" w:color="D0CBC0"/>
+              <w:right w:val="single" w:sz="1" w:space="0" w:color="D0CBC0"/>
+            </w:tcBorders>
+            <w:shd w:val="clear" w:color="auto" w:fill="FFFFFF" w:themeFill="background1"/>
+            <w:tcMar>
+              <w:top w:w="80" w:type="dxa"/>
+              <w:left w:w="120" w:type="dxa"/>
+              <w:bottom w:w="80" w:type="dxa"/>
+              <w:right w:w="80" w:type="dxa"/>
+            </w:tcMar>
+          </w:tcPr>
+          <w:p>
+            <w:pPr>
+              <w:rPr>
+                <w:sz w:val="20"/>
+                <w:szCs w:val="20"/>
+              </w:rPr>
+            </w:pPr>
+            <w:r>
+              <w:rPr>
+                <w:sz w:val="20"/>
+                <w:szCs w:val="20"/>
+              </w:rPr>
+              <w:t>£0.00</w:t>
+            </w:r>
+          </w:p>
+        </w:tc>
+        <w:tc>
+          <w:tcPr>
+            <w:tcW w:w="2410" w:type="dxa"/>
+            <w:tcBorders>
+              <w:top w:val="single" w:sz="1" w:space="0" w:color="D0CBC0"/>
+              <w:left w:val="single" w:sz="1" w:space="0" w:color="D0CBC0"/>
+              <w:bottom w:val="single" w:sz="1" w:space="0" w:color="D0CBC0"/>
+              <w:right w:val="single" w:sz="1" w:space="0" w:color="D0CBC0"/>
+            </w:tcBorders>
+            <w:shd w:val="clear" w:color="auto" w:fill="FFFFFF" w:themeFill="background1"/>
+            <w:tcMar>
+              <w:top w:w="80" w:type="dxa"/>
+              <w:left w:w="120" w:type="dxa"/>
+              <w:bottom w:w="80" w:type="dxa"/>
+              <w:right w:w="80" w:type="dxa"/>
+            </w:tcMar>
+          </w:tcPr>
+          <w:p>
+            <w:pPr>
+              <w:rPr>
+                <w:sz w:val="20"/>
+                <w:szCs w:val="20"/>
+              </w:rPr>
+            </w:pPr>
+            <w:r>
+              <w:rPr>
+                <w:sz w:val="20"/>
+                <w:szCs w:val="20"/>
+              </w:rPr>
+              <w:t>£0.00</w:t>
+            </w:r>
+          </w:p>
+        </w:tc>
+      </w:tr>
+      <w:tr>
+        <w:tc>
+          <w:tcPr>
             <w:tcW w:w="5528" w:type="dxa"/>
             <w:gridSpan w:val="2"/>
             <w:tcBorders>
@@ -4925,7 +5563,6 @@
         </w:tc>
       </w:tr>
     </w:tbl>
-    <w:p/>
     <w:p/>
     <w:tbl>
       <w:tblPr>
@@ -5114,8 +5751,8 @@
         <w:tblLook w:val="04A0" w:firstRow="1" w:lastRow="0" w:firstColumn="1" w:lastColumn="0" w:noHBand="0" w:noVBand="1"/>
       </w:tblPr>
       <w:tblGrid>
-        <w:gridCol w:w="4836"/>
-        <w:gridCol w:w="4944"/>
+        <w:gridCol w:w="4947"/>
+        <w:gridCol w:w="4833"/>
       </w:tblGrid>
       <w:tr>
         <w:tc>
@@ -5209,8 +5846,14 @@
                 <w:sz w:val="20"/>
                 <w:szCs w:val="20"/>
               </w:rPr>
-              <w:lastRenderedPageBreak/>
-              <w:t>https:github.com/stuartallan1981/CurrencyConverter</w:t>
+              <w:t>https://github.com/stuartallan1981/</w:t>
+            </w:r>
+            <w:r>
+              <w:rPr>
+                <w:sz w:val="20"/>
+                <w:szCs w:val="20"/>
+              </w:rPr>
+              <w:t>CurrencyConverter</w:t>
             </w:r>
           </w:p>
         </w:tc>
@@ -5242,9 +5885,30 @@
               <w:rPr>
                 <w:sz w:val="20"/>
                 <w:szCs w:val="20"/>
-                <w:highlight w:val="yellow"/>
-              </w:rPr>
-              <w:t>[https://yourdomain.co.uk]</w:t>
+              </w:rPr>
+              <w:t>https://www.stuart-allan.com</w:t>
+            </w:r>
+            <w:r>
+              <w:rPr>
+                <w:sz w:val="20"/>
+                <w:szCs w:val="20"/>
+              </w:rPr>
+              <w:t>/CurrencyConverterApp</w:t>
+            </w:r>
+          </w:p>
+          <w:p>
+            <w:pPr>
+              <w:rPr>
+                <w:sz w:val="20"/>
+                <w:szCs w:val="20"/>
+              </w:rPr>
+            </w:pPr>
+            <w:r>
+              <w:rPr>
+                <w:sz w:val="20"/>
+                <w:szCs w:val="20"/>
+              </w:rPr>
+              <w:t>/index.html</w:t>
             </w:r>
           </w:p>
         </w:tc>
@@ -5253,558 +5917,6 @@
     <w:p/>
     <w:p/>
     <w:p/>
-    <w:p/>
-    <w:p/>
-    <w:p/>
-    <w:p/>
-    <w:p/>
-    <w:p>
-      <w:pPr>
-        <w:tabs>
-          <w:tab w:val="left" w:pos="567"/>
-          <w:tab w:val="left" w:pos="1134"/>
-        </w:tabs>
-      </w:pPr>
-      <w:r>
-        <w:t>Authenticate/Authorise User:</w:t>
-      </w:r>
-    </w:p>
-    <w:p>
-      <w:pPr>
-        <w:tabs>
-          <w:tab w:val="left" w:pos="567"/>
-          <w:tab w:val="left" w:pos="1134"/>
-        </w:tabs>
-      </w:pPr>
-      <w:r>
-        <w:tab/>
-        <w:t xml:space="preserve">Mobile Application </w:t>
-      </w:r>
-      <w:r>
-        <w:sym w:font="Wingdings" w:char="F0E0"/>
-      </w:r>
-      <w:r>
-        <w:t xml:space="preserve"> Amazon Cognito:</w:t>
-      </w:r>
-    </w:p>
-    <w:p>
-      <w:pPr>
-        <w:tabs>
-          <w:tab w:val="left" w:pos="567"/>
-          <w:tab w:val="left" w:pos="1134"/>
-        </w:tabs>
-        <w:ind w:left="1134" w:hanging="1134"/>
-      </w:pPr>
-      <w:r>
-        <w:tab/>
-      </w:r>
-      <w:r>
-        <w:tab/>
-        <w:t>When a user opens the app or logs in, the mobile client communicates directly with Amazon Cognito using standard protocols (OAuth2/OIDC). Cognito verifies user credentials, and returns JSON Web Tokens (JWTs) to the mobile app to authorise subsequent API requests</w:t>
-      </w:r>
-    </w:p>
-    <w:p>
-      <w:pPr>
-        <w:tabs>
-          <w:tab w:val="left" w:pos="567"/>
-          <w:tab w:val="left" w:pos="1134"/>
-        </w:tabs>
-      </w:pPr>
-    </w:p>
-    <w:p>
-      <w:pPr>
-        <w:tabs>
-          <w:tab w:val="left" w:pos="567"/>
-          <w:tab w:val="left" w:pos="1134"/>
-        </w:tabs>
-      </w:pPr>
-      <w:r>
-        <w:t>API Calls (</w:t>
-      </w:r>
-      <w:proofErr w:type="spellStart"/>
-      <w:r>
-        <w:t>GraphQL</w:t>
-      </w:r>
-      <w:proofErr w:type="spellEnd"/>
-      <w:r>
-        <w:t>):</w:t>
-      </w:r>
-    </w:p>
-    <w:p>
-      <w:pPr>
-        <w:tabs>
-          <w:tab w:val="left" w:pos="567"/>
-          <w:tab w:val="left" w:pos="1134"/>
-        </w:tabs>
-      </w:pPr>
-      <w:r>
-        <w:tab/>
-        <w:t xml:space="preserve">Mobile Application/AWS Amplify </w:t>
-      </w:r>
-      <w:r>
-        <w:sym w:font="Wingdings" w:char="F0E0"/>
-      </w:r>
-      <w:r>
-        <w:t xml:space="preserve"> Amazon API Gateway:</w:t>
-      </w:r>
-    </w:p>
-    <w:p>
-      <w:pPr>
-        <w:tabs>
-          <w:tab w:val="left" w:pos="567"/>
-          <w:tab w:val="left" w:pos="1134"/>
-        </w:tabs>
-        <w:ind w:left="1134" w:hanging="1134"/>
-      </w:pPr>
-      <w:r>
-        <w:tab/>
-      </w:r>
-      <w:r>
-        <w:tab/>
-        <w:t>The mobile app makes HTTPS API requests (using AWS Amplify SDKs to simplify requests) to Amazon API Gateway. API Gateway acts as the single entry point, managing throttling, security, and validating the JWT tokens received by Cognito before allowing access to backend logic.</w:t>
-      </w:r>
-    </w:p>
-    <w:p>
-      <w:pPr>
-        <w:tabs>
-          <w:tab w:val="left" w:pos="567"/>
-          <w:tab w:val="left" w:pos="1134"/>
-        </w:tabs>
-      </w:pPr>
-    </w:p>
-    <w:p>
-      <w:pPr>
-        <w:tabs>
-          <w:tab w:val="left" w:pos="567"/>
-          <w:tab w:val="left" w:pos="1134"/>
-        </w:tabs>
-      </w:pPr>
-      <w:r>
-        <w:t>Execute Function:</w:t>
-      </w:r>
-    </w:p>
-    <w:p>
-      <w:pPr>
-        <w:tabs>
-          <w:tab w:val="left" w:pos="567"/>
-          <w:tab w:val="left" w:pos="1134"/>
-        </w:tabs>
-      </w:pPr>
-      <w:r>
-        <w:tab/>
-        <w:t xml:space="preserve">Amazon API Gateway </w:t>
-      </w:r>
-      <w:r>
-        <w:sym w:font="Wingdings" w:char="F0E0"/>
-      </w:r>
-      <w:r>
-        <w:t xml:space="preserve"> AWS Lambda:</w:t>
-      </w:r>
-    </w:p>
-    <w:p>
-      <w:pPr>
-        <w:tabs>
-          <w:tab w:val="left" w:pos="567"/>
-          <w:tab w:val="left" w:pos="1134"/>
-        </w:tabs>
-        <w:ind w:left="1134" w:hanging="1134"/>
-      </w:pPr>
-      <w:r>
-        <w:tab/>
-      </w:r>
-      <w:r>
-        <w:tab/>
-        <w:t>Upon receiving a valid request, API Gateway triggers an AWS Lambda function. Lambda runs serverless code on demand (handling business logic such as processing an order, calculating data, or updating user profiles) without requiring persistent virtual servers.</w:t>
-      </w:r>
-    </w:p>
-    <w:p>
-      <w:pPr>
-        <w:tabs>
-          <w:tab w:val="left" w:pos="567"/>
-          <w:tab w:val="left" w:pos="1134"/>
-        </w:tabs>
-      </w:pPr>
-    </w:p>
-    <w:p>
-      <w:pPr>
-        <w:tabs>
-          <w:tab w:val="left" w:pos="567"/>
-          <w:tab w:val="left" w:pos="1134"/>
-        </w:tabs>
-      </w:pPr>
-      <w:r>
-        <w:t>Read/Write Data:</w:t>
-      </w:r>
-    </w:p>
-    <w:p>
-      <w:pPr>
-        <w:tabs>
-          <w:tab w:val="left" w:pos="567"/>
-          <w:tab w:val="left" w:pos="1134"/>
-        </w:tabs>
-      </w:pPr>
-      <w:r>
-        <w:tab/>
-        <w:t xml:space="preserve">AWS Lambda </w:t>
-      </w:r>
-      <w:r>
-        <w:sym w:font="Wingdings" w:char="F0DF"/>
-      </w:r>
-      <w:r>
-        <w:sym w:font="Wingdings" w:char="F0E0"/>
-      </w:r>
-      <w:r>
-        <w:t xml:space="preserve"> Amazon DynamoDB:</w:t>
-      </w:r>
-    </w:p>
-    <w:p>
-      <w:pPr>
-        <w:tabs>
-          <w:tab w:val="left" w:pos="567"/>
-          <w:tab w:val="left" w:pos="1134"/>
-        </w:tabs>
-        <w:ind w:left="1134" w:hanging="1134"/>
-      </w:pPr>
-      <w:r>
-        <w:tab/>
-      </w:r>
-      <w:r>
-        <w:tab/>
-        <w:t>The Lambda function interacts with Amazon DynamoDB to retrieve or update structured NoSQL application data (such as user accounts, messages, app settings, or transaction histories) with low latency.</w:t>
-      </w:r>
-    </w:p>
-    <w:p>
-      <w:pPr>
-        <w:tabs>
-          <w:tab w:val="left" w:pos="567"/>
-          <w:tab w:val="left" w:pos="1134"/>
-        </w:tabs>
-      </w:pPr>
-    </w:p>
-    <w:p>
-      <w:pPr>
-        <w:tabs>
-          <w:tab w:val="left" w:pos="567"/>
-          <w:tab w:val="left" w:pos="1134"/>
-        </w:tabs>
-      </w:pPr>
-      <w:r>
-        <w:t>Publish Message:</w:t>
-      </w:r>
-    </w:p>
-    <w:p>
-      <w:pPr>
-        <w:tabs>
-          <w:tab w:val="left" w:pos="567"/>
-          <w:tab w:val="left" w:pos="1134"/>
-        </w:tabs>
-      </w:pPr>
-      <w:r>
-        <w:tab/>
-        <w:t xml:space="preserve">AWS Lambda </w:t>
-      </w:r>
-      <w:r>
-        <w:sym w:font="Wingdings" w:char="F0E0"/>
-      </w:r>
-      <w:r>
-        <w:t xml:space="preserve"> Amazon SNS:</w:t>
-      </w:r>
-    </w:p>
-    <w:p>
-      <w:pPr>
-        <w:tabs>
-          <w:tab w:val="left" w:pos="567"/>
-          <w:tab w:val="left" w:pos="1134"/>
-        </w:tabs>
-        <w:ind w:left="1134" w:hanging="1134"/>
-      </w:pPr>
-      <w:r>
-        <w:tab/>
-      </w:r>
-      <w:r>
-        <w:tab/>
-        <w:t>Sends notification payloads from the backend code to an Amazon SNS topic for distribution</w:t>
-      </w:r>
-    </w:p>
-    <w:p>
-      <w:pPr>
-        <w:tabs>
-          <w:tab w:val="left" w:pos="567"/>
-          <w:tab w:val="left" w:pos="1134"/>
-        </w:tabs>
-      </w:pPr>
-    </w:p>
-    <w:p>
-      <w:pPr>
-        <w:tabs>
-          <w:tab w:val="left" w:pos="567"/>
-          <w:tab w:val="left" w:pos="1134"/>
-        </w:tabs>
-      </w:pPr>
-      <w:r>
-        <w:t>Send email:</w:t>
-      </w:r>
-    </w:p>
-    <w:p>
-      <w:pPr>
-        <w:tabs>
-          <w:tab w:val="left" w:pos="567"/>
-          <w:tab w:val="left" w:pos="1134"/>
-        </w:tabs>
-      </w:pPr>
-      <w:r>
-        <w:tab/>
-        <w:t xml:space="preserve">Amazon SNS </w:t>
-      </w:r>
-      <w:r>
-        <w:sym w:font="Wingdings" w:char="F0E0"/>
-      </w:r>
-      <w:r>
-        <w:t xml:space="preserve"> Email:</w:t>
-      </w:r>
-    </w:p>
-    <w:p>
-      <w:pPr>
-        <w:tabs>
-          <w:tab w:val="left" w:pos="567"/>
-          <w:tab w:val="left" w:pos="1134"/>
-        </w:tabs>
-      </w:pPr>
-      <w:r>
-        <w:tab/>
-      </w:r>
-      <w:r>
-        <w:tab/>
-        <w:t>Delivers the notification directly to the target user’s email inbox via SNS subscriptions</w:t>
-      </w:r>
-    </w:p>
-    <w:p>
-      <w:pPr>
-        <w:tabs>
-          <w:tab w:val="left" w:pos="567"/>
-          <w:tab w:val="left" w:pos="1134"/>
-        </w:tabs>
-      </w:pPr>
-    </w:p>
-    <w:p>
-      <w:pPr>
-        <w:tabs>
-          <w:tab w:val="left" w:pos="567"/>
-          <w:tab w:val="left" w:pos="1134"/>
-        </w:tabs>
-        <w:ind w:left="1134" w:hanging="1134"/>
-      </w:pPr>
-    </w:p>
-    <w:p>
-      <w:pPr>
-        <w:tabs>
-          <w:tab w:val="left" w:pos="567"/>
-          <w:tab w:val="left" w:pos="1134"/>
-        </w:tabs>
-      </w:pPr>
-      <w:r>
-        <w:t>Trigger Automated/Manual Tests:</w:t>
-      </w:r>
-    </w:p>
-    <w:p>
-      <w:pPr>
-        <w:tabs>
-          <w:tab w:val="left" w:pos="567"/>
-          <w:tab w:val="left" w:pos="1134"/>
-        </w:tabs>
-      </w:pPr>
-      <w:r>
-        <w:tab/>
-        <w:t xml:space="preserve">Developer </w:t>
-      </w:r>
-      <w:r>
-        <w:sym w:font="Wingdings" w:char="F0E0"/>
-      </w:r>
-      <w:r>
-        <w:t xml:space="preserve"> AWS Device Farm:</w:t>
-      </w:r>
-    </w:p>
-    <w:p>
-      <w:pPr>
-        <w:tabs>
-          <w:tab w:val="left" w:pos="567"/>
-          <w:tab w:val="left" w:pos="1134"/>
-        </w:tabs>
-        <w:ind w:left="1134" w:hanging="1134"/>
-      </w:pPr>
-      <w:r>
-        <w:tab/>
-      </w:r>
-      <w:r>
-        <w:tab/>
-        <w:t>During the app development and continuous integration phase, developers upload build binaries (.</w:t>
-      </w:r>
-      <w:proofErr w:type="spellStart"/>
-      <w:r>
-        <w:t>apk</w:t>
-      </w:r>
-      <w:proofErr w:type="spellEnd"/>
-      <w:r>
-        <w:t xml:space="preserve"> or .</w:t>
-      </w:r>
-      <w:proofErr w:type="spellStart"/>
-      <w:r>
-        <w:t>ipa</w:t>
-      </w:r>
-      <w:proofErr w:type="spellEnd"/>
-      <w:r>
-        <w:t xml:space="preserve"> files) and test scripts (written in Appium, </w:t>
-      </w:r>
-      <w:proofErr w:type="spellStart"/>
-      <w:r>
-        <w:t>XCTest</w:t>
-      </w:r>
-      <w:proofErr w:type="spellEnd"/>
-      <w:r>
-        <w:t>, or Espresso) to AWS Device Farm.</w:t>
-      </w:r>
-    </w:p>
-    <w:p>
-      <w:pPr>
-        <w:tabs>
-          <w:tab w:val="left" w:pos="567"/>
-          <w:tab w:val="left" w:pos="1134"/>
-        </w:tabs>
-      </w:pPr>
-    </w:p>
-    <w:p>
-      <w:pPr>
-        <w:tabs>
-          <w:tab w:val="left" w:pos="567"/>
-          <w:tab w:val="left" w:pos="1134"/>
-        </w:tabs>
-      </w:pPr>
-      <w:r>
-        <w:t>Tests Run on Real Phones:</w:t>
-      </w:r>
-    </w:p>
-    <w:p>
-      <w:pPr>
-        <w:tabs>
-          <w:tab w:val="left" w:pos="567"/>
-          <w:tab w:val="left" w:pos="1134"/>
-        </w:tabs>
-      </w:pPr>
-      <w:r>
-        <w:tab/>
-        <w:t xml:space="preserve">AWS Device Farm </w:t>
-      </w:r>
-      <w:r>
-        <w:sym w:font="Wingdings" w:char="F0E0"/>
-      </w:r>
-      <w:r>
-        <w:t xml:space="preserve"> Physical Test Devices (iPhone, Android):</w:t>
-      </w:r>
-    </w:p>
-    <w:p>
-      <w:pPr>
-        <w:tabs>
-          <w:tab w:val="left" w:pos="567"/>
-          <w:tab w:val="left" w:pos="1134"/>
-        </w:tabs>
-        <w:ind w:left="1134" w:hanging="1134"/>
-      </w:pPr>
-      <w:r>
-        <w:tab/>
-      </w:r>
-      <w:r>
-        <w:tab/>
-        <w:t>AWS Device Farm provisions requested physical iOS and Android devices in the cloud and executes the uploaded test scripts on real hardware to detect hardware-specific crashes, UI issues, or performance slowdowns</w:t>
-      </w:r>
-      <w:r>
-        <w:t>.</w:t>
-      </w:r>
-    </w:p>
-    <w:p>
-      <w:pPr>
-        <w:tabs>
-          <w:tab w:val="left" w:pos="567"/>
-          <w:tab w:val="left" w:pos="1134"/>
-        </w:tabs>
-      </w:pPr>
-    </w:p>
-    <w:p>
-      <w:pPr>
-        <w:tabs>
-          <w:tab w:val="left" w:pos="567"/>
-          <w:tab w:val="left" w:pos="1134"/>
-        </w:tabs>
-      </w:pPr>
-      <w:r>
-        <w:t>Test Results and Video:</w:t>
-      </w:r>
-    </w:p>
-    <w:p>
-      <w:pPr>
-        <w:tabs>
-          <w:tab w:val="left" w:pos="567"/>
-          <w:tab w:val="left" w:pos="1134"/>
-        </w:tabs>
-      </w:pPr>
-      <w:r>
-        <w:tab/>
-        <w:t xml:space="preserve">Physical Test Devices </w:t>
-      </w:r>
-      <w:r>
-        <w:sym w:font="Wingdings" w:char="F0E0"/>
-      </w:r>
-      <w:r>
-        <w:t xml:space="preserve"> Developer:</w:t>
-      </w:r>
-    </w:p>
-    <w:p>
-      <w:pPr>
-        <w:tabs>
-          <w:tab w:val="left" w:pos="567"/>
-          <w:tab w:val="left" w:pos="1134"/>
-        </w:tabs>
-        <w:ind w:left="1134" w:hanging="1134"/>
-      </w:pPr>
-      <w:r>
-        <w:tab/>
-      </w:r>
-      <w:r>
-        <w:tab/>
-        <w:t>Once testing completes, Device Farm aggregates diagnostic data – including video recordings of the test execution, device logs, performance metrics (CPU, RAM), and crash reports – and provides them back to the developer for debugging.</w:t>
-      </w:r>
-    </w:p>
-    <w:p>
-      <w:pPr>
-        <w:tabs>
-          <w:tab w:val="left" w:pos="567"/>
-          <w:tab w:val="left" w:pos="1134"/>
-        </w:tabs>
-      </w:pPr>
-    </w:p>
-    <w:p>
-      <w:pPr>
-        <w:tabs>
-          <w:tab w:val="left" w:pos="567"/>
-          <w:tab w:val="left" w:pos="1134"/>
-        </w:tabs>
-      </w:pPr>
-    </w:p>
-    <w:p>
-      <w:pPr>
-        <w:tabs>
-          <w:tab w:val="left" w:pos="567"/>
-          <w:tab w:val="left" w:pos="1134"/>
-        </w:tabs>
-      </w:pPr>
-    </w:p>
-    <w:p>
-      <w:pPr>
-        <w:tabs>
-          <w:tab w:val="left" w:pos="567"/>
-          <w:tab w:val="left" w:pos="1134"/>
-        </w:tabs>
-      </w:pPr>
-    </w:p>
     <w:sectPr>
       <w:pgSz w:w="11906" w:h="16838"/>
       <w:pgMar w:top="1080" w:right="1080" w:bottom="1080" w:left="1080" w:header="708" w:footer="708" w:gutter="0"/>
@@ -6576,6 +6688,18 @@
       <w:szCs w:val="20"/>
     </w:rPr>
   </w:style>
+  <w:style w:type="character" w:styleId="UnresolvedMention">
+    <w:name w:val="Unresolved Mention"/>
+    <w:basedOn w:val="DefaultParagraphFont"/>
+    <w:uiPriority w:val="99"/>
+    <w:semiHidden/>
+    <w:unhideWhenUsed/>
+    <w:rsid w:val="00C44D81"/>
+    <w:rPr>
+      <w:color w:val="605E5C"/>
+      <w:shd w:val="clear" w:color="auto" w:fill="E1DFDD"/>
+    </w:rPr>
+  </w:style>
 </w:styles>
 </file>
 
@@ -6895,15 +7019,6 @@
 </file>
 
 <file path=customXml/item1.xml><?xml version="1.0" encoding="utf-8"?>
-<?mso-contentType ?>
-<FormTemplates xmlns="http://schemas.microsoft.com/sharepoint/v3/contenttype/forms">
-  <Display>DocumentLibraryForm</Display>
-  <Edit>DocumentLibraryForm</Edit>
-  <New>DocumentLibraryForm</New>
-</FormTemplates>
-</file>
-
-<file path=customXml/item2.xml><?xml version="1.0" encoding="utf-8"?>
 <p:properties xmlns:p="http://schemas.microsoft.com/office/2006/metadata/properties" xmlns:xsi="http://www.w3.org/2001/XMLSchema-instance" xmlns:pc="http://schemas.microsoft.com/office/infopath/2007/PartnerControls">
   <documentManagement>
     <TaxCatchAll xmlns="1f02373c-91b9-4d50-88b3-64e98dbf38be" xsi:nil="true"/>
@@ -6912,6 +7027,15 @@
     </lcf76f155ced4ddcb4097134ff3c332f>
   </documentManagement>
 </p:properties>
+</file>
+
+<file path=customXml/item2.xml><?xml version="1.0" encoding="utf-8"?>
+<?mso-contentType ?>
+<FormTemplates xmlns="http://schemas.microsoft.com/sharepoint/v3/contenttype/forms">
+  <Display>DocumentLibraryForm</Display>
+  <Edit>DocumentLibraryForm</Edit>
+  <New>DocumentLibraryForm</New>
+</FormTemplates>
 </file>
 
 <file path=customXml/item3.xml><?xml version="1.0" encoding="utf-8"?>
@@ -7122,20 +7246,20 @@
 </file>
 
 <file path=customXml/itemProps1.xml><?xml version="1.0" encoding="utf-8"?>
-<ds:datastoreItem xmlns:ds="http://schemas.openxmlformats.org/officeDocument/2006/customXml" ds:itemID="{CE4BE2F9-5067-4088-9F9B-1F3D17ABA8D7}">
-  <ds:schemaRefs>
-    <ds:schemaRef ds:uri="http://schemas.microsoft.com/sharepoint/v3/contenttype/forms"/>
-  </ds:schemaRefs>
-</ds:datastoreItem>
-</file>
-
-<file path=customXml/itemProps2.xml><?xml version="1.0" encoding="utf-8"?>
 <ds:datastoreItem xmlns:ds="http://schemas.openxmlformats.org/officeDocument/2006/customXml" ds:itemID="{82E5BD80-5074-4316-B334-2041375E4FBF}">
   <ds:schemaRefs>
     <ds:schemaRef ds:uri="http://schemas.microsoft.com/office/2006/metadata/properties"/>
     <ds:schemaRef ds:uri="http://schemas.microsoft.com/office/infopath/2007/PartnerControls"/>
     <ds:schemaRef ds:uri="1f02373c-91b9-4d50-88b3-64e98dbf38be"/>
     <ds:schemaRef ds:uri="833209ff-be3b-48c0-8c17-04759cd24c23"/>
+  </ds:schemaRefs>
+</ds:datastoreItem>
+</file>
+
+<file path=customXml/itemProps2.xml><?xml version="1.0" encoding="utf-8"?>
+<ds:datastoreItem xmlns:ds="http://schemas.openxmlformats.org/officeDocument/2006/customXml" ds:itemID="{CE4BE2F9-5067-4088-9F9B-1F3D17ABA8D7}">
+  <ds:schemaRefs>
+    <ds:schemaRef ds:uri="http://schemas.microsoft.com/sharepoint/v3/contenttype/forms"/>
   </ds:schemaRefs>
 </ds:datastoreItem>
 </file>

--- a/Mobile App Project Write-up.docx
+++ b/Mobile App Project Write-up.docx
@@ -1212,6 +1212,79 @@
                 <w:szCs w:val="20"/>
               </w:rPr>
               <w:t xml:space="preserve"> version.</w:t>
+            </w:r>
+          </w:p>
+          <w:p>
+            <w:pPr>
+              <w:spacing w:after="160"/>
+              <w:rPr>
+                <w:sz w:val="20"/>
+                <w:szCs w:val="20"/>
+              </w:rPr>
+            </w:pPr>
+          </w:p>
+          <w:p>
+            <w:pPr>
+              <w:spacing w:after="160"/>
+              <w:rPr>
+                <w:sz w:val="20"/>
+                <w:szCs w:val="20"/>
+              </w:rPr>
+            </w:pPr>
+            <w:r>
+              <w:rPr>
+                <w:sz w:val="20"/>
+                <w:szCs w:val="20"/>
+              </w:rPr>
+              <w:t>Version 1 – Simple index page with conversion from one currency to another, and an add currency page with the ability to add another currency to the lists for a small cost.</w:t>
+            </w:r>
+          </w:p>
+          <w:p>
+            <w:pPr>
+              <w:spacing w:after="160"/>
+              <w:rPr>
+                <w:sz w:val="20"/>
+                <w:szCs w:val="20"/>
+              </w:rPr>
+            </w:pPr>
+            <w:r>
+              <w:rPr>
+                <w:sz w:val="20"/>
+                <w:szCs w:val="20"/>
+              </w:rPr>
+              <w:t>Version 2 – Add in Cognito to authenticate sign in and sign up and DynamoDB to record any purchases.</w:t>
+            </w:r>
+          </w:p>
+          <w:p>
+            <w:pPr>
+              <w:spacing w:after="160"/>
+              <w:rPr>
+                <w:sz w:val="20"/>
+                <w:szCs w:val="20"/>
+              </w:rPr>
+            </w:pPr>
+            <w:r>
+              <w:rPr>
+                <w:sz w:val="20"/>
+                <w:szCs w:val="20"/>
+              </w:rPr>
+              <w:t>Version 3 – Add contact page.</w:t>
+            </w:r>
+          </w:p>
+          <w:p>
+            <w:pPr>
+              <w:spacing w:after="160"/>
+              <w:rPr>
+                <w:sz w:val="20"/>
+                <w:szCs w:val="20"/>
+              </w:rPr>
+            </w:pPr>
+            <w:r>
+              <w:rPr>
+                <w:sz w:val="20"/>
+                <w:szCs w:val="20"/>
+              </w:rPr>
+              <w:t>Version 4 – Add ability to change into a selection of foreign languages.</w:t>
             </w:r>
           </w:p>
         </w:tc>
@@ -1409,15 +1482,6 @@
     <w:p/>
     <w:p/>
     <w:p/>
-    <w:p/>
-    <w:p/>
-    <w:p/>
-    <w:p/>
-    <w:p/>
-    <w:p/>
-    <w:p/>
-    <w:p/>
-    <w:p/>
     <w:tbl>
       <w:tblPr>
         <w:tblW w:w="9781" w:type="dxa"/>
@@ -2629,7 +2693,7 @@
           <w:sz w:val="21"/>
           <w:szCs w:val="21"/>
         </w:rPr>
-        <w:t>Creating an account</w:t>
+        <w:t>Opening the application for the first time</w:t>
       </w:r>
     </w:p>
     <w:p>
@@ -2653,52 +2717,30 @@
           <w:sz w:val="20"/>
           <w:szCs w:val="20"/>
         </w:rPr>
-        <w:t xml:space="preserve">Click </w:t>
+        <w:t>Directed to the “</w:t>
       </w:r>
       <w:r>
         <w:rPr>
           <w:sz w:val="20"/>
           <w:szCs w:val="20"/>
         </w:rPr>
-        <w:t xml:space="preserve">the “Please </w:t>
-      </w:r>
-      <w:r>
-        <w:rPr>
-          <w:b/>
-          <w:bCs/>
+        <w:t xml:space="preserve">Sign </w:t>
+      </w:r>
+      <w:proofErr w:type="gramStart"/>
+      <w:r>
+        <w:rPr>
           <w:sz w:val="20"/>
           <w:szCs w:val="20"/>
-          <w:u w:val="single"/>
-        </w:rPr>
-        <w:t>Sign In</w:t>
-      </w:r>
+        </w:rPr>
+        <w:t>In</w:t>
+      </w:r>
+      <w:proofErr w:type="gramEnd"/>
       <w:r>
         <w:rPr>
           <w:sz w:val="20"/>
           <w:szCs w:val="20"/>
         </w:rPr>
-        <w:t xml:space="preserve"> to edit conversion values</w:t>
-      </w:r>
-      <w:r>
-        <w:rPr>
-          <w:sz w:val="20"/>
-          <w:szCs w:val="20"/>
-        </w:rPr>
-        <w:t>”</w:t>
-      </w:r>
-      <w:r>
-        <w:rPr>
-          <w:sz w:val="20"/>
-          <w:szCs w:val="20"/>
-        </w:rPr>
-        <w:t xml:space="preserve"> button</w:t>
-      </w:r>
-      <w:r>
-        <w:rPr>
-          <w:sz w:val="20"/>
-          <w:szCs w:val="20"/>
-        </w:rPr>
-        <w:t>.</w:t>
+        <w:t xml:space="preserve"> or Register” page.</w:t>
       </w:r>
     </w:p>
     <w:p>
@@ -2715,14 +2757,14 @@
           <w:sz w:val="20"/>
           <w:szCs w:val="20"/>
         </w:rPr>
-        <w:t>Step 2</w:t>
+        <w:t>Ste</w:t>
       </w:r>
       <w:r>
         <w:rPr>
           <w:sz w:val="20"/>
           <w:szCs w:val="20"/>
         </w:rPr>
-        <w:t>: Directed to the “Create Account” page.</w:t>
+        <w:t>p 2: Click Register.</w:t>
       </w:r>
     </w:p>
     <w:p>
@@ -2770,7 +2812,21 @@
           <w:sz w:val="20"/>
           <w:szCs w:val="20"/>
         </w:rPr>
-        <w:t xml:space="preserve">lick the “Register Account” button. This takes </w:t>
+        <w:t>lick the “</w:t>
+      </w:r>
+      <w:r>
+        <w:rPr>
+          <w:sz w:val="20"/>
+          <w:szCs w:val="20"/>
+        </w:rPr>
+        <w:t>Create</w:t>
+      </w:r>
+      <w:r>
+        <w:rPr>
+          <w:sz w:val="20"/>
+          <w:szCs w:val="20"/>
+        </w:rPr>
+        <w:t xml:space="preserve"> Account” button. This takes </w:t>
       </w:r>
       <w:r>
         <w:rPr>
@@ -2903,7 +2959,7 @@
           <w:sz w:val="21"/>
           <w:szCs w:val="21"/>
         </w:rPr>
-        <w:t>Signing in to an account</w:t>
+        <w:t>Opening the application</w:t>
       </w:r>
     </w:p>
     <w:p>
@@ -2920,59 +2976,30 @@
           <w:sz w:val="20"/>
           <w:szCs w:val="20"/>
         </w:rPr>
-        <w:t xml:space="preserve">Step 1: </w:t>
+        <w:t>Step 1: Directed to the “</w:t>
       </w:r>
       <w:r>
         <w:rPr>
           <w:sz w:val="20"/>
           <w:szCs w:val="20"/>
         </w:rPr>
-        <w:t xml:space="preserve">Click </w:t>
-      </w:r>
+        <w:t xml:space="preserve">Sign </w:t>
+      </w:r>
+      <w:proofErr w:type="gramStart"/>
       <w:r>
         <w:rPr>
           <w:sz w:val="20"/>
           <w:szCs w:val="20"/>
         </w:rPr>
-        <w:t xml:space="preserve">the “Please </w:t>
-      </w:r>
-      <w:r>
-        <w:rPr>
-          <w:b/>
-          <w:bCs/>
+        <w:t>In</w:t>
+      </w:r>
+      <w:proofErr w:type="gramEnd"/>
+      <w:r>
+        <w:rPr>
           <w:sz w:val="20"/>
           <w:szCs w:val="20"/>
-          <w:u w:val="single"/>
-        </w:rPr>
-        <w:t>Sign In</w:t>
-      </w:r>
-      <w:r>
-        <w:rPr>
-          <w:sz w:val="20"/>
-          <w:szCs w:val="20"/>
-        </w:rPr>
-        <w:t xml:space="preserve"> to edit conversion values</w:t>
-      </w:r>
-      <w:r>
-        <w:rPr>
-          <w:sz w:val="20"/>
-          <w:szCs w:val="20"/>
-        </w:rPr>
-        <w:t>”</w:t>
-      </w:r>
-      <w:r>
-        <w:rPr>
-          <w:sz w:val="20"/>
-          <w:szCs w:val="20"/>
-        </w:rPr>
-        <w:t xml:space="preserve"> button</w:t>
-      </w:r>
-      <w:r>
-        <w:rPr>
-          <w:sz w:val="20"/>
-          <w:szCs w:val="20"/>
-        </w:rPr>
-        <w:t>.</w:t>
+        </w:rPr>
+        <w:t xml:space="preserve"> or Register” page.</w:t>
       </w:r>
     </w:p>
     <w:p>
@@ -2989,7 +3016,28 @@
           <w:sz w:val="20"/>
           <w:szCs w:val="20"/>
         </w:rPr>
-        <w:t>Step 2: Directed to the “Sign In” page.</w:t>
+        <w:t>Ste</w:t>
+      </w:r>
+      <w:r>
+        <w:rPr>
+          <w:sz w:val="20"/>
+          <w:szCs w:val="20"/>
+        </w:rPr>
+        <w:t xml:space="preserve">p 2: Click </w:t>
+      </w:r>
+      <w:r>
+        <w:rPr>
+          <w:sz w:val="20"/>
+          <w:szCs w:val="20"/>
+        </w:rPr>
+        <w:t>Sign In</w:t>
+      </w:r>
+      <w:r>
+        <w:rPr>
+          <w:sz w:val="20"/>
+          <w:szCs w:val="20"/>
+        </w:rPr>
+        <w:t>.</w:t>
       </w:r>
     </w:p>
     <w:p>
@@ -3006,7 +3054,7 @@
           <w:sz w:val="20"/>
           <w:szCs w:val="20"/>
         </w:rPr>
-        <w:t>Step 3: Enter email address and password.</w:t>
+        <w:t>Step 3: Enter email address and a password.</w:t>
       </w:r>
     </w:p>
     <w:p>
@@ -3908,7 +3956,35 @@
                 <w:sz w:val="20"/>
                 <w:szCs w:val="20"/>
               </w:rPr>
-              <w:t>Lambda execution role grants only DynamoDB read/write and SES send — no other permissions</w:t>
+              <w:t>Lambda execution role grants only DynamoDB read/write and S</w:t>
+            </w:r>
+            <w:r>
+              <w:rPr>
+                <w:sz w:val="20"/>
+                <w:szCs w:val="20"/>
+              </w:rPr>
+              <w:t>NS</w:t>
+            </w:r>
+            <w:r>
+              <w:rPr>
+                <w:sz w:val="20"/>
+                <w:szCs w:val="20"/>
+              </w:rPr>
+              <w:t xml:space="preserve"> </w:t>
+            </w:r>
+            <w:r>
+              <w:rPr>
+                <w:sz w:val="20"/>
+                <w:szCs w:val="20"/>
+              </w:rPr>
+              <w:t>post</w:t>
+            </w:r>
+            <w:r>
+              <w:rPr>
+                <w:sz w:val="20"/>
+                <w:szCs w:val="20"/>
+              </w:rPr>
+              <w:t xml:space="preserve"> — no other permissions</w:t>
             </w:r>
             <w:r>
               <w:rPr>
@@ -5757,7 +5833,7 @@
       <w:tr>
         <w:tc>
           <w:tcPr>
-            <w:tcW w:w="4513" w:type="dxa"/>
+            <w:tcW w:w="4947" w:type="dxa"/>
             <w:tcBorders>
               <w:top w:val="single" w:sz="1" w:space="0" w:color="0E1F3B"/>
               <w:left w:val="single" w:sz="1" w:space="0" w:color="0E1F3B"/>
@@ -5787,7 +5863,7 @@
         </w:tc>
         <w:tc>
           <w:tcPr>
-            <w:tcW w:w="5267" w:type="dxa"/>
+            <w:tcW w:w="4833" w:type="dxa"/>
             <w:tcBorders>
               <w:top w:val="single" w:sz="1" w:space="0" w:color="0E1F3B"/>
               <w:left w:val="single" w:sz="1" w:space="0" w:color="0E1F3B"/>
@@ -5819,7 +5895,47 @@
       <w:tr>
         <w:tc>
           <w:tcPr>
-            <w:tcW w:w="4513" w:type="dxa"/>
+            <w:tcW w:w="4947" w:type="dxa"/>
+            <w:vMerge w:val="restart"/>
+            <w:tcBorders>
+              <w:top w:val="single" w:sz="1" w:space="0" w:color="D0CBC0"/>
+              <w:left w:val="single" w:sz="1" w:space="0" w:color="D0CBC0"/>
+              <w:right w:val="single" w:sz="1" w:space="0" w:color="D0CBC0"/>
+            </w:tcBorders>
+            <w:shd w:val="clear" w:color="auto" w:fill="F5F0E8"/>
+            <w:tcMar>
+              <w:top w:w="80" w:type="dxa"/>
+              <w:left w:w="120" w:type="dxa"/>
+              <w:bottom w:w="80" w:type="dxa"/>
+              <w:right w:w="80" w:type="dxa"/>
+            </w:tcMar>
+          </w:tcPr>
+          <w:p>
+            <w:pPr>
+              <w:rPr>
+                <w:sz w:val="20"/>
+                <w:szCs w:val="20"/>
+              </w:rPr>
+            </w:pPr>
+            <w:r>
+              <w:rPr>
+                <w:sz w:val="20"/>
+                <w:szCs w:val="20"/>
+              </w:rPr>
+              <w:t>https://github.com/stuartallan1981/</w:t>
+            </w:r>
+            <w:r>
+              <w:rPr>
+                <w:sz w:val="20"/>
+                <w:szCs w:val="20"/>
+              </w:rPr>
+              <w:t>CurrencyConverter</w:t>
+            </w:r>
+          </w:p>
+        </w:tc>
+        <w:tc>
+          <w:tcPr>
+            <w:tcW w:w="4833" w:type="dxa"/>
             <w:tcBorders>
               <w:top w:val="single" w:sz="1" w:space="0" w:color="D0CBC0"/>
               <w:left w:val="single" w:sz="1" w:space="0" w:color="D0CBC0"/>
@@ -5846,20 +5962,66 @@
                 <w:sz w:val="20"/>
                 <w:szCs w:val="20"/>
               </w:rPr>
-              <w:t>https://github.com/stuartallan1981/</w:t>
-            </w:r>
-            <w:r>
-              <w:rPr>
-                <w:sz w:val="20"/>
-                <w:szCs w:val="20"/>
-              </w:rPr>
-              <w:t>CurrencyConverter</w:t>
-            </w:r>
-          </w:p>
-        </w:tc>
-        <w:tc>
-          <w:tcPr>
-            <w:tcW w:w="5267" w:type="dxa"/>
+              <w:t>https://www.stuart-allan.com</w:t>
+            </w:r>
+            <w:r>
+              <w:rPr>
+                <w:sz w:val="20"/>
+                <w:szCs w:val="20"/>
+              </w:rPr>
+              <w:t>/CurrencyConverterApp</w:t>
+            </w:r>
+          </w:p>
+          <w:p>
+            <w:pPr>
+              <w:rPr>
+                <w:sz w:val="20"/>
+                <w:szCs w:val="20"/>
+              </w:rPr>
+            </w:pPr>
+            <w:r>
+              <w:rPr>
+                <w:sz w:val="20"/>
+                <w:szCs w:val="20"/>
+              </w:rPr>
+              <w:t>/index.html</w:t>
+            </w:r>
+          </w:p>
+        </w:tc>
+      </w:tr>
+      <w:tr>
+        <w:trPr>
+          <w:trHeight w:val="283"/>
+        </w:trPr>
+        <w:tc>
+          <w:tcPr>
+            <w:tcW w:w="4947" w:type="dxa"/>
+            <w:vMerge/>
+            <w:tcBorders>
+              <w:left w:val="single" w:sz="1" w:space="0" w:color="D0CBC0"/>
+              <w:bottom w:val="single" w:sz="1" w:space="0" w:color="D0CBC0"/>
+              <w:right w:val="single" w:sz="1" w:space="0" w:color="D0CBC0"/>
+            </w:tcBorders>
+            <w:shd w:val="clear" w:color="auto" w:fill="F5F0E8"/>
+            <w:tcMar>
+              <w:top w:w="80" w:type="dxa"/>
+              <w:left w:w="120" w:type="dxa"/>
+              <w:bottom w:w="80" w:type="dxa"/>
+              <w:right w:w="80" w:type="dxa"/>
+            </w:tcMar>
+          </w:tcPr>
+          <w:p>
+            <w:pPr>
+              <w:rPr>
+                <w:sz w:val="20"/>
+                <w:szCs w:val="20"/>
+              </w:rPr>
+            </w:pPr>
+          </w:p>
+        </w:tc>
+        <w:tc>
+          <w:tcPr>
+            <w:tcW w:w="4833" w:type="dxa"/>
             <w:tcBorders>
               <w:top w:val="single" w:sz="1" w:space="0" w:color="D0CBC0"/>
               <w:left w:val="single" w:sz="1" w:space="0" w:color="D0CBC0"/>
@@ -5886,29 +6048,7 @@
                 <w:sz w:val="20"/>
                 <w:szCs w:val="20"/>
               </w:rPr>
-              <w:t>https://www.stuart-allan.com</w:t>
-            </w:r>
-            <w:r>
-              <w:rPr>
-                <w:sz w:val="20"/>
-                <w:szCs w:val="20"/>
-              </w:rPr>
-              <w:t>/CurrencyConverterApp</w:t>
-            </w:r>
-          </w:p>
-          <w:p>
-            <w:pPr>
-              <w:rPr>
-                <w:sz w:val="20"/>
-                <w:szCs w:val="20"/>
-              </w:rPr>
-            </w:pPr>
-            <w:r>
-              <w:rPr>
-                <w:sz w:val="20"/>
-                <w:szCs w:val="20"/>
-              </w:rPr>
-              <w:t>/index.html</w:t>
+              <w:t>Google Play App Store (Coming soon)</w:t>
             </w:r>
           </w:p>
         </w:tc>
@@ -7019,6 +7159,15 @@
 </file>
 
 <file path=customXml/item1.xml><?xml version="1.0" encoding="utf-8"?>
+<?mso-contentType ?>
+<FormTemplates xmlns="http://schemas.microsoft.com/sharepoint/v3/contenttype/forms">
+  <Display>DocumentLibraryForm</Display>
+  <Edit>DocumentLibraryForm</Edit>
+  <New>DocumentLibraryForm</New>
+</FormTemplates>
+</file>
+
+<file path=customXml/item2.xml><?xml version="1.0" encoding="utf-8"?>
 <p:properties xmlns:p="http://schemas.microsoft.com/office/2006/metadata/properties" xmlns:xsi="http://www.w3.org/2001/XMLSchema-instance" xmlns:pc="http://schemas.microsoft.com/office/infopath/2007/PartnerControls">
   <documentManagement>
     <TaxCatchAll xmlns="1f02373c-91b9-4d50-88b3-64e98dbf38be" xsi:nil="true"/>
@@ -7027,15 +7176,6 @@
     </lcf76f155ced4ddcb4097134ff3c332f>
   </documentManagement>
 </p:properties>
-</file>
-
-<file path=customXml/item2.xml><?xml version="1.0" encoding="utf-8"?>
-<?mso-contentType ?>
-<FormTemplates xmlns="http://schemas.microsoft.com/sharepoint/v3/contenttype/forms">
-  <Display>DocumentLibraryForm</Display>
-  <Edit>DocumentLibraryForm</Edit>
-  <New>DocumentLibraryForm</New>
-</FormTemplates>
 </file>
 
 <file path=customXml/item3.xml><?xml version="1.0" encoding="utf-8"?>
@@ -7246,20 +7386,20 @@
 </file>
 
 <file path=customXml/itemProps1.xml><?xml version="1.0" encoding="utf-8"?>
+<ds:datastoreItem xmlns:ds="http://schemas.openxmlformats.org/officeDocument/2006/customXml" ds:itemID="{CE4BE2F9-5067-4088-9F9B-1F3D17ABA8D7}">
+  <ds:schemaRefs>
+    <ds:schemaRef ds:uri="http://schemas.microsoft.com/sharepoint/v3/contenttype/forms"/>
+  </ds:schemaRefs>
+</ds:datastoreItem>
+</file>
+
+<file path=customXml/itemProps2.xml><?xml version="1.0" encoding="utf-8"?>
 <ds:datastoreItem xmlns:ds="http://schemas.openxmlformats.org/officeDocument/2006/customXml" ds:itemID="{82E5BD80-5074-4316-B334-2041375E4FBF}">
   <ds:schemaRefs>
     <ds:schemaRef ds:uri="http://schemas.microsoft.com/office/2006/metadata/properties"/>
     <ds:schemaRef ds:uri="http://schemas.microsoft.com/office/infopath/2007/PartnerControls"/>
     <ds:schemaRef ds:uri="1f02373c-91b9-4d50-88b3-64e98dbf38be"/>
     <ds:schemaRef ds:uri="833209ff-be3b-48c0-8c17-04759cd24c23"/>
-  </ds:schemaRefs>
-</ds:datastoreItem>
-</file>
-
-<file path=customXml/itemProps2.xml><?xml version="1.0" encoding="utf-8"?>
-<ds:datastoreItem xmlns:ds="http://schemas.openxmlformats.org/officeDocument/2006/customXml" ds:itemID="{CE4BE2F9-5067-4088-9F9B-1F3D17ABA8D7}">
-  <ds:schemaRefs>
-    <ds:schemaRef ds:uri="http://schemas.microsoft.com/sharepoint/v3/contenttype/forms"/>
   </ds:schemaRefs>
 </ds:datastoreItem>
 </file>
